--- a/lab/lab-maya/perakitan-komputer/SIAP KIRIM/DOKUMENTASI_SUMBER_ASET_DAN_PROMPT_AI.docx
+++ b/lab/lab-maya/perakitan-komputer/SIAP KIRIM/DOKUMENTASI_SUMBER_ASET_DAN_PROMPT_AI.docx
@@ -2,80 +2,595 @@
 <file path=word/document.xml><?xml version="1.0" encoding="utf-8"?>
 <w:document xmlns:wpc="http://schemas.microsoft.com/office/word/2010/wordprocessingCanvas" xmlns:mo="http://schemas.microsoft.com/office/mac/office/2008/main" xmlns:mc="http://schemas.openxmlformats.org/markup-compatibility/2006" xmlns:mv="urn:schemas-microsoft-com:mac:vml" xmlns:o="urn:schemas-microsoft-com:office:office" xmlns:r="http://schemas.openxmlformats.org/officeDocument/2006/relationships" xmlns:m="http://schemas.openxmlformats.org/officeDocument/2006/math" xmlns:v="urn:schemas-microsoft-com:vml" xmlns:wp14="http://schemas.microsoft.com/office/word/2010/wordprocessingDrawing" xmlns:wp="http://schemas.openxmlformats.org/drawingml/2006/wordprocessingDrawing" xmlns:w10="urn:schemas-microsoft-com:office:word" xmlns:w="http://schemas.openxmlformats.org/wordprocessingml/2006/main" xmlns:w14="http://schemas.microsoft.com/office/word/2010/wordml" xmlns:wpg="http://schemas.microsoft.com/office/word/2010/wordprocessingGroup" xmlns:wpi="http://schemas.microsoft.com/office/word/2010/wordprocessingInk" xmlns:wne="http://schemas.microsoft.com/office/word/2006/wordml" xmlns:wps="http://schemas.microsoft.com/office/word/2010/wordprocessingShape" mc:Ignorable="w14 wp14">
   <w:body>
+    <w:tbl>
+      <w:tblPr>
+        <w:tblW w:type="auto" w:w="0"/>
+        <w:jc w:val="center"/>
+        <w:tblLook w:firstColumn="1" w:firstRow="1" w:lastColumn="0" w:lastRow="0" w:noHBand="0" w:noVBand="1" w:val="04A0"/>
+      </w:tblPr>
+      <w:tblGrid>
+        <w:gridCol w:w="9461"/>
+      </w:tblGrid>
+      <w:tr>
+        <w:tc>
+          <w:tcPr>
+            <w:tcW w:type="dxa" w:w="9360"/>
+            <w:shd w:fill="0A2540"/>
+            <w:tcMar>
+              <w:top w:w="260" w:type="dxa"/>
+              <w:bottom w:w="260" w:type="dxa"/>
+              <w:left w:w="260" w:type="dxa"/>
+              <w:right w:w="260" w:type="dxa"/>
+            </w:tcMar>
+          </w:tcPr>
+          <w:p>
+            <w:pPr>
+              <w:spacing w:after="40"/>
+              <w:jc w:val="center"/>
+            </w:pPr>
+            <w:r>
+              <w:rPr>
+                <w:rFonts w:ascii="Arial" w:hAnsi="Arial"/>
+                <w:b/>
+                <w:color w:val="38BDF8"/>
+                <w:sz w:val="20"/>
+              </w:rPr>
+              <w:t>★ KATEGORI SAYEMBARA: LAB MAYA (BAB V JUKNIS) ★</w:t>
+              <w:br/>
+            </w:r>
+            <w:r>
+              <w:rPr>
+                <w:rFonts w:ascii="Arial" w:hAnsi="Arial"/>
+                <w:b/>
+                <w:color w:val="FFFFFF"/>
+                <w:sz w:val="33"/>
+              </w:rPr>
+              <w:t>DOKUMENTASI SUMBER ASET, LISENSI,</w:t>
+              <w:br/>
+              <w:t>DAN PROMPTING KECERDASAN ARTIFISIAL (AI)</w:t>
+              <w:br/>
+            </w:r>
+            <w:r>
+              <w:rPr>
+                <w:rFonts w:ascii="Arial" w:hAnsi="Arial"/>
+                <w:i/>
+                <w:color w:val="E2E8F0"/>
+                <w:sz w:val="21"/>
+              </w:rPr>
+              <w:t>Festival Biru Putih Tahun 2026 — Direktorat SMP, Kemendikdasmen RI</w:t>
+            </w:r>
+          </w:p>
+        </w:tc>
+      </w:tr>
+    </w:tbl>
     <w:p>
       <w:pPr>
-        <w:jc w:val="center"/>
+        <w:spacing w:after="120"/>
+      </w:pPr>
+    </w:p>
+    <w:p>
+      <w:pPr>
+        <w:spacing w:after="80"/>
       </w:pPr>
       <w:r>
         <w:rPr>
           <w:rFonts w:ascii="Arial" w:hAnsi="Arial"/>
           <w:b/>
-          <w:color w:val="0284C7"/>
-          <w:sz w:val="19"/>
+          <w:color w:val="0A2540"/>
+          <w:sz w:val="22"/>
         </w:rPr>
-        <w:t>FESTIVAL BIRU PUTIH 2026 — DIREKTORAT SMP</w:t>
-        <w:br/>
-        <w:t>KEMENTERIAN PENDIDIKAN DASAR DAN MENENGAH</w:t>
-        <w:br/>
+        <w:t>IDENTITAS PENGEMBANG &amp; KARYA</w:t>
       </w:r>
-      <w:r>
-        <w:rPr>
-          <w:rFonts w:ascii="Arial" w:hAnsi="Arial"/>
-          <w:b/>
-          <w:color w:val="1E3A8A"/>
-          <w:sz w:val="28"/>
-        </w:rPr>
-        <w:t>DOKUMENTASI SUMBER ASET, HAK CIPTA &amp; TRANSPARANSI PROMPT AI</w:t>
-        <w:br/>
-      </w:r>
-      <w:r>
-        <w:rPr>
-          <w:rFonts w:ascii="Arial" w:hAnsi="Arial"/>
-          <w:i/>
-          <w:color w:val="64748B"/>
-          <w:sz w:val="20"/>
-        </w:rPr>
-        <w:t>Lampiran Transparansi Desain Sesuai Juknis Festival Biru Putih 2026 Bab II Hal. 6</w:t>
-      </w:r>
-    </w:p>
-    <w:p>
-      <w:pPr>
-        <w:spacing w:after="240"/>
-        <w:pBdr>
-          <w:bottom w:val="single" w:sz="18" w:space="4" w:color="0F172A"/>
-        </w:pBdr>
-      </w:pPr>
     </w:p>
     <w:tbl>
       <w:tblPr>
         <w:tblW w:type="auto" w:w="0"/>
         <w:jc w:val="center"/>
-        <w:tblLayout w:type="fixed"/>
         <w:tblLook w:firstColumn="1" w:firstRow="1" w:lastColumn="0" w:lastRow="0" w:noHBand="0" w:noVBand="1" w:val="04A0"/>
       </w:tblPr>
       <w:tblGrid>
-        <w:gridCol w:w="4680"/>
-        <w:gridCol w:w="4680"/>
+        <w:gridCol w:w="4730"/>
+        <w:gridCol w:w="4730"/>
       </w:tblGrid>
       <w:tr>
         <w:tc>
           <w:tcPr>
             <w:tcW w:type="dxa" w:w="3168"/>
+            <w:tcMar>
+              <w:top w:w="50" w:type="dxa"/>
+              <w:bottom w:w="50" w:type="dxa"/>
+              <w:left w:w="100" w:type="dxa"/>
+              <w:right w:w="100" w:type="dxa"/>
+            </w:tcMar>
             <w:shd w:fill="F8FAFC"/>
-            <w:tcMar>
-              <w:top w:w="80" w:type="dxa"/>
-              <w:bottom w:w="80" w:type="dxa"/>
-              <w:left w:w="120" w:type="dxa"/>
-              <w:right w:w="120" w:type="dxa"/>
-            </w:tcMar>
           </w:tcPr>
           <w:p>
+            <w:pPr>
+              <w:spacing w:after="30" w:before="30"/>
+            </w:pPr>
             <w:r>
               <w:rPr>
                 <w:rFonts w:ascii="Arial" w:hAnsi="Arial"/>
                 <w:b/>
-                <w:color w:val="0F172A"/>
-                <w:sz w:val="19"/>
+                <w:color w:val="1E293B"/>
+                <w:sz w:val="18"/>
+              </w:rPr>
+              <w:t>Nama Lengkap</w:t>
+            </w:r>
+          </w:p>
+        </w:tc>
+        <w:tc>
+          <w:tcPr>
+            <w:tcW w:type="dxa" w:w="6192"/>
+            <w:tcMar>
+              <w:top w:w="50" w:type="dxa"/>
+              <w:bottom w:w="50" w:type="dxa"/>
+              <w:left w:w="100" w:type="dxa"/>
+              <w:right w:w="100" w:type="dxa"/>
+            </w:tcMar>
+            <w:shd w:fill="F8FAFC"/>
+          </w:tcPr>
+          <w:p>
+            <w:pPr>
+              <w:spacing w:after="30" w:before="30"/>
+            </w:pPr>
+            <w:r>
+              <w:rPr>
+                <w:rFonts w:ascii="Arial" w:hAnsi="Arial"/>
+                <w:color w:val="334155"/>
+                <w:sz w:val="18"/>
+              </w:rPr>
+              <w:t>Ach. Chanifuddin Fanani, S.Pd.</w:t>
+            </w:r>
+          </w:p>
+        </w:tc>
+      </w:tr>
+      <w:tr>
+        <w:tc>
+          <w:tcPr>
+            <w:tcW w:type="dxa" w:w="3168"/>
+            <w:tcMar>
+              <w:top w:w="50" w:type="dxa"/>
+              <w:bottom w:w="50" w:type="dxa"/>
+              <w:left w:w="100" w:type="dxa"/>
+              <w:right w:w="100" w:type="dxa"/>
+            </w:tcMar>
+            <w:shd w:fill="FFFFFF"/>
+          </w:tcPr>
+          <w:p>
+            <w:pPr>
+              <w:spacing w:after="30" w:before="30"/>
+            </w:pPr>
+            <w:r>
+              <w:rPr>
+                <w:rFonts w:ascii="Arial" w:hAnsi="Arial"/>
+                <w:b/>
+                <w:color w:val="1E293B"/>
+                <w:sz w:val="18"/>
+              </w:rPr>
+              <w:t>NIP</w:t>
+            </w:r>
+          </w:p>
+        </w:tc>
+        <w:tc>
+          <w:tcPr>
+            <w:tcW w:type="dxa" w:w="6192"/>
+            <w:tcMar>
+              <w:top w:w="50" w:type="dxa"/>
+              <w:bottom w:w="50" w:type="dxa"/>
+              <w:left w:w="100" w:type="dxa"/>
+              <w:right w:w="100" w:type="dxa"/>
+            </w:tcMar>
+            <w:shd w:fill="FFFFFF"/>
+          </w:tcPr>
+          <w:p>
+            <w:pPr>
+              <w:spacing w:after="30" w:before="30"/>
+            </w:pPr>
+            <w:r>
+              <w:rPr>
+                <w:rFonts w:ascii="Arial" w:hAnsi="Arial"/>
+                <w:color w:val="334155"/>
+                <w:sz w:val="18"/>
+              </w:rPr>
+              <w:t>199108262020121007</w:t>
+            </w:r>
+          </w:p>
+        </w:tc>
+      </w:tr>
+      <w:tr>
+        <w:tc>
+          <w:tcPr>
+            <w:tcW w:type="dxa" w:w="3168"/>
+            <w:tcMar>
+              <w:top w:w="50" w:type="dxa"/>
+              <w:bottom w:w="50" w:type="dxa"/>
+              <w:left w:w="100" w:type="dxa"/>
+              <w:right w:w="100" w:type="dxa"/>
+            </w:tcMar>
+            <w:shd w:fill="F8FAFC"/>
+          </w:tcPr>
+          <w:p>
+            <w:pPr>
+              <w:spacing w:after="30" w:before="30"/>
+            </w:pPr>
+            <w:r>
+              <w:rPr>
+                <w:rFonts w:ascii="Arial" w:hAnsi="Arial"/>
+                <w:b/>
+                <w:color w:val="1E293B"/>
+                <w:sz w:val="18"/>
+              </w:rPr>
+              <w:t>NUPTK</w:t>
+            </w:r>
+          </w:p>
+        </w:tc>
+        <w:tc>
+          <w:tcPr>
+            <w:tcW w:type="dxa" w:w="6192"/>
+            <w:tcMar>
+              <w:top w:w="50" w:type="dxa"/>
+              <w:bottom w:w="50" w:type="dxa"/>
+              <w:left w:w="100" w:type="dxa"/>
+              <w:right w:w="100" w:type="dxa"/>
+            </w:tcMar>
+            <w:shd w:fill="F8FAFC"/>
+          </w:tcPr>
+          <w:p>
+            <w:pPr>
+              <w:spacing w:after="30" w:before="30"/>
+            </w:pPr>
+            <w:r>
+              <w:rPr>
+                <w:rFonts w:ascii="Arial" w:hAnsi="Arial"/>
+                <w:color w:val="334155"/>
+                <w:sz w:val="18"/>
+              </w:rPr>
+              <w:t>9158769670130183</w:t>
+            </w:r>
+          </w:p>
+        </w:tc>
+      </w:tr>
+      <w:tr>
+        <w:tc>
+          <w:tcPr>
+            <w:tcW w:type="dxa" w:w="3168"/>
+            <w:tcMar>
+              <w:top w:w="50" w:type="dxa"/>
+              <w:bottom w:w="50" w:type="dxa"/>
+              <w:left w:w="100" w:type="dxa"/>
+              <w:right w:w="100" w:type="dxa"/>
+            </w:tcMar>
+            <w:shd w:fill="FFFFFF"/>
+          </w:tcPr>
+          <w:p>
+            <w:pPr>
+              <w:spacing w:after="30" w:before="30"/>
+            </w:pPr>
+            <w:r>
+              <w:rPr>
+                <w:rFonts w:ascii="Arial" w:hAnsi="Arial"/>
+                <w:b/>
+                <w:color w:val="1E293B"/>
+                <w:sz w:val="18"/>
+              </w:rPr>
+              <w:t>NIK</w:t>
+            </w:r>
+          </w:p>
+        </w:tc>
+        <w:tc>
+          <w:tcPr>
+            <w:tcW w:type="dxa" w:w="6192"/>
+            <w:tcMar>
+              <w:top w:w="50" w:type="dxa"/>
+              <w:bottom w:w="50" w:type="dxa"/>
+              <w:left w:w="100" w:type="dxa"/>
+              <w:right w:w="100" w:type="dxa"/>
+            </w:tcMar>
+            <w:shd w:fill="FFFFFF"/>
+          </w:tcPr>
+          <w:p>
+            <w:pPr>
+              <w:spacing w:after="30" w:before="30"/>
+            </w:pPr>
+            <w:r>
+              <w:rPr>
+                <w:rFonts w:ascii="Arial" w:hAnsi="Arial"/>
+                <w:color w:val="334155"/>
+                <w:sz w:val="18"/>
+              </w:rPr>
+              <w:t>3524162608910001</w:t>
+            </w:r>
+          </w:p>
+        </w:tc>
+      </w:tr>
+      <w:tr>
+        <w:tc>
+          <w:tcPr>
+            <w:tcW w:type="dxa" w:w="3168"/>
+            <w:tcMar>
+              <w:top w:w="50" w:type="dxa"/>
+              <w:bottom w:w="50" w:type="dxa"/>
+              <w:left w:w="100" w:type="dxa"/>
+              <w:right w:w="100" w:type="dxa"/>
+            </w:tcMar>
+            <w:shd w:fill="F8FAFC"/>
+          </w:tcPr>
+          <w:p>
+            <w:pPr>
+              <w:spacing w:after="30" w:before="30"/>
+            </w:pPr>
+            <w:r>
+              <w:rPr>
+                <w:rFonts w:ascii="Arial" w:hAnsi="Arial"/>
+                <w:b/>
+                <w:color w:val="1E293B"/>
+                <w:sz w:val="18"/>
+              </w:rPr>
+              <w:t>Instansi / Unit Kerja</w:t>
+            </w:r>
+          </w:p>
+        </w:tc>
+        <w:tc>
+          <w:tcPr>
+            <w:tcW w:type="dxa" w:w="6192"/>
+            <w:tcMar>
+              <w:top w:w="50" w:type="dxa"/>
+              <w:bottom w:w="50" w:type="dxa"/>
+              <w:left w:w="100" w:type="dxa"/>
+              <w:right w:w="100" w:type="dxa"/>
+            </w:tcMar>
+            <w:shd w:fill="F8FAFC"/>
+          </w:tcPr>
+          <w:p>
+            <w:pPr>
+              <w:spacing w:after="30" w:before="30"/>
+            </w:pPr>
+            <w:r>
+              <w:rPr>
+                <w:rFonts w:ascii="Arial" w:hAnsi="Arial"/>
+                <w:color w:val="334155"/>
+                <w:sz w:val="18"/>
+              </w:rPr>
+              <w:t>SMP Negeri 2 Lamongan</w:t>
+            </w:r>
+          </w:p>
+        </w:tc>
+      </w:tr>
+      <w:tr>
+        <w:tc>
+          <w:tcPr>
+            <w:tcW w:type="dxa" w:w="3168"/>
+            <w:tcMar>
+              <w:top w:w="50" w:type="dxa"/>
+              <w:bottom w:w="50" w:type="dxa"/>
+              <w:left w:w="100" w:type="dxa"/>
+              <w:right w:w="100" w:type="dxa"/>
+            </w:tcMar>
+            <w:shd w:fill="FFFFFF"/>
+          </w:tcPr>
+          <w:p>
+            <w:pPr>
+              <w:spacing w:after="30" w:before="30"/>
+            </w:pPr>
+            <w:r>
+              <w:rPr>
+                <w:rFonts w:ascii="Arial" w:hAnsi="Arial"/>
+                <w:b/>
+                <w:color w:val="1E293B"/>
+                <w:sz w:val="18"/>
+              </w:rPr>
+              <w:t>Kabupaten / Provinsi</w:t>
+            </w:r>
+          </w:p>
+        </w:tc>
+        <w:tc>
+          <w:tcPr>
+            <w:tcW w:type="dxa" w:w="6192"/>
+            <w:tcMar>
+              <w:top w:w="50" w:type="dxa"/>
+              <w:bottom w:w="50" w:type="dxa"/>
+              <w:left w:w="100" w:type="dxa"/>
+              <w:right w:w="100" w:type="dxa"/>
+            </w:tcMar>
+            <w:shd w:fill="FFFFFF"/>
+          </w:tcPr>
+          <w:p>
+            <w:pPr>
+              <w:spacing w:after="30" w:before="30"/>
+            </w:pPr>
+            <w:r>
+              <w:rPr>
+                <w:rFonts w:ascii="Arial" w:hAnsi="Arial"/>
+                <w:color w:val="334155"/>
+                <w:sz w:val="18"/>
+              </w:rPr>
+              <w:t>Kabupaten Lamongan, Jawa Timur</w:t>
+            </w:r>
+          </w:p>
+        </w:tc>
+      </w:tr>
+      <w:tr>
+        <w:tc>
+          <w:tcPr>
+            <w:tcW w:type="dxa" w:w="3168"/>
+            <w:tcMar>
+              <w:top w:w="50" w:type="dxa"/>
+              <w:bottom w:w="50" w:type="dxa"/>
+              <w:left w:w="100" w:type="dxa"/>
+              <w:right w:w="100" w:type="dxa"/>
+            </w:tcMar>
+            <w:shd w:fill="F8FAFC"/>
+          </w:tcPr>
+          <w:p>
+            <w:pPr>
+              <w:spacing w:after="30" w:before="30"/>
+            </w:pPr>
+            <w:r>
+              <w:rPr>
+                <w:rFonts w:ascii="Arial" w:hAnsi="Arial"/>
+                <w:b/>
+                <w:color w:val="1E293B"/>
+                <w:sz w:val="18"/>
+              </w:rPr>
+              <w:t>No. Telepon / WhatsApp</w:t>
+            </w:r>
+          </w:p>
+        </w:tc>
+        <w:tc>
+          <w:tcPr>
+            <w:tcW w:type="dxa" w:w="6192"/>
+            <w:tcMar>
+              <w:top w:w="50" w:type="dxa"/>
+              <w:bottom w:w="50" w:type="dxa"/>
+              <w:left w:w="100" w:type="dxa"/>
+              <w:right w:w="100" w:type="dxa"/>
+            </w:tcMar>
+            <w:shd w:fill="F8FAFC"/>
+          </w:tcPr>
+          <w:p>
+            <w:pPr>
+              <w:spacing w:after="30" w:before="30"/>
+            </w:pPr>
+            <w:r>
+              <w:rPr>
+                <w:rFonts w:ascii="Arial" w:hAnsi="Arial"/>
+                <w:color w:val="334155"/>
+                <w:sz w:val="18"/>
+              </w:rPr>
+              <w:t>08158885508</w:t>
+            </w:r>
+          </w:p>
+        </w:tc>
+      </w:tr>
+      <w:tr>
+        <w:tc>
+          <w:tcPr>
+            <w:tcW w:type="dxa" w:w="3168"/>
+            <w:tcMar>
+              <w:top w:w="50" w:type="dxa"/>
+              <w:bottom w:w="50" w:type="dxa"/>
+              <w:left w:w="100" w:type="dxa"/>
+              <w:right w:w="100" w:type="dxa"/>
+            </w:tcMar>
+            <w:shd w:fill="FFFFFF"/>
+          </w:tcPr>
+          <w:p>
+            <w:pPr>
+              <w:spacing w:after="30" w:before="30"/>
+            </w:pPr>
+            <w:r>
+              <w:rPr>
+                <w:rFonts w:ascii="Arial" w:hAnsi="Arial"/>
+                <w:b/>
+                <w:color w:val="1E293B"/>
+                <w:sz w:val="18"/>
+              </w:rPr>
+              <w:t>Alamat Surel (Email)</w:t>
+            </w:r>
+          </w:p>
+        </w:tc>
+        <w:tc>
+          <w:tcPr>
+            <w:tcW w:type="dxa" w:w="6192"/>
+            <w:tcMar>
+              <w:top w:w="50" w:type="dxa"/>
+              <w:bottom w:w="50" w:type="dxa"/>
+              <w:left w:w="100" w:type="dxa"/>
+              <w:right w:w="100" w:type="dxa"/>
+            </w:tcMar>
+            <w:shd w:fill="FFFFFF"/>
+          </w:tcPr>
+          <w:p>
+            <w:pPr>
+              <w:spacing w:after="30" w:before="30"/>
+            </w:pPr>
+            <w:r>
+              <w:rPr>
+                <w:rFonts w:ascii="Arial" w:hAnsi="Arial"/>
+                <w:color w:val="334155"/>
+                <w:sz w:val="18"/>
+              </w:rPr>
+              <w:t>chanifuddin@gmail.com</w:t>
+            </w:r>
+          </w:p>
+        </w:tc>
+      </w:tr>
+      <w:tr>
+        <w:tc>
+          <w:tcPr>
+            <w:tcW w:type="dxa" w:w="3168"/>
+            <w:tcMar>
+              <w:top w:w="50" w:type="dxa"/>
+              <w:bottom w:w="50" w:type="dxa"/>
+              <w:left w:w="100" w:type="dxa"/>
+              <w:right w:w="100" w:type="dxa"/>
+            </w:tcMar>
+            <w:shd w:fill="F8FAFC"/>
+          </w:tcPr>
+          <w:p>
+            <w:pPr>
+              <w:spacing w:after="30" w:before="30"/>
+            </w:pPr>
+            <w:r>
+              <w:rPr>
+                <w:rFonts w:ascii="Arial" w:hAnsi="Arial"/>
+                <w:b/>
+                <w:color w:val="1E293B"/>
+                <w:sz w:val="18"/>
+              </w:rPr>
+              <w:t>Kategori Lomba</w:t>
+            </w:r>
+          </w:p>
+        </w:tc>
+        <w:tc>
+          <w:tcPr>
+            <w:tcW w:type="dxa" w:w="6192"/>
+            <w:tcMar>
+              <w:top w:w="50" w:type="dxa"/>
+              <w:bottom w:w="50" w:type="dxa"/>
+              <w:left w:w="100" w:type="dxa"/>
+              <w:right w:w="100" w:type="dxa"/>
+            </w:tcMar>
+            <w:shd w:fill="F8FAFC"/>
+          </w:tcPr>
+          <w:p>
+            <w:pPr>
+              <w:spacing w:after="30" w:before="30"/>
+            </w:pPr>
+            <w:r>
+              <w:rPr>
+                <w:rFonts w:ascii="Arial" w:hAnsi="Arial"/>
+                <w:color w:val="334155"/>
+                <w:sz w:val="18"/>
+              </w:rPr>
+              <w:t>Lab Maya (Bab V Petunjuk Teknis Festival Biru Putih 2026)</w:t>
+            </w:r>
+          </w:p>
+        </w:tc>
+      </w:tr>
+      <w:tr>
+        <w:tc>
+          <w:tcPr>
+            <w:tcW w:type="dxa" w:w="3168"/>
+            <w:tcMar>
+              <w:top w:w="50" w:type="dxa"/>
+              <w:bottom w:w="50" w:type="dxa"/>
+              <w:left w:w="100" w:type="dxa"/>
+              <w:right w:w="100" w:type="dxa"/>
+            </w:tcMar>
+            <w:shd w:fill="FFFFFF"/>
+          </w:tcPr>
+          <w:p>
+            <w:pPr>
+              <w:spacing w:after="30" w:before="30"/>
+            </w:pPr>
+            <w:r>
+              <w:rPr>
+                <w:rFonts w:ascii="Arial" w:hAnsi="Arial"/>
+                <w:b/>
+                <w:color w:val="1E293B"/>
+                <w:sz w:val="18"/>
               </w:rPr>
               <w:t>Judul Karya</w:t>
             </w:r>
@@ -83,21 +598,24 @@
         </w:tc>
         <w:tc>
           <w:tcPr>
-            <w:tcW w:type="dxa" w:w="6480"/>
+            <w:tcW w:type="dxa" w:w="6192"/>
+            <w:tcMar>
+              <w:top w:w="50" w:type="dxa"/>
+              <w:bottom w:w="50" w:type="dxa"/>
+              <w:left w:w="100" w:type="dxa"/>
+              <w:right w:w="100" w:type="dxa"/>
+            </w:tcMar>
             <w:shd w:fill="FFFFFF"/>
-            <w:tcMar>
-              <w:top w:w="80" w:type="dxa"/>
-              <w:bottom w:w="80" w:type="dxa"/>
-              <w:left w:w="120" w:type="dxa"/>
-              <w:right w:w="120" w:type="dxa"/>
-            </w:tcMar>
           </w:tcPr>
           <w:p>
+            <w:pPr>
+              <w:spacing w:after="30" w:before="30"/>
+            </w:pPr>
             <w:r>
               <w:rPr>
                 <w:rFonts w:ascii="Arial" w:hAnsi="Arial"/>
-                <w:color w:val="0F172A"/>
-                <w:sz w:val="19"/>
+                <w:color w:val="334155"/>
+                <w:sz w:val="18"/>
               </w:rPr>
               <w:t>Lab Maya Sistem Komputer: Perakitan PC &amp; Logika Digital</w:t>
             </w:r>
@@ -108,233 +626,2455 @@
         <w:tc>
           <w:tcPr>
             <w:tcW w:type="dxa" w:w="3168"/>
+            <w:tcMar>
+              <w:top w:w="50" w:type="dxa"/>
+              <w:bottom w:w="50" w:type="dxa"/>
+              <w:left w:w="100" w:type="dxa"/>
+              <w:right w:w="100" w:type="dxa"/>
+            </w:tcMar>
             <w:shd w:fill="F8FAFC"/>
-            <w:tcMar>
-              <w:top w:w="80" w:type="dxa"/>
-              <w:bottom w:w="80" w:type="dxa"/>
-              <w:left w:w="120" w:type="dxa"/>
-              <w:right w:w="120" w:type="dxa"/>
-            </w:tcMar>
           </w:tcPr>
           <w:p>
+            <w:pPr>
+              <w:spacing w:after="30" w:before="30"/>
+            </w:pPr>
             <w:r>
               <w:rPr>
                 <w:rFonts w:ascii="Arial" w:hAnsi="Arial"/>
                 <w:b/>
-                <w:color w:val="0F172A"/>
-                <w:sz w:val="19"/>
+                <w:color w:val="1E293B"/>
+                <w:sz w:val="18"/>
               </w:rPr>
-              <w:t>Kategori Sayembara</w:t>
+              <w:t>Sasaran Pengguna</w:t>
             </w:r>
           </w:p>
         </w:tc>
         <w:tc>
           <w:tcPr>
-            <w:tcW w:type="dxa" w:w="6480"/>
-            <w:shd w:fill="FAFAFA"/>
+            <w:tcW w:type="dxa" w:w="6192"/>
             <w:tcMar>
-              <w:top w:w="80" w:type="dxa"/>
-              <w:bottom w:w="80" w:type="dxa"/>
-              <w:left w:w="120" w:type="dxa"/>
-              <w:right w:w="120" w:type="dxa"/>
+              <w:top w:w="50" w:type="dxa"/>
+              <w:bottom w:w="50" w:type="dxa"/>
+              <w:left w:w="100" w:type="dxa"/>
+              <w:right w:w="100" w:type="dxa"/>
             </w:tcMar>
+            <w:shd w:fill="F8FAFC"/>
           </w:tcPr>
           <w:p>
+            <w:pPr>
+              <w:spacing w:after="30" w:before="30"/>
+            </w:pPr>
+            <w:r>
+              <w:rPr>
+                <w:rFonts w:ascii="Arial" w:hAnsi="Arial"/>
+                <w:color w:val="334155"/>
+                <w:sz w:val="18"/>
+              </w:rPr>
+              <w:t>Peserta Didik SMP / Fase D (Kelas VII/VIII/IX)</w:t>
+            </w:r>
+          </w:p>
+        </w:tc>
+      </w:tr>
+    </w:tbl>
+    <w:p>
+      <w:pPr>
+        <w:spacing w:after="200"/>
+      </w:pPr>
+    </w:p>
+    <w:p>
+      <w:pPr>
+        <w:keepNext/>
+        <w:spacing w:before="280" w:after="80"/>
+      </w:pPr>
+      <w:r>
+        <w:rPr>
+          <w:rFonts w:ascii="Arial" w:hAnsi="Arial"/>
+          <w:b/>
+          <w:color w:val="0A2540"/>
+          <w:sz w:val="25"/>
+        </w:rPr>
+        <w:t>1. Landasan Regulasi &amp; Kepatuhan Terhadap Juknis</w:t>
+      </w:r>
+    </w:p>
+    <w:p>
+      <w:pPr>
+        <w:spacing w:after="80" w:line="276" w:lineRule="auto"/>
+      </w:pPr>
+      <w:r>
+        <w:rPr>
+          <w:rFonts w:ascii="Arial" w:hAnsi="Arial"/>
+          <w:color w:val="1E293B"/>
+          <w:sz w:val="19"/>
+        </w:rPr>
+        <w:t>Dokumen ini disusun sebagai wujud transparansi, integritas akademik, dan pemenuhan ketat atas Petunjuk Teknis (Juknis) Festival Biru Putih 2026 Direktorat SMP Kemendikdasmen RI, dengan rujukan pokok sebagai berikut:</w:t>
+      </w:r>
+    </w:p>
+    <w:tbl>
+      <w:tblPr>
+        <w:tblW w:type="auto" w:w="0"/>
+        <w:jc w:val="center"/>
+        <w:tblLook w:firstColumn="1" w:firstRow="1" w:lastColumn="0" w:lastRow="0" w:noHBand="0" w:noVBand="1" w:val="04A0"/>
+      </w:tblPr>
+      <w:tblGrid>
+        <w:gridCol w:w="9461"/>
+      </w:tblGrid>
+      <w:tr>
+        <w:tc>
+          <w:tcPr>
+            <w:tcW w:type="dxa" w:w="9360"/>
+            <w:shd w:fill="F0F9FF"/>
+            <w:tcMar>
+              <w:top w:w="100" w:type="dxa"/>
+              <w:bottom w:w="100" w:type="dxa"/>
+              <w:left w:w="150" w:type="dxa"/>
+              <w:right w:w="150" w:type="dxa"/>
+            </w:tcMar>
+            <w:tcBorders>
+              <w:left w:val="single" w:sz="24" w:space="0" w:color="0284C7"/>
+              <w:top w:val="none"/>
+              <w:right w:val="none"/>
+              <w:bottom w:val="none"/>
+            </w:tcBorders>
+          </w:tcPr>
+          <w:p>
+            <w:pPr>
+              <w:spacing w:after="40" w:line="276" w:lineRule="auto"/>
+            </w:pPr>
+            <w:r>
+              <w:rPr>
+                <w:rFonts w:ascii="Arial" w:hAnsi="Arial"/>
+                <w:b/>
+                <w:color w:val="0369A1"/>
+                <w:sz w:val="19"/>
+              </w:rPr>
+              <w:t>📌 KETENTUAN RESMI PETUNJUK TEKNIS FESTIVAL BIRU PUTIH 2026</w:t>
+              <w:br/>
+            </w:r>
             <w:r>
               <w:rPr>
                 <w:rFonts w:ascii="Arial" w:hAnsi="Arial"/>
                 <w:color w:val="0F172A"/>
-                <w:sz w:val="19"/>
+                <w:sz w:val="18"/>
               </w:rPr>
-              <w:t>Lab Maya (Bab V Juknis Festival Biru Putih 2026)</w:t>
+              <w:t>1. Bab II Halaman 6 Poin 3e:</w:t>
+              <w:br/>
+              <w:t>"Karya dapat memanfaatkan kecerdasan buatan (Artificial Intelligence). Jika dibuat oleh AI perlu dituliskan keterangan serta wajib menyertakan dokumen desain (prompting)."</w:t>
+              <w:br/>
+              <w:br/>
+              <w:t>2. Bab V Halaman 21 Ketentuan Khusus Sayembara Media Lab Maya:</w:t>
+              <w:br/>
+              <w:t>"Semua aset yang digunakan oleh webpage tersebut tidak diperkenankan mencantumkan aset / URL eksternal dan aplikasi harus berupa Single Page Application (SPA)."</w:t>
             </w:r>
           </w:p>
         </w:tc>
       </w:tr>
+    </w:tbl>
+    <w:p>
+      <w:pPr>
+        <w:spacing w:after="80"/>
+      </w:pPr>
+    </w:p>
+    <w:p>
+      <w:pPr>
+        <w:spacing w:after="80" w:line="276" w:lineRule="auto"/>
+      </w:pPr>
+      <w:r>
+        <w:rPr>
+          <w:rFonts w:ascii="Arial" w:hAnsi="Arial"/>
+          <w:color w:val="1E293B"/>
+          <w:sz w:val="19"/>
+        </w:rPr>
+        <w:t>Seluruh aset grafis, tipografi, dan audio yang digunakan dalam aplikasi Lab Maya bersifat 100% mandiri (self-contained), bebas ketergantungan CDN eksternal, berstatus bebas royalti / open license, serta dilengkapi rekaman instruksi prompt AI dan parameter desain geometris terinci.</w:t>
+      </w:r>
+    </w:p>
+    <w:p>
+      <w:pPr>
+        <w:keepNext/>
+        <w:spacing w:before="280" w:after="80"/>
+      </w:pPr>
+      <w:r>
+        <w:rPr>
+          <w:rFonts w:ascii="Arial" w:hAnsi="Arial"/>
+          <w:b/>
+          <w:color w:val="0A2540"/>
+          <w:sz w:val="25"/>
+        </w:rPr>
+        <w:t>2. Inventaris Aset Visual &amp; Dokumentasi Prompting AI</w:t>
+      </w:r>
+    </w:p>
+    <w:p>
+      <w:pPr>
+        <w:spacing w:after="80" w:line="276" w:lineRule="auto"/>
+      </w:pPr>
+      <w:r>
+        <w:rPr>
+          <w:rFonts w:ascii="Arial" w:hAnsi="Arial"/>
+          <w:color w:val="1E293B"/>
+          <w:sz w:val="19"/>
+        </w:rPr>
+        <w:t>Berikut adalah daftar lengkap aset visual yang terintegrasi pada aplikasi Lab Maya Perakitan Komputer, disertai tampilan fisik gambar nyata, format berkas, metode pembuatan, instruksi prompt AI bahasa Inggris asli, dan status lisensi orisinal pengembang:</w:t>
+      </w:r>
+    </w:p>
+    <w:tbl>
+      <w:tblPr>
+        <w:tblW w:type="auto" w:w="0"/>
+        <w:jc w:val="center"/>
+        <w:tblLook w:firstColumn="1" w:firstRow="1" w:lastColumn="0" w:lastRow="0" w:noHBand="0" w:noVBand="1" w:val="04A0"/>
+      </w:tblPr>
+      <w:tblGrid>
+        <w:gridCol w:w="4730"/>
+        <w:gridCol w:w="4730"/>
+      </w:tblGrid>
       <w:tr>
         <w:tc>
           <w:tcPr>
             <w:tcW w:type="dxa" w:w="3168"/>
+            <w:vAlign w:val="center"/>
             <w:shd w:fill="F8FAFC"/>
             <w:tcMar>
-              <w:top w:w="80" w:type="dxa"/>
-              <w:bottom w:w="80" w:type="dxa"/>
-              <w:left w:w="120" w:type="dxa"/>
-              <w:right w:w="120" w:type="dxa"/>
+              <w:top w:w="100" w:type="dxa"/>
+              <w:bottom w:w="100" w:type="dxa"/>
+              <w:left w:w="100" w:type="dxa"/>
+              <w:right w:w="100" w:type="dxa"/>
             </w:tcMar>
+            <w:tcBorders>
+              <w:top w:val="single" w:sz="6" w:space="0" w:color="CBD5E1"/>
+              <w:bottom w:val="single" w:sz="6" w:space="0" w:color="CBD5E1"/>
+              <w:left w:val="single" w:sz="6" w:space="0" w:color="CBD5E1"/>
+              <w:right w:val="single" w:sz="6" w:space="0" w:color="CBD5E1"/>
+            </w:tcBorders>
           </w:tcPr>
           <w:p>
+            <w:pPr>
+              <w:spacing w:after="40" w:before="40"/>
+              <w:jc w:val="center"/>
+            </w:pPr>
+            <w:r>
+              <w:drawing>
+                <wp:inline xmlns:a="http://schemas.openxmlformats.org/drawingml/2006/main" xmlns:pic="http://schemas.openxmlformats.org/drawingml/2006/picture">
+                  <wp:extent cx="1783080" cy="995207"/>
+                  <wp:docPr id="1" name="Picture 1"/>
+                  <wp:cNvGraphicFramePr>
+                    <a:graphicFrameLocks noChangeAspect="1"/>
+                  </wp:cNvGraphicFramePr>
+                  <a:graphic>
+                    <a:graphicData uri="http://schemas.openxmlformats.org/drawingml/2006/picture">
+                      <pic:pic>
+                        <pic:nvPicPr>
+                          <pic:cNvPr id="0" name="welcome-bg.jpg"/>
+                          <pic:cNvPicPr/>
+                        </pic:nvPicPr>
+                        <pic:blipFill>
+                          <a:blip r:embed="rId9"/>
+                          <a:stretch>
+                            <a:fillRect/>
+                          </a:stretch>
+                        </pic:blipFill>
+                        <pic:spPr>
+                          <a:xfrm>
+                            <a:off x="0" y="0"/>
+                            <a:ext cx="1783080" cy="995207"/>
+                          </a:xfrm>
+                          <a:prstGeom prst="rect"/>
+                        </pic:spPr>
+                      </pic:pic>
+                    </a:graphicData>
+                  </a:graphic>
+                </wp:inline>
+              </w:drawing>
+            </w:r>
+          </w:p>
+          <w:p>
+            <w:pPr>
+              <w:spacing w:after="0" w:before="40"/>
+              <w:jc w:val="center"/>
+            </w:pPr>
             <w:r>
               <w:rPr>
-                <w:rFonts w:ascii="Arial" w:hAnsi="Arial"/>
-                <w:b/>
-                <w:color w:val="0F172A"/>
-                <w:sz w:val="19"/>
+                <w:rFonts w:ascii="Consolas" w:hAnsi="Consolas"/>
+                <w:color w:val="64748B"/>
+                <w:sz w:val="15"/>
               </w:rPr>
-              <w:t>Nama Pengembang</w:t>
+              <w:t>welcome-bg.jpg</w:t>
             </w:r>
           </w:p>
         </w:tc>
         <w:tc>
           <w:tcPr>
-            <w:tcW w:type="dxa" w:w="6480"/>
+            <w:tcW w:type="dxa" w:w="6192"/>
+            <w:vAlign w:val="top"/>
             <w:shd w:fill="FFFFFF"/>
             <w:tcMar>
-              <w:top w:w="80" w:type="dxa"/>
-              <w:bottom w:w="80" w:type="dxa"/>
+              <w:top w:w="100" w:type="dxa"/>
+              <w:bottom w:w="100" w:type="dxa"/>
               <w:left w:w="120" w:type="dxa"/>
               <w:right w:w="120" w:type="dxa"/>
             </w:tcMar>
+            <w:tcBorders>
+              <w:top w:val="single" w:sz="6" w:space="0" w:color="CBD5E1"/>
+              <w:bottom w:val="single" w:sz="6" w:space="0" w:color="CBD5E1"/>
+              <w:left w:val="single" w:sz="6" w:space="0" w:color="CBD5E1"/>
+              <w:right w:val="single" w:sz="6" w:space="0" w:color="CBD5E1"/>
+            </w:tcBorders>
           </w:tcPr>
           <w:p>
+            <w:pPr>
+              <w:spacing w:after="40" w:before="0"/>
+            </w:pPr>
             <w:r>
               <w:rPr>
                 <w:rFonts w:ascii="Arial" w:hAnsi="Arial"/>
-                <w:color w:val="0F172A"/>
-                <w:sz w:val="19"/>
+                <w:b/>
+                <w:color w:val="0284C7"/>
+                <w:sz w:val="20"/>
               </w:rPr>
-              <w:t>Ach. Chanifuddin Fanani, S.Pd.</w:t>
+              <w:t xml:space="preserve">#1  </w:t>
+            </w:r>
+            <w:r>
+              <w:rPr>
+                <w:rFonts w:ascii="Arial" w:hAnsi="Arial"/>
+                <w:b/>
+                <w:color w:val="0F2744"/>
+                <w:sz w:val="21"/>
+              </w:rPr>
+              <w:t>Latar Belakang Splash Screen Lab Komputer</w:t>
+            </w:r>
+          </w:p>
+          <w:p>
+            <w:pPr>
+              <w:spacing w:after="80"/>
+            </w:pPr>
+            <w:r>
+              <w:rPr>
+                <w:rFonts w:ascii="Arial" w:hAnsi="Arial"/>
+                <w:color w:val="475569"/>
+                <w:sz w:val="17"/>
+              </w:rPr>
+              <w:t>Peran: Background Splash Visual &amp; Welcome Card  |  Alat: Google Imagen 3 / DeepMind (AI Generated Image)</w:t>
+              <w:br/>
+            </w:r>
+            <w:r>
+              <w:rPr>
+                <w:rFonts w:ascii="Consolas" w:hAnsi="Consolas"/>
+                <w:color w:val="0F766E"/>
+                <w:sz w:val="16"/>
+              </w:rPr>
+              <w:t>Lokasi Berkas: assets/welcome-bg.jpg (JPG 1920x1080)</w:t>
+            </w:r>
+          </w:p>
+          <w:p>
+            <w:pPr>
+              <w:spacing w:before="40" w:after="20"/>
+            </w:pPr>
+            <w:r>
+              <w:rPr>
+                <w:rFonts w:ascii="Arial" w:hAnsi="Arial"/>
+                <w:b/>
+                <w:color w:val="0369A1"/>
+                <w:sz w:val="17"/>
+              </w:rPr>
+              <w:t>Prompt AI / Parameter Desain:</w:t>
+            </w:r>
+          </w:p>
+          <w:p>
+            <w:pPr>
+              <w:spacing w:before="20" w:after="60" w:line="264" w:lineRule="auto"/>
+            </w:pPr>
+            <w:r>
+              <w:rPr>
+                <w:rFonts w:ascii="Calibri" w:hAnsi="Calibri"/>
+                <w:i/>
+                <w:color w:val="1E293B"/>
+                <w:sz w:val="17"/>
+              </w:rPr>
+              <w:t>"A vibrant, high-tech computer hardware assembly laboratory with neon cyan and teal lighting, neatly organized technician workbench featuring computer parts, motherboard, processor, memory RAM sticks, graphics card, screwdrivers and testing equipment, clean modern educational classroom aesthetic, cinematic wide angle, 3D digital illustration, 8k resolution, photorealistic, 16:9"</w:t>
+            </w:r>
+          </w:p>
+          <w:p>
+            <w:pPr>
+              <w:spacing w:before="20" w:after="40"/>
+            </w:pPr>
+            <w:r>
+              <w:rPr>
+                <w:rFonts w:ascii="Arial" w:hAnsi="Arial"/>
+                <w:b/>
+                <w:color w:val="475569"/>
+                <w:sz w:val="16"/>
+              </w:rPr>
+              <w:t xml:space="preserve">Keterangan Teknis: </w:t>
+            </w:r>
+            <w:r>
+              <w:rPr>
+                <w:rFonts w:ascii="Arial" w:hAnsi="Arial"/>
+                <w:color w:val="64748B"/>
+                <w:sz w:val="16"/>
+              </w:rPr>
+              <w:t>Rasio layar 16:9, resolusi tinggi dioptimasi kompresi JPEG progresif kualitas 88% untuk memangkas waktu pemuatan menjadi kurang dari 0.3 detik.</w:t>
+            </w:r>
+          </w:p>
+          <w:p>
+            <w:pPr>
+              <w:spacing w:before="20" w:after="40"/>
+            </w:pPr>
+            <w:r>
+              <w:rPr>
+                <w:rFonts w:ascii="Arial" w:hAnsi="Arial"/>
+                <w:b/>
+                <w:color w:val="166534"/>
+                <w:sz w:val="16"/>
+              </w:rPr>
+              <w:t xml:space="preserve">Lisensi: </w:t>
+            </w:r>
+            <w:r>
+              <w:rPr>
+                <w:rFonts w:ascii="Arial" w:hAnsi="Arial"/>
+                <w:color w:val="166534"/>
+                <w:sz w:val="16"/>
+              </w:rPr>
+              <w:t>Lisensi Komersial &amp; Karya Pengembang (Prompting Asli)</w:t>
             </w:r>
           </w:p>
         </w:tc>
       </w:tr>
+    </w:tbl>
+    <w:p>
+      <w:pPr>
+        <w:spacing w:after="120"/>
+      </w:pPr>
+    </w:p>
+    <w:tbl>
+      <w:tblPr>
+        <w:tblW w:type="auto" w:w="0"/>
+        <w:jc w:val="center"/>
+        <w:tblLook w:firstColumn="1" w:firstRow="1" w:lastColumn="0" w:lastRow="0" w:noHBand="0" w:noVBand="1" w:val="04A0"/>
+      </w:tblPr>
+      <w:tblGrid>
+        <w:gridCol w:w="4730"/>
+        <w:gridCol w:w="4730"/>
+      </w:tblGrid>
       <w:tr>
         <w:tc>
           <w:tcPr>
             <w:tcW w:type="dxa" w:w="3168"/>
+            <w:vAlign w:val="center"/>
             <w:shd w:fill="F8FAFC"/>
             <w:tcMar>
-              <w:top w:w="80" w:type="dxa"/>
-              <w:bottom w:w="80" w:type="dxa"/>
-              <w:left w:w="120" w:type="dxa"/>
-              <w:right w:w="120" w:type="dxa"/>
+              <w:top w:w="100" w:type="dxa"/>
+              <w:bottom w:w="100" w:type="dxa"/>
+              <w:left w:w="100" w:type="dxa"/>
+              <w:right w:w="100" w:type="dxa"/>
             </w:tcMar>
+            <w:tcBorders>
+              <w:top w:val="single" w:sz="6" w:space="0" w:color="CBD5E1"/>
+              <w:bottom w:val="single" w:sz="6" w:space="0" w:color="CBD5E1"/>
+              <w:left w:val="single" w:sz="6" w:space="0" w:color="CBD5E1"/>
+              <w:right w:val="single" w:sz="6" w:space="0" w:color="CBD5E1"/>
+            </w:tcBorders>
           </w:tcPr>
           <w:p>
+            <w:pPr>
+              <w:spacing w:after="40" w:before="40"/>
+              <w:jc w:val="center"/>
+            </w:pPr>
+            <w:r>
+              <w:drawing>
+                <wp:inline xmlns:a="http://schemas.openxmlformats.org/drawingml/2006/main" xmlns:pic="http://schemas.openxmlformats.org/drawingml/2006/picture">
+                  <wp:extent cx="1783080" cy="1474080"/>
+                  <wp:docPr id="2" name="Picture 2"/>
+                  <wp:cNvGraphicFramePr>
+                    <a:graphicFrameLocks noChangeAspect="1"/>
+                  </wp:cNvGraphicFramePr>
+                  <a:graphic>
+                    <a:graphicData uri="http://schemas.openxmlformats.org/drawingml/2006/picture">
+                      <pic:pic>
+                        <pic:nvPicPr>
+                          <pic:cNvPr id="0" name="motherboard-atx.png"/>
+                          <pic:cNvPicPr/>
+                        </pic:nvPicPr>
+                        <pic:blipFill>
+                          <a:blip r:embed="rId10"/>
+                          <a:stretch>
+                            <a:fillRect/>
+                          </a:stretch>
+                        </pic:blipFill>
+                        <pic:spPr>
+                          <a:xfrm>
+                            <a:off x="0" y="0"/>
+                            <a:ext cx="1783080" cy="1474080"/>
+                          </a:xfrm>
+                          <a:prstGeom prst="rect"/>
+                        </pic:spPr>
+                      </pic:pic>
+                    </a:graphicData>
+                  </a:graphic>
+                </wp:inline>
+              </w:drawing>
+            </w:r>
+          </w:p>
+          <w:p>
+            <w:pPr>
+              <w:spacing w:after="0" w:before="40"/>
+              <w:jc w:val="center"/>
+            </w:pPr>
             <w:r>
               <w:rPr>
-                <w:rFonts w:ascii="Arial" w:hAnsi="Arial"/>
-                <w:b/>
-                <w:color w:val="0F172A"/>
-                <w:sz w:val="19"/>
+                <w:rFonts w:ascii="Consolas" w:hAnsi="Consolas"/>
+                <w:color w:val="64748B"/>
+                <w:sz w:val="15"/>
               </w:rPr>
-              <w:t>Unit Kerja</w:t>
+              <w:t>motherboard-atx.png</w:t>
             </w:r>
           </w:p>
         </w:tc>
         <w:tc>
           <w:tcPr>
-            <w:tcW w:type="dxa" w:w="6480"/>
-            <w:shd w:fill="FAFAFA"/>
+            <w:tcW w:type="dxa" w:w="6192"/>
+            <w:vAlign w:val="top"/>
+            <w:shd w:fill="FFFFFF"/>
             <w:tcMar>
-              <w:top w:w="80" w:type="dxa"/>
-              <w:bottom w:w="80" w:type="dxa"/>
+              <w:top w:w="100" w:type="dxa"/>
+              <w:bottom w:w="100" w:type="dxa"/>
               <w:left w:w="120" w:type="dxa"/>
               <w:right w:w="120" w:type="dxa"/>
             </w:tcMar>
+            <w:tcBorders>
+              <w:top w:val="single" w:sz="6" w:space="0" w:color="CBD5E1"/>
+              <w:bottom w:val="single" w:sz="6" w:space="0" w:color="CBD5E1"/>
+              <w:left w:val="single" w:sz="6" w:space="0" w:color="CBD5E1"/>
+              <w:right w:val="single" w:sz="6" w:space="0" w:color="CBD5E1"/>
+            </w:tcBorders>
           </w:tcPr>
           <w:p>
+            <w:pPr>
+              <w:spacing w:after="40" w:before="0"/>
+            </w:pPr>
             <w:r>
               <w:rPr>
                 <w:rFonts w:ascii="Arial" w:hAnsi="Arial"/>
-                <w:color w:val="0F172A"/>
-                <w:sz w:val="19"/>
+                <w:b/>
+                <w:color w:val="0284C7"/>
+                <w:sz w:val="20"/>
               </w:rPr>
-              <w:t>SMP Negeri 2 Lamongan, Jawa Timur</w:t>
+              <w:t xml:space="preserve">#2  </w:t>
+            </w:r>
+            <w:r>
+              <w:rPr>
+                <w:rFonts w:ascii="Arial" w:hAnsi="Arial"/>
+                <w:b/>
+                <w:color w:val="0F2744"/>
+                <w:sz w:val="21"/>
+              </w:rPr>
+              <w:t>Papan Induk Motherboard ATX Interaktif</w:t>
+            </w:r>
+          </w:p>
+          <w:p>
+            <w:pPr>
+              <w:spacing w:after="80"/>
+            </w:pPr>
+            <w:r>
+              <w:rPr>
+                <w:rFonts w:ascii="Arial" w:hAnsi="Arial"/>
+                <w:color w:val="475569"/>
+                <w:sz w:val="17"/>
+              </w:rPr>
+              <w:t>Peran: Kanvas Utama Perakitan (Drop-Target Interaktif)  |  Alat: Antigravity AI (Procedural SVG Vector Assisted)</w:t>
+              <w:br/>
+            </w:r>
+            <w:r>
+              <w:rPr>
+                <w:rFonts w:ascii="Consolas" w:hAnsi="Consolas"/>
+                <w:color w:val="0F766E"/>
+                <w:sz w:val="16"/>
+              </w:rPr>
+              <w:t>Lokasi Berkas: assets/images/motherboard-atx.svg (Vektor SVG Presisi)</w:t>
+            </w:r>
+          </w:p>
+          <w:p>
+            <w:pPr>
+              <w:spacing w:before="40" w:after="20"/>
+            </w:pPr>
+            <w:r>
+              <w:rPr>
+                <w:rFonts w:ascii="Arial" w:hAnsi="Arial"/>
+                <w:b/>
+                <w:color w:val="0369A1"/>
+                <w:sz w:val="17"/>
+              </w:rPr>
+              <w:t>Prompt AI / Parameter Desain:</w:t>
+            </w:r>
+          </w:p>
+          <w:p>
+            <w:pPr>
+              <w:spacing w:before="20" w:after="60" w:line="264" w:lineRule="auto"/>
+            </w:pPr>
+            <w:r>
+              <w:rPr>
+                <w:rFonts w:ascii="Calibri" w:hAnsi="Calibri"/>
+                <w:i/>
+                <w:color w:val="1E293B"/>
+                <w:sz w:val="17"/>
+              </w:rPr>
+              <w:t>"Comprehensive vector schematic diagram of an ATX gaming motherboard, matte navy blue PCB traces, LGA 1700 CPU socket with lever arm, dual DDR4 DIMM memory slots, steel-reinforced PCIe 5.0 x16 slot, M.2 NVMe shield bed, ATX 24-pin power socket, VRM aluminum heatsinks, passive chipset heatsink, EZ debug LED post cluster, clean scalable SVG 680x540"</w:t>
+            </w:r>
+          </w:p>
+          <w:p>
+            <w:pPr>
+              <w:spacing w:before="20" w:after="40"/>
+            </w:pPr>
+            <w:r>
+              <w:rPr>
+                <w:rFonts w:ascii="Arial" w:hAnsi="Arial"/>
+                <w:b/>
+                <w:color w:val="475569"/>
+                <w:sz w:val="16"/>
+              </w:rPr>
+              <w:t xml:space="preserve">Keterangan Teknis: </w:t>
+            </w:r>
+            <w:r>
+              <w:rPr>
+                <w:rFonts w:ascii="Arial" w:hAnsi="Arial"/>
+                <w:color w:val="64748B"/>
+                <w:sz w:val="16"/>
+              </w:rPr>
+              <w:t>Vektor matematis presisi dengan koordinat drop-target: Soket CPU (x:205, y:80), Slot DDR4 (x:415, y:80), Slot M.2 (x:205, y:235), Slot PCIe GPU (x:90, y:315), Header 24-Pin ATX (x:570, y:180).</w:t>
+            </w:r>
+          </w:p>
+          <w:p>
+            <w:pPr>
+              <w:spacing w:before="20" w:after="40"/>
+            </w:pPr>
+            <w:r>
+              <w:rPr>
+                <w:rFonts w:ascii="Arial" w:hAnsi="Arial"/>
+                <w:b/>
+                <w:color w:val="166534"/>
+                <w:sz w:val="16"/>
+              </w:rPr>
+              <w:t xml:space="preserve">Lisensi: </w:t>
+            </w:r>
+            <w:r>
+              <w:rPr>
+                <w:rFonts w:ascii="Arial" w:hAnsi="Arial"/>
+                <w:color w:val="166534"/>
+                <w:sz w:val="16"/>
+              </w:rPr>
+              <w:t>Karya Orisinal Pengembang (Scalable Vector Graphics)</w:t>
             </w:r>
           </w:p>
         </w:tc>
       </w:tr>
+    </w:tbl>
+    <w:p>
+      <w:pPr>
+        <w:spacing w:after="120"/>
+      </w:pPr>
+    </w:p>
+    <w:tbl>
+      <w:tblPr>
+        <w:tblW w:type="auto" w:w="0"/>
+        <w:jc w:val="center"/>
+        <w:tblLook w:firstColumn="1" w:firstRow="1" w:lastColumn="0" w:lastRow="0" w:noHBand="0" w:noVBand="1" w:val="04A0"/>
+      </w:tblPr>
+      <w:tblGrid>
+        <w:gridCol w:w="4730"/>
+        <w:gridCol w:w="4730"/>
+      </w:tblGrid>
       <w:tr>
         <w:tc>
           <w:tcPr>
             <w:tcW w:type="dxa" w:w="3168"/>
+            <w:vAlign w:val="center"/>
             <w:shd w:fill="F8FAFC"/>
             <w:tcMar>
-              <w:top w:w="80" w:type="dxa"/>
-              <w:bottom w:w="80" w:type="dxa"/>
-              <w:left w:w="120" w:type="dxa"/>
-              <w:right w:w="120" w:type="dxa"/>
+              <w:top w:w="100" w:type="dxa"/>
+              <w:bottom w:w="100" w:type="dxa"/>
+              <w:left w:w="100" w:type="dxa"/>
+              <w:right w:w="100" w:type="dxa"/>
             </w:tcMar>
+            <w:tcBorders>
+              <w:top w:val="single" w:sz="6" w:space="0" w:color="CBD5E1"/>
+              <w:bottom w:val="single" w:sz="6" w:space="0" w:color="CBD5E1"/>
+              <w:left w:val="single" w:sz="6" w:space="0" w:color="CBD5E1"/>
+              <w:right w:val="single" w:sz="6" w:space="0" w:color="CBD5E1"/>
+            </w:tcBorders>
           </w:tcPr>
           <w:p>
+            <w:pPr>
+              <w:spacing w:after="40" w:before="40"/>
+              <w:jc w:val="center"/>
+            </w:pPr>
+            <w:r>
+              <w:drawing>
+                <wp:inline xmlns:a="http://schemas.openxmlformats.org/drawingml/2006/main" xmlns:pic="http://schemas.openxmlformats.org/drawingml/2006/picture">
+                  <wp:extent cx="1783080" cy="1783080"/>
+                  <wp:docPr id="3" name="Picture 3"/>
+                  <wp:cNvGraphicFramePr>
+                    <a:graphicFrameLocks noChangeAspect="1"/>
+                  </wp:cNvGraphicFramePr>
+                  <a:graphic>
+                    <a:graphicData uri="http://schemas.openxmlformats.org/drawingml/2006/picture">
+                      <pic:pic>
+                        <pic:nvPicPr>
+                          <pic:cNvPr id="0" name="component-cpu.png"/>
+                          <pic:cNvPicPr/>
+                        </pic:nvPicPr>
+                        <pic:blipFill>
+                          <a:blip r:embed="rId11"/>
+                          <a:stretch>
+                            <a:fillRect/>
+                          </a:stretch>
+                        </pic:blipFill>
+                        <pic:spPr>
+                          <a:xfrm>
+                            <a:off x="0" y="0"/>
+                            <a:ext cx="1783080" cy="1783080"/>
+                          </a:xfrm>
+                          <a:prstGeom prst="rect"/>
+                        </pic:spPr>
+                      </pic:pic>
+                    </a:graphicData>
+                  </a:graphic>
+                </wp:inline>
+              </w:drawing>
+            </w:r>
+          </w:p>
+          <w:p>
+            <w:pPr>
+              <w:spacing w:after="0" w:before="40"/>
+              <w:jc w:val="center"/>
+            </w:pPr>
             <w:r>
               <w:rPr>
-                <w:rFonts w:ascii="Arial" w:hAnsi="Arial"/>
-                <w:b/>
-                <w:color w:val="0F172A"/>
-                <w:sz w:val="19"/>
+                <w:rFonts w:ascii="Consolas" w:hAnsi="Consolas"/>
+                <w:color w:val="64748B"/>
+                <w:sz w:val="15"/>
               </w:rPr>
-              <w:t>Tautan Akses Online</w:t>
+              <w:t>component-cpu.png</w:t>
             </w:r>
           </w:p>
         </w:tc>
         <w:tc>
           <w:tcPr>
-            <w:tcW w:type="dxa" w:w="6480"/>
+            <w:tcW w:type="dxa" w:w="6192"/>
+            <w:vAlign w:val="top"/>
             <w:shd w:fill="FFFFFF"/>
             <w:tcMar>
-              <w:top w:w="80" w:type="dxa"/>
-              <w:bottom w:w="80" w:type="dxa"/>
+              <w:top w:w="100" w:type="dxa"/>
+              <w:bottom w:w="100" w:type="dxa"/>
               <w:left w:w="120" w:type="dxa"/>
               <w:right w:w="120" w:type="dxa"/>
             </w:tcMar>
+            <w:tcBorders>
+              <w:top w:val="single" w:sz="6" w:space="0" w:color="CBD5E1"/>
+              <w:bottom w:val="single" w:sz="6" w:space="0" w:color="CBD5E1"/>
+              <w:left w:val="single" w:sz="6" w:space="0" w:color="CBD5E1"/>
+              <w:right w:val="single" w:sz="6" w:space="0" w:color="CBD5E1"/>
+            </w:tcBorders>
           </w:tcPr>
           <w:p>
+            <w:pPr>
+              <w:spacing w:after="40" w:before="0"/>
+            </w:pPr>
             <w:r>
               <w:rPr>
                 <w:rFonts w:ascii="Arial" w:hAnsi="Arial"/>
-                <w:color w:val="0F172A"/>
-                <w:sz w:val="19"/>
+                <w:b/>
+                <w:color w:val="0284C7"/>
+                <w:sz w:val="20"/>
               </w:rPr>
-              <w:t>https://fanani.my.id/lab/lab-maya/perakitan-komputer/index.html</w:t>
+              <w:t xml:space="preserve">#3  </w:t>
+            </w:r>
+            <w:r>
+              <w:rPr>
+                <w:rFonts w:ascii="Arial" w:hAnsi="Arial"/>
+                <w:b/>
+                <w:color w:val="0F2744"/>
+                <w:sz w:val="21"/>
+              </w:rPr>
+              <w:t>Prosesor Mikro (CPU Intel LGA 1700)</w:t>
+            </w:r>
+          </w:p>
+          <w:p>
+            <w:pPr>
+              <w:spacing w:after="80"/>
+            </w:pPr>
+            <w:r>
+              <w:rPr>
+                <w:rFonts w:ascii="Arial" w:hAnsi="Arial"/>
+                <w:color w:val="475569"/>
+                <w:sz w:val="17"/>
+              </w:rPr>
+              <w:t>Peran: Komponen Perakitan Inti (Target Kompatibel)  |  Alat: Antigravity AI (Procedural SVG Vector Assisted)</w:t>
+              <w:br/>
+            </w:r>
+            <w:r>
+              <w:rPr>
+                <w:rFonts w:ascii="Consolas" w:hAnsi="Consolas"/>
+                <w:color w:val="0F766E"/>
+                <w:sz w:val="16"/>
+              </w:rPr>
+              <w:t>Lokasi Berkas: assets/images/component-cpu.svg (Vektor SVG Presisi)</w:t>
+            </w:r>
+          </w:p>
+          <w:p>
+            <w:pPr>
+              <w:spacing w:before="40" w:after="20"/>
+            </w:pPr>
+            <w:r>
+              <w:rPr>
+                <w:rFonts w:ascii="Arial" w:hAnsi="Arial"/>
+                <w:b/>
+                <w:color w:val="0369A1"/>
+                <w:sz w:val="17"/>
+              </w:rPr>
+              <w:t>Prompt AI / Parameter Desain:</w:t>
+            </w:r>
+          </w:p>
+          <w:p>
+            <w:pPr>
+              <w:spacing w:before="20" w:after="60" w:line="264" w:lineRule="auto"/>
+            </w:pPr>
+            <w:r>
+              <w:rPr>
+                <w:rFonts w:ascii="Calibri" w:hAnsi="Calibri"/>
+                <w:i/>
+                <w:color w:val="1E293B"/>
+                <w:sz w:val="17"/>
+              </w:rPr>
+              <w:t>"Vector illustration of modern desktop computer processor CPU, top-down isometric view, metallic integrated heat spreader IHS with laser etched 'PROCESSOR' text, golden corner triangle marker, green substrate PCB, sleek high-tech cyber style, clean scalable SVG"</w:t>
+            </w:r>
+          </w:p>
+          <w:p>
+            <w:pPr>
+              <w:spacing w:before="20" w:after="40"/>
+            </w:pPr>
+            <w:r>
+              <w:rPr>
+                <w:rFonts w:ascii="Arial" w:hAnsi="Arial"/>
+                <w:b/>
+                <w:color w:val="475569"/>
+                <w:sz w:val="16"/>
+              </w:rPr>
+              <w:t xml:space="preserve">Keterangan Teknis: </w:t>
+            </w:r>
+            <w:r>
+              <w:rPr>
+                <w:rFonts w:ascii="Arial" w:hAnsi="Arial"/>
+                <w:color w:val="64748B"/>
+                <w:sz w:val="16"/>
+              </w:rPr>
+              <w:t>Bentuk persegi panjang 37.5 x 45 mm rasio proporsional LGA 1700, dilengkapi penanda pin-1 segitiga emas di sudut kiri bawah untuk orientasi pasang.</w:t>
+            </w:r>
+          </w:p>
+          <w:p>
+            <w:pPr>
+              <w:spacing w:before="20" w:after="40"/>
+            </w:pPr>
+            <w:r>
+              <w:rPr>
+                <w:rFonts w:ascii="Arial" w:hAnsi="Arial"/>
+                <w:b/>
+                <w:color w:val="166534"/>
+                <w:sz w:val="16"/>
+              </w:rPr>
+              <w:t xml:space="preserve">Lisensi: </w:t>
+            </w:r>
+            <w:r>
+              <w:rPr>
+                <w:rFonts w:ascii="Arial" w:hAnsi="Arial"/>
+                <w:color w:val="166534"/>
+                <w:sz w:val="16"/>
+              </w:rPr>
+              <w:t>Karya Orisinal Pengembang (Scalable Vector Graphics)</w:t>
             </w:r>
           </w:p>
         </w:tc>
       </w:tr>
+    </w:tbl>
+    <w:p>
+      <w:pPr>
+        <w:spacing w:after="120"/>
+      </w:pPr>
+    </w:p>
+    <w:tbl>
+      <w:tblPr>
+        <w:tblW w:type="auto" w:w="0"/>
+        <w:jc w:val="center"/>
+        <w:tblLook w:firstColumn="1" w:firstRow="1" w:lastColumn="0" w:lastRow="0" w:noHBand="0" w:noVBand="1" w:val="04A0"/>
+      </w:tblPr>
+      <w:tblGrid>
+        <w:gridCol w:w="4730"/>
+        <w:gridCol w:w="4730"/>
+      </w:tblGrid>
       <w:tr>
         <w:tc>
           <w:tcPr>
             <w:tcW w:type="dxa" w:w="3168"/>
+            <w:vAlign w:val="center"/>
             <w:shd w:fill="F8FAFC"/>
             <w:tcMar>
-              <w:top w:w="80" w:type="dxa"/>
-              <w:bottom w:w="80" w:type="dxa"/>
-              <w:left w:w="120" w:type="dxa"/>
-              <w:right w:w="120" w:type="dxa"/>
+              <w:top w:w="100" w:type="dxa"/>
+              <w:bottom w:w="100" w:type="dxa"/>
+              <w:left w:w="100" w:type="dxa"/>
+              <w:right w:w="100" w:type="dxa"/>
             </w:tcMar>
+            <w:tcBorders>
+              <w:top w:val="single" w:sz="6" w:space="0" w:color="CBD5E1"/>
+              <w:bottom w:val="single" w:sz="6" w:space="0" w:color="CBD5E1"/>
+              <w:left w:val="single" w:sz="6" w:space="0" w:color="CBD5E1"/>
+              <w:right w:val="single" w:sz="6" w:space="0" w:color="CBD5E1"/>
+            </w:tcBorders>
           </w:tcPr>
           <w:p>
+            <w:pPr>
+              <w:spacing w:after="40" w:before="40"/>
+              <w:jc w:val="center"/>
+            </w:pPr>
+            <w:r>
+              <w:drawing>
+                <wp:inline xmlns:a="http://schemas.openxmlformats.org/drawingml/2006/main" xmlns:pic="http://schemas.openxmlformats.org/drawingml/2006/picture">
+                  <wp:extent cx="1783080" cy="668655"/>
+                  <wp:docPr id="4" name="Picture 4"/>
+                  <wp:cNvGraphicFramePr>
+                    <a:graphicFrameLocks noChangeAspect="1"/>
+                  </wp:cNvGraphicFramePr>
+                  <a:graphic>
+                    <a:graphicData uri="http://schemas.openxmlformats.org/drawingml/2006/picture">
+                      <pic:pic>
+                        <pic:nvPicPr>
+                          <pic:cNvPr id="0" name="component-ram.png"/>
+                          <pic:cNvPicPr/>
+                        </pic:nvPicPr>
+                        <pic:blipFill>
+                          <a:blip r:embed="rId12"/>
+                          <a:stretch>
+                            <a:fillRect/>
+                          </a:stretch>
+                        </pic:blipFill>
+                        <pic:spPr>
+                          <a:xfrm>
+                            <a:off x="0" y="0"/>
+                            <a:ext cx="1783080" cy="668655"/>
+                          </a:xfrm>
+                          <a:prstGeom prst="rect"/>
+                        </pic:spPr>
+                      </pic:pic>
+                    </a:graphicData>
+                  </a:graphic>
+                </wp:inline>
+              </w:drawing>
+            </w:r>
+          </w:p>
+          <w:p>
+            <w:pPr>
+              <w:spacing w:after="0" w:before="40"/>
+              <w:jc w:val="center"/>
+            </w:pPr>
             <w:r>
               <w:rPr>
-                <w:rFonts w:ascii="Arial" w:hAnsi="Arial"/>
-                <w:b/>
-                <w:color w:val="0F172A"/>
-                <w:sz w:val="19"/>
+                <w:rFonts w:ascii="Consolas" w:hAnsi="Consolas"/>
+                <w:color w:val="64748B"/>
+                <w:sz w:val="15"/>
               </w:rPr>
-              <w:t>Dasar Kepatuhan</w:t>
+              <w:t>component-ram.png</w:t>
             </w:r>
           </w:p>
         </w:tc>
         <w:tc>
           <w:tcPr>
-            <w:tcW w:type="dxa" w:w="6480"/>
-            <w:shd w:fill="FAFAFA"/>
+            <w:tcW w:type="dxa" w:w="6192"/>
+            <w:vAlign w:val="top"/>
+            <w:shd w:fill="FFFFFF"/>
             <w:tcMar>
-              <w:top w:w="80" w:type="dxa"/>
-              <w:bottom w:w="80" w:type="dxa"/>
+              <w:top w:w="100" w:type="dxa"/>
+              <w:bottom w:w="100" w:type="dxa"/>
               <w:left w:w="120" w:type="dxa"/>
               <w:right w:w="120" w:type="dxa"/>
             </w:tcMar>
+            <w:tcBorders>
+              <w:top w:val="single" w:sz="6" w:space="0" w:color="CBD5E1"/>
+              <w:bottom w:val="single" w:sz="6" w:space="0" w:color="CBD5E1"/>
+              <w:left w:val="single" w:sz="6" w:space="0" w:color="CBD5E1"/>
+              <w:right w:val="single" w:sz="6" w:space="0" w:color="CBD5E1"/>
+            </w:tcBorders>
           </w:tcPr>
           <w:p>
+            <w:pPr>
+              <w:spacing w:after="40" w:before="0"/>
+            </w:pPr>
             <w:r>
               <w:rPr>
                 <w:rFonts w:ascii="Arial" w:hAnsi="Arial"/>
-                <w:color w:val="0F172A"/>
-                <w:sz w:val="19"/>
+                <w:b/>
+                <w:color w:val="0284C7"/>
+                <w:sz w:val="20"/>
               </w:rPr>
-              <w:t>UU No. 28/2014 tentang Hak Cipta &amp; Juknis FBP 2026 Bab II Poin 3</w:t>
+              <w:t xml:space="preserve">#4  </w:t>
+            </w:r>
+            <w:r>
+              <w:rPr>
+                <w:rFonts w:ascii="Arial" w:hAnsi="Arial"/>
+                <w:b/>
+                <w:color w:val="0F2744"/>
+                <w:sz w:val="21"/>
+              </w:rPr>
+              <w:t>Modul RAM DDR4 8GB 3200MHz Armor Heatsink</w:t>
+            </w:r>
+          </w:p>
+          <w:p>
+            <w:pPr>
+              <w:spacing w:after="80"/>
+            </w:pPr>
+            <w:r>
+              <w:rPr>
+                <w:rFonts w:ascii="Arial" w:hAnsi="Arial"/>
+                <w:color w:val="475569"/>
+                <w:sz w:val="17"/>
+              </w:rPr>
+              <w:t>Peran: Komponen Perakitan Inti (Target Kompatibel)  |  Alat: Antigravity AI (Procedural SVG Vector Assisted)</w:t>
+              <w:br/>
+            </w:r>
+            <w:r>
+              <w:rPr>
+                <w:rFonts w:ascii="Consolas" w:hAnsi="Consolas"/>
+                <w:color w:val="0F766E"/>
+                <w:sz w:val="16"/>
+              </w:rPr>
+              <w:t>Lokasi Berkas: assets/images/component-ram.svg (Vektor SVG Presisi)</w:t>
+            </w:r>
+          </w:p>
+          <w:p>
+            <w:pPr>
+              <w:spacing w:before="40" w:after="20"/>
+            </w:pPr>
+            <w:r>
+              <w:rPr>
+                <w:rFonts w:ascii="Arial" w:hAnsi="Arial"/>
+                <w:b/>
+                <w:color w:val="0369A1"/>
+                <w:sz w:val="17"/>
+              </w:rPr>
+              <w:t>Prompt AI / Parameter Desain:</w:t>
+            </w:r>
+          </w:p>
+          <w:p>
+            <w:pPr>
+              <w:spacing w:before="20" w:after="60" w:line="264" w:lineRule="auto"/>
+            </w:pPr>
+            <w:r>
+              <w:rPr>
+                <w:rFonts w:ascii="Calibri" w:hAnsi="Calibri"/>
+                <w:i/>
+                <w:color w:val="1E293B"/>
+                <w:sz w:val="17"/>
+              </w:rPr>
+              <w:t>"Vector illustration of DDR4 high-speed desktop RAM module, aggressive black aluminum heat armor spreader with geometric cooling facets, top rainbow RGB diffuser lightbar, 288-pin gold edge connector with asymmetric DDR4 notch, 'DDR4 8GB 3200MHz' silkscreen emblem, dual-state rack and installed horizontal tilt view"</w:t>
+            </w:r>
+          </w:p>
+          <w:p>
+            <w:pPr>
+              <w:spacing w:before="20" w:after="40"/>
+            </w:pPr>
+            <w:r>
+              <w:rPr>
+                <w:rFonts w:ascii="Arial" w:hAnsi="Arial"/>
+                <w:b/>
+                <w:color w:val="475569"/>
+                <w:sz w:val="16"/>
+              </w:rPr>
+              <w:t xml:space="preserve">Keterangan Teknis: </w:t>
+            </w:r>
+            <w:r>
+              <w:rPr>
+                <w:rFonts w:ascii="Arial" w:hAnsi="Arial"/>
+                <w:color w:val="64748B"/>
+                <w:sz w:val="16"/>
+              </w:rPr>
+              <w:t>288-pin edge connector dengan posisi lekukan (notch) asimetris standar JEDEC DDR4, mendukung animasi rotasi visual saat terpasang pada slot motherboard.</w:t>
+            </w:r>
+          </w:p>
+          <w:p>
+            <w:pPr>
+              <w:spacing w:before="20" w:after="40"/>
+            </w:pPr>
+            <w:r>
+              <w:rPr>
+                <w:rFonts w:ascii="Arial" w:hAnsi="Arial"/>
+                <w:b/>
+                <w:color w:val="166534"/>
+                <w:sz w:val="16"/>
+              </w:rPr>
+              <w:t xml:space="preserve">Lisensi: </w:t>
+            </w:r>
+            <w:r>
+              <w:rPr>
+                <w:rFonts w:ascii="Arial" w:hAnsi="Arial"/>
+                <w:color w:val="166534"/>
+                <w:sz w:val="16"/>
+              </w:rPr>
+              <w:t>Karya Orisinal Pengembang (Scalable Vector Graphics)</w:t>
+            </w:r>
+          </w:p>
+        </w:tc>
+      </w:tr>
+    </w:tbl>
+    <w:p>
+      <w:pPr>
+        <w:spacing w:after="120"/>
+      </w:pPr>
+    </w:p>
+    <w:tbl>
+      <w:tblPr>
+        <w:tblW w:type="auto" w:w="0"/>
+        <w:jc w:val="center"/>
+        <w:tblLook w:firstColumn="1" w:firstRow="1" w:lastColumn="0" w:lastRow="0" w:noHBand="0" w:noVBand="1" w:val="04A0"/>
+      </w:tblPr>
+      <w:tblGrid>
+        <w:gridCol w:w="4730"/>
+        <w:gridCol w:w="4730"/>
+      </w:tblGrid>
+      <w:tr>
+        <w:tc>
+          <w:tcPr>
+            <w:tcW w:type="dxa" w:w="3168"/>
+            <w:vAlign w:val="center"/>
+            <w:shd w:fill="F8FAFC"/>
+            <w:tcMar>
+              <w:top w:w="100" w:type="dxa"/>
+              <w:bottom w:w="100" w:type="dxa"/>
+              <w:left w:w="100" w:type="dxa"/>
+              <w:right w:w="100" w:type="dxa"/>
+            </w:tcMar>
+            <w:tcBorders>
+              <w:top w:val="single" w:sz="6" w:space="0" w:color="CBD5E1"/>
+              <w:bottom w:val="single" w:sz="6" w:space="0" w:color="CBD5E1"/>
+              <w:left w:val="single" w:sz="6" w:space="0" w:color="CBD5E1"/>
+              <w:right w:val="single" w:sz="6" w:space="0" w:color="CBD5E1"/>
+            </w:tcBorders>
+          </w:tcPr>
+          <w:p>
+            <w:pPr>
+              <w:spacing w:after="40" w:before="40"/>
+              <w:jc w:val="center"/>
+            </w:pPr>
+            <w:r>
+              <w:drawing>
+                <wp:inline xmlns:a="http://schemas.openxmlformats.org/drawingml/2006/main" xmlns:pic="http://schemas.openxmlformats.org/drawingml/2006/picture">
+                  <wp:extent cx="1783080" cy="668655"/>
+                  <wp:docPr id="5" name="Picture 5"/>
+                  <wp:cNvGraphicFramePr>
+                    <a:graphicFrameLocks noChangeAspect="1"/>
+                  </wp:cNvGraphicFramePr>
+                  <a:graphic>
+                    <a:graphicData uri="http://schemas.openxmlformats.org/drawingml/2006/picture">
+                      <pic:pic>
+                        <pic:nvPicPr>
+                          <pic:cNvPr id="0" name="component-ram-ddr2.png"/>
+                          <pic:cNvPicPr/>
+                        </pic:nvPicPr>
+                        <pic:blipFill>
+                          <a:blip r:embed="rId13"/>
+                          <a:stretch>
+                            <a:fillRect/>
+                          </a:stretch>
+                        </pic:blipFill>
+                        <pic:spPr>
+                          <a:xfrm>
+                            <a:off x="0" y="0"/>
+                            <a:ext cx="1783080" cy="668655"/>
+                          </a:xfrm>
+                          <a:prstGeom prst="rect"/>
+                        </pic:spPr>
+                      </pic:pic>
+                    </a:graphicData>
+                  </a:graphic>
+                </wp:inline>
+              </w:drawing>
+            </w:r>
+          </w:p>
+          <w:p>
+            <w:pPr>
+              <w:spacing w:after="0" w:before="40"/>
+              <w:jc w:val="center"/>
+            </w:pPr>
+            <w:r>
+              <w:rPr>
+                <w:rFonts w:ascii="Consolas" w:hAnsi="Consolas"/>
+                <w:color w:val="64748B"/>
+                <w:sz w:val="15"/>
+              </w:rPr>
+              <w:t>component-ram-ddr2.png</w:t>
+            </w:r>
+          </w:p>
+        </w:tc>
+        <w:tc>
+          <w:tcPr>
+            <w:tcW w:type="dxa" w:w="6192"/>
+            <w:vAlign w:val="top"/>
+            <w:shd w:fill="FFFFFF"/>
+            <w:tcMar>
+              <w:top w:w="100" w:type="dxa"/>
+              <w:bottom w:w="100" w:type="dxa"/>
+              <w:left w:w="120" w:type="dxa"/>
+              <w:right w:w="120" w:type="dxa"/>
+            </w:tcMar>
+            <w:tcBorders>
+              <w:top w:val="single" w:sz="6" w:space="0" w:color="CBD5E1"/>
+              <w:bottom w:val="single" w:sz="6" w:space="0" w:color="CBD5E1"/>
+              <w:left w:val="single" w:sz="6" w:space="0" w:color="CBD5E1"/>
+              <w:right w:val="single" w:sz="6" w:space="0" w:color="CBD5E1"/>
+            </w:tcBorders>
+          </w:tcPr>
+          <w:p>
+            <w:pPr>
+              <w:spacing w:after="40" w:before="0"/>
+            </w:pPr>
+            <w:r>
+              <w:rPr>
+                <w:rFonts w:ascii="Arial" w:hAnsi="Arial"/>
+                <w:b/>
+                <w:color w:val="0284C7"/>
+                <w:sz w:val="20"/>
+              </w:rPr>
+              <w:t xml:space="preserve">#5  </w:t>
+            </w:r>
+            <w:r>
+              <w:rPr>
+                <w:rFonts w:ascii="Arial" w:hAnsi="Arial"/>
+                <w:b/>
+                <w:color w:val="0F2744"/>
+                <w:sz w:val="21"/>
+              </w:rPr>
+              <w:t>RAM DDR2 1GB Lawas (Pengecoh / Distraktor)</w:t>
+            </w:r>
+          </w:p>
+          <w:p>
+            <w:pPr>
+              <w:spacing w:after="80"/>
+            </w:pPr>
+            <w:r>
+              <w:rPr>
+                <w:rFonts w:ascii="Arial" w:hAnsi="Arial"/>
+                <w:color w:val="475569"/>
+                <w:sz w:val="17"/>
+              </w:rPr>
+              <w:t>Peran: Komponen Distraktor (Jebakan Masalah Kompatibilitas)  |  Alat: Antigravity AI (Procedural SVG Vector Assisted)</w:t>
+              <w:br/>
+            </w:r>
+            <w:r>
+              <w:rPr>
+                <w:rFonts w:ascii="Consolas" w:hAnsi="Consolas"/>
+                <w:color w:val="0F766E"/>
+                <w:sz w:val="16"/>
+              </w:rPr>
+              <w:t>Lokasi Berkas: assets/images/component-ram-ddr2.svg (Vektor SVG Presisi)</w:t>
+            </w:r>
+          </w:p>
+          <w:p>
+            <w:pPr>
+              <w:spacing w:before="40" w:after="20"/>
+            </w:pPr>
+            <w:r>
+              <w:rPr>
+                <w:rFonts w:ascii="Arial" w:hAnsi="Arial"/>
+                <w:b/>
+                <w:color w:val="0369A1"/>
+                <w:sz w:val="17"/>
+              </w:rPr>
+              <w:t>Prompt AI / Parameter Desain:</w:t>
+            </w:r>
+          </w:p>
+          <w:p>
+            <w:pPr>
+              <w:spacing w:before="20" w:after="60" w:line="264" w:lineRule="auto"/>
+            </w:pPr>
+            <w:r>
+              <w:rPr>
+                <w:rFonts w:ascii="Calibri" w:hAnsi="Calibri"/>
+                <w:i/>
+                <w:color w:val="1E293B"/>
+                <w:sz w:val="17"/>
+              </w:rPr>
+              <w:t>"Vector illustration of legacy vintage DDR2 RAM memory stick, classic retro green circuit board PCB, 8 rectangular black DRAM IC packages, white paper spec sticker with red text 'LEGACY DDR2 1GB 800MHz', central key notch position for mismatch detection"</w:t>
+            </w:r>
+          </w:p>
+          <w:p>
+            <w:pPr>
+              <w:spacing w:before="20" w:after="40"/>
+            </w:pPr>
+            <w:r>
+              <w:rPr>
+                <w:rFonts w:ascii="Arial" w:hAnsi="Arial"/>
+                <w:b/>
+                <w:color w:val="475569"/>
+                <w:sz w:val="16"/>
+              </w:rPr>
+              <w:t xml:space="preserve">Keterangan Teknis: </w:t>
+            </w:r>
+            <w:r>
+              <w:rPr>
+                <w:rFonts w:ascii="Arial" w:hAnsi="Arial"/>
+                <w:color w:val="64748B"/>
+                <w:sz w:val="16"/>
+              </w:rPr>
+              <w:t>240-pin dengan lekukan notch tepat di tengah (legacy). Ditolak secara otomatis oleh simulator dengan trigger pop-up edukatif jika dipaksakan masuk ke slot DDR4.</w:t>
+            </w:r>
+          </w:p>
+          <w:p>
+            <w:pPr>
+              <w:spacing w:before="20" w:after="40"/>
+            </w:pPr>
+            <w:r>
+              <w:rPr>
+                <w:rFonts w:ascii="Arial" w:hAnsi="Arial"/>
+                <w:b/>
+                <w:color w:val="166534"/>
+                <w:sz w:val="16"/>
+              </w:rPr>
+              <w:t xml:space="preserve">Lisensi: </w:t>
+            </w:r>
+            <w:r>
+              <w:rPr>
+                <w:rFonts w:ascii="Arial" w:hAnsi="Arial"/>
+                <w:color w:val="166534"/>
+                <w:sz w:val="16"/>
+              </w:rPr>
+              <w:t>Karya Orisinal Pengembang (Scalable Vector Graphics)</w:t>
+            </w:r>
+          </w:p>
+        </w:tc>
+      </w:tr>
+    </w:tbl>
+    <w:p>
+      <w:pPr>
+        <w:spacing w:after="120"/>
+      </w:pPr>
+    </w:p>
+    <w:tbl>
+      <w:tblPr>
+        <w:tblW w:type="auto" w:w="0"/>
+        <w:jc w:val="center"/>
+        <w:tblLook w:firstColumn="1" w:firstRow="1" w:lastColumn="0" w:lastRow="0" w:noHBand="0" w:noVBand="1" w:val="04A0"/>
+      </w:tblPr>
+      <w:tblGrid>
+        <w:gridCol w:w="4730"/>
+        <w:gridCol w:w="4730"/>
+      </w:tblGrid>
+      <w:tr>
+        <w:tc>
+          <w:tcPr>
+            <w:tcW w:type="dxa" w:w="3168"/>
+            <w:vAlign w:val="center"/>
+            <w:shd w:fill="F8FAFC"/>
+            <w:tcMar>
+              <w:top w:w="100" w:type="dxa"/>
+              <w:bottom w:w="100" w:type="dxa"/>
+              <w:left w:w="100" w:type="dxa"/>
+              <w:right w:w="100" w:type="dxa"/>
+            </w:tcMar>
+            <w:tcBorders>
+              <w:top w:val="single" w:sz="6" w:space="0" w:color="CBD5E1"/>
+              <w:bottom w:val="single" w:sz="6" w:space="0" w:color="CBD5E1"/>
+              <w:left w:val="single" w:sz="6" w:space="0" w:color="CBD5E1"/>
+              <w:right w:val="single" w:sz="6" w:space="0" w:color="CBD5E1"/>
+            </w:tcBorders>
+          </w:tcPr>
+          <w:p>
+            <w:pPr>
+              <w:spacing w:after="40" w:before="40"/>
+              <w:jc w:val="center"/>
+            </w:pPr>
+            <w:r>
+              <w:drawing>
+                <wp:inline xmlns:a="http://schemas.openxmlformats.org/drawingml/2006/main" xmlns:pic="http://schemas.openxmlformats.org/drawingml/2006/picture">
+                  <wp:extent cx="1783080" cy="699048"/>
+                  <wp:docPr id="6" name="Picture 6"/>
+                  <wp:cNvGraphicFramePr>
+                    <a:graphicFrameLocks noChangeAspect="1"/>
+                  </wp:cNvGraphicFramePr>
+                  <a:graphic>
+                    <a:graphicData uri="http://schemas.openxmlformats.org/drawingml/2006/picture">
+                      <pic:pic>
+                        <pic:nvPicPr>
+                          <pic:cNvPr id="0" name="component-ssd.png"/>
+                          <pic:cNvPicPr/>
+                        </pic:nvPicPr>
+                        <pic:blipFill>
+                          <a:blip r:embed="rId14"/>
+                          <a:stretch>
+                            <a:fillRect/>
+                          </a:stretch>
+                        </pic:blipFill>
+                        <pic:spPr>
+                          <a:xfrm>
+                            <a:off x="0" y="0"/>
+                            <a:ext cx="1783080" cy="699048"/>
+                          </a:xfrm>
+                          <a:prstGeom prst="rect"/>
+                        </pic:spPr>
+                      </pic:pic>
+                    </a:graphicData>
+                  </a:graphic>
+                </wp:inline>
+              </w:drawing>
+            </w:r>
+          </w:p>
+          <w:p>
+            <w:pPr>
+              <w:spacing w:after="0" w:before="40"/>
+              <w:jc w:val="center"/>
+            </w:pPr>
+            <w:r>
+              <w:rPr>
+                <w:rFonts w:ascii="Consolas" w:hAnsi="Consolas"/>
+                <w:color w:val="64748B"/>
+                <w:sz w:val="15"/>
+              </w:rPr>
+              <w:t>component-ssd.png</w:t>
+            </w:r>
+          </w:p>
+        </w:tc>
+        <w:tc>
+          <w:tcPr>
+            <w:tcW w:type="dxa" w:w="6192"/>
+            <w:vAlign w:val="top"/>
+            <w:shd w:fill="FFFFFF"/>
+            <w:tcMar>
+              <w:top w:w="100" w:type="dxa"/>
+              <w:bottom w:w="100" w:type="dxa"/>
+              <w:left w:w="120" w:type="dxa"/>
+              <w:right w:w="120" w:type="dxa"/>
+            </w:tcMar>
+            <w:tcBorders>
+              <w:top w:val="single" w:sz="6" w:space="0" w:color="CBD5E1"/>
+              <w:bottom w:val="single" w:sz="6" w:space="0" w:color="CBD5E1"/>
+              <w:left w:val="single" w:sz="6" w:space="0" w:color="CBD5E1"/>
+              <w:right w:val="single" w:sz="6" w:space="0" w:color="CBD5E1"/>
+            </w:tcBorders>
+          </w:tcPr>
+          <w:p>
+            <w:pPr>
+              <w:spacing w:after="40" w:before="0"/>
+            </w:pPr>
+            <w:r>
+              <w:rPr>
+                <w:rFonts w:ascii="Arial" w:hAnsi="Arial"/>
+                <w:b/>
+                <w:color w:val="0284C7"/>
+                <w:sz w:val="20"/>
+              </w:rPr>
+              <w:t xml:space="preserve">#6  </w:t>
+            </w:r>
+            <w:r>
+              <w:rPr>
+                <w:rFonts w:ascii="Arial" w:hAnsi="Arial"/>
+                <w:b/>
+                <w:color w:val="0F2744"/>
+                <w:sz w:val="21"/>
+              </w:rPr>
+              <w:t>Solid State Drive SSD NVMe M.2 2280 PCIe Gen4</w:t>
+            </w:r>
+          </w:p>
+          <w:p>
+            <w:pPr>
+              <w:spacing w:after="80"/>
+            </w:pPr>
+            <w:r>
+              <w:rPr>
+                <w:rFonts w:ascii="Arial" w:hAnsi="Arial"/>
+                <w:color w:val="475569"/>
+                <w:sz w:val="17"/>
+              </w:rPr>
+              <w:t>Peran: Komponen Perakitan Inti (Target Kompatibel)  |  Alat: Antigravity AI (Procedural SVG Vector Assisted)</w:t>
+              <w:br/>
+            </w:r>
+            <w:r>
+              <w:rPr>
+                <w:rFonts w:ascii="Consolas" w:hAnsi="Consolas"/>
+                <w:color w:val="0F766E"/>
+                <w:sz w:val="16"/>
+              </w:rPr>
+              <w:t>Lokasi Berkas: assets/images/component-ssd.svg (Vektor SVG Presisi)</w:t>
+            </w:r>
+          </w:p>
+          <w:p>
+            <w:pPr>
+              <w:spacing w:before="40" w:after="20"/>
+            </w:pPr>
+            <w:r>
+              <w:rPr>
+                <w:rFonts w:ascii="Arial" w:hAnsi="Arial"/>
+                <w:b/>
+                <w:color w:val="0369A1"/>
+                <w:sz w:val="17"/>
+              </w:rPr>
+              <w:t>Prompt AI / Parameter Desain:</w:t>
+            </w:r>
+          </w:p>
+          <w:p>
+            <w:pPr>
+              <w:spacing w:before="20" w:after="60" w:line="264" w:lineRule="auto"/>
+            </w:pPr>
+            <w:r>
+              <w:rPr>
+                <w:rFonts w:ascii="Calibri" w:hAnsi="Calibri"/>
+                <w:i/>
+                <w:color w:val="1E293B"/>
+                <w:sz w:val="17"/>
+              </w:rPr>
+              <w:t>"Vector illustration of M.2 2280 NVMe SSD solid state drive, black matte PCB, two 3D NAND flash storage chips, silver metallic PCIe Gen4 controller chip, gold M-Key connector pins on right edge, semicircular standoff mounting screw notch, 280x80 viewBox"</w:t>
+            </w:r>
+          </w:p>
+          <w:p>
+            <w:pPr>
+              <w:spacing w:before="20" w:after="40"/>
+            </w:pPr>
+            <w:r>
+              <w:rPr>
+                <w:rFonts w:ascii="Arial" w:hAnsi="Arial"/>
+                <w:b/>
+                <w:color w:val="475569"/>
+                <w:sz w:val="16"/>
+              </w:rPr>
+              <w:t xml:space="preserve">Keterangan Teknis: </w:t>
+            </w:r>
+            <w:r>
+              <w:rPr>
+                <w:rFonts w:ascii="Arial" w:hAnsi="Arial"/>
+                <w:color w:val="64748B"/>
+                <w:sz w:val="16"/>
+              </w:rPr>
+              <w:t>Form factor standar M.2 2280 (lebar 22mm x panjang 80mm) dengan pin konektor M-Key dan cekungan lubang baut standoff.</w:t>
+            </w:r>
+          </w:p>
+          <w:p>
+            <w:pPr>
+              <w:spacing w:before="20" w:after="40"/>
+            </w:pPr>
+            <w:r>
+              <w:rPr>
+                <w:rFonts w:ascii="Arial" w:hAnsi="Arial"/>
+                <w:b/>
+                <w:color w:val="166534"/>
+                <w:sz w:val="16"/>
+              </w:rPr>
+              <w:t xml:space="preserve">Lisensi: </w:t>
+            </w:r>
+            <w:r>
+              <w:rPr>
+                <w:rFonts w:ascii="Arial" w:hAnsi="Arial"/>
+                <w:color w:val="166534"/>
+                <w:sz w:val="16"/>
+              </w:rPr>
+              <w:t>Karya Orisinal Pengembang (Scalable Vector Graphics)</w:t>
+            </w:r>
+          </w:p>
+        </w:tc>
+      </w:tr>
+    </w:tbl>
+    <w:p>
+      <w:pPr>
+        <w:spacing w:after="120"/>
+      </w:pPr>
+    </w:p>
+    <w:tbl>
+      <w:tblPr>
+        <w:tblW w:type="auto" w:w="0"/>
+        <w:jc w:val="center"/>
+        <w:tblLook w:firstColumn="1" w:firstRow="1" w:lastColumn="0" w:lastRow="0" w:noHBand="0" w:noVBand="1" w:val="04A0"/>
+      </w:tblPr>
+      <w:tblGrid>
+        <w:gridCol w:w="4730"/>
+        <w:gridCol w:w="4730"/>
+      </w:tblGrid>
+      <w:tr>
+        <w:tc>
+          <w:tcPr>
+            <w:tcW w:type="dxa" w:w="3168"/>
+            <w:vAlign w:val="center"/>
+            <w:shd w:fill="F8FAFC"/>
+            <w:tcMar>
+              <w:top w:w="100" w:type="dxa"/>
+              <w:bottom w:w="100" w:type="dxa"/>
+              <w:left w:w="100" w:type="dxa"/>
+              <w:right w:w="100" w:type="dxa"/>
+            </w:tcMar>
+            <w:tcBorders>
+              <w:top w:val="single" w:sz="6" w:space="0" w:color="CBD5E1"/>
+              <w:bottom w:val="single" w:sz="6" w:space="0" w:color="CBD5E1"/>
+              <w:left w:val="single" w:sz="6" w:space="0" w:color="CBD5E1"/>
+              <w:right w:val="single" w:sz="6" w:space="0" w:color="CBD5E1"/>
+            </w:tcBorders>
+          </w:tcPr>
+          <w:p>
+            <w:pPr>
+              <w:spacing w:after="40" w:before="40"/>
+              <w:jc w:val="center"/>
+            </w:pPr>
+            <w:r>
+              <w:drawing>
+                <wp:inline xmlns:a="http://schemas.openxmlformats.org/drawingml/2006/main" xmlns:pic="http://schemas.openxmlformats.org/drawingml/2006/picture">
+                  <wp:extent cx="1783080" cy="942196"/>
+                  <wp:docPr id="7" name="Picture 7"/>
+                  <wp:cNvGraphicFramePr>
+                    <a:graphicFrameLocks noChangeAspect="1"/>
+                  </wp:cNvGraphicFramePr>
+                  <a:graphic>
+                    <a:graphicData uri="http://schemas.openxmlformats.org/drawingml/2006/picture">
+                      <pic:pic>
+                        <pic:nvPicPr>
+                          <pic:cNvPr id="0" name="component-gpu.png"/>
+                          <pic:cNvPicPr/>
+                        </pic:nvPicPr>
+                        <pic:blipFill>
+                          <a:blip r:embed="rId15"/>
+                          <a:stretch>
+                            <a:fillRect/>
+                          </a:stretch>
+                        </pic:blipFill>
+                        <pic:spPr>
+                          <a:xfrm>
+                            <a:off x="0" y="0"/>
+                            <a:ext cx="1783080" cy="942196"/>
+                          </a:xfrm>
+                          <a:prstGeom prst="rect"/>
+                        </pic:spPr>
+                      </pic:pic>
+                    </a:graphicData>
+                  </a:graphic>
+                </wp:inline>
+              </w:drawing>
+            </w:r>
+          </w:p>
+          <w:p>
+            <w:pPr>
+              <w:spacing w:after="0" w:before="40"/>
+              <w:jc w:val="center"/>
+            </w:pPr>
+            <w:r>
+              <w:rPr>
+                <w:rFonts w:ascii="Consolas" w:hAnsi="Consolas"/>
+                <w:color w:val="64748B"/>
+                <w:sz w:val="15"/>
+              </w:rPr>
+              <w:t>component-gpu.png</w:t>
+            </w:r>
+          </w:p>
+        </w:tc>
+        <w:tc>
+          <w:tcPr>
+            <w:tcW w:type="dxa" w:w="6192"/>
+            <w:vAlign w:val="top"/>
+            <w:shd w:fill="FFFFFF"/>
+            <w:tcMar>
+              <w:top w:w="100" w:type="dxa"/>
+              <w:bottom w:w="100" w:type="dxa"/>
+              <w:left w:w="120" w:type="dxa"/>
+              <w:right w:w="120" w:type="dxa"/>
+            </w:tcMar>
+            <w:tcBorders>
+              <w:top w:val="single" w:sz="6" w:space="0" w:color="CBD5E1"/>
+              <w:bottom w:val="single" w:sz="6" w:space="0" w:color="CBD5E1"/>
+              <w:left w:val="single" w:sz="6" w:space="0" w:color="CBD5E1"/>
+              <w:right w:val="single" w:sz="6" w:space="0" w:color="CBD5E1"/>
+            </w:tcBorders>
+          </w:tcPr>
+          <w:p>
+            <w:pPr>
+              <w:spacing w:after="40" w:before="0"/>
+            </w:pPr>
+            <w:r>
+              <w:rPr>
+                <w:rFonts w:ascii="Arial" w:hAnsi="Arial"/>
+                <w:b/>
+                <w:color w:val="0284C7"/>
+                <w:sz w:val="20"/>
+              </w:rPr>
+              <w:t xml:space="preserve">#7  </w:t>
+            </w:r>
+            <w:r>
+              <w:rPr>
+                <w:rFonts w:ascii="Arial" w:hAnsi="Arial"/>
+                <w:b/>
+                <w:color w:val="0F2744"/>
+                <w:sz w:val="21"/>
+              </w:rPr>
+              <w:t>Kartu Grafis GPU PCIe Dual-Fan Cooling</w:t>
+            </w:r>
+          </w:p>
+          <w:p>
+            <w:pPr>
+              <w:spacing w:after="80"/>
+            </w:pPr>
+            <w:r>
+              <w:rPr>
+                <w:rFonts w:ascii="Arial" w:hAnsi="Arial"/>
+                <w:color w:val="475569"/>
+                <w:sz w:val="17"/>
+              </w:rPr>
+              <w:t>Peran: Komponen Perakitan Inti (Target Kompatibel)  |  Alat: Antigravity AI (Procedural SVG Vector Assisted)</w:t>
+              <w:br/>
+            </w:r>
+            <w:r>
+              <w:rPr>
+                <w:rFonts w:ascii="Consolas" w:hAnsi="Consolas"/>
+                <w:color w:val="0F766E"/>
+                <w:sz w:val="16"/>
+              </w:rPr>
+              <w:t>Lokasi Berkas: assets/images/component-gpu.svg (Vektor SVG Presisi)</w:t>
+            </w:r>
+          </w:p>
+          <w:p>
+            <w:pPr>
+              <w:spacing w:before="40" w:after="20"/>
+            </w:pPr>
+            <w:r>
+              <w:rPr>
+                <w:rFonts w:ascii="Arial" w:hAnsi="Arial"/>
+                <w:b/>
+                <w:color w:val="0369A1"/>
+                <w:sz w:val="17"/>
+              </w:rPr>
+              <w:t>Prompt AI / Parameter Desain:</w:t>
+            </w:r>
+          </w:p>
+          <w:p>
+            <w:pPr>
+              <w:spacing w:before="20" w:after="60" w:line="264" w:lineRule="auto"/>
+            </w:pPr>
+            <w:r>
+              <w:rPr>
+                <w:rFonts w:ascii="Calibri" w:hAnsi="Calibri"/>
+                <w:i/>
+                <w:color w:val="1E293B"/>
+                <w:sz w:val="17"/>
+              </w:rPr>
+              <w:t>"Vector illustration of dual-fan desktop graphics card GPU, dark geometric shroud with cyan LED accent line, dual circular cooling fans with center hub badges, copper heatpipes, PCIe x16 gold contact fingers, rear metal bracket with HDMI DisplayPort cutouts, downwards hanging installed layout"</w:t>
+            </w:r>
+          </w:p>
+          <w:p>
+            <w:pPr>
+              <w:spacing w:before="20" w:after="40"/>
+            </w:pPr>
+            <w:r>
+              <w:rPr>
+                <w:rFonts w:ascii="Arial" w:hAnsi="Arial"/>
+                <w:b/>
+                <w:color w:val="475569"/>
+                <w:sz w:val="16"/>
+              </w:rPr>
+              <w:t xml:space="preserve">Keterangan Teknis: </w:t>
+            </w:r>
+            <w:r>
+              <w:rPr>
+                <w:rFonts w:ascii="Arial" w:hAnsi="Arial"/>
+                <w:color w:val="64748B"/>
+                <w:sz w:val="16"/>
+              </w:rPr>
+              <w:t>Konektor PCIe x16 gold-plated fingers, bracket logam port belakang (DisplayPort &amp; HDMI), serta shroud heatsink pipa tembaga.</w:t>
+            </w:r>
+          </w:p>
+          <w:p>
+            <w:pPr>
+              <w:spacing w:before="20" w:after="40"/>
+            </w:pPr>
+            <w:r>
+              <w:rPr>
+                <w:rFonts w:ascii="Arial" w:hAnsi="Arial"/>
+                <w:b/>
+                <w:color w:val="166534"/>
+                <w:sz w:val="16"/>
+              </w:rPr>
+              <w:t xml:space="preserve">Lisensi: </w:t>
+            </w:r>
+            <w:r>
+              <w:rPr>
+                <w:rFonts w:ascii="Arial" w:hAnsi="Arial"/>
+                <w:color w:val="166534"/>
+                <w:sz w:val="16"/>
+              </w:rPr>
+              <w:t>Karya Orisinal Pengembang (Scalable Vector Graphics)</w:t>
+            </w:r>
+          </w:p>
+        </w:tc>
+      </w:tr>
+    </w:tbl>
+    <w:p>
+      <w:pPr>
+        <w:spacing w:after="120"/>
+      </w:pPr>
+    </w:p>
+    <w:tbl>
+      <w:tblPr>
+        <w:tblW w:type="auto" w:w="0"/>
+        <w:jc w:val="center"/>
+        <w:tblLook w:firstColumn="1" w:firstRow="1" w:lastColumn="0" w:lastRow="0" w:noHBand="0" w:noVBand="1" w:val="04A0"/>
+      </w:tblPr>
+      <w:tblGrid>
+        <w:gridCol w:w="4730"/>
+        <w:gridCol w:w="4730"/>
+      </w:tblGrid>
+      <w:tr>
+        <w:tc>
+          <w:tcPr>
+            <w:tcW w:type="dxa" w:w="3168"/>
+            <w:vAlign w:val="center"/>
+            <w:shd w:fill="F8FAFC"/>
+            <w:tcMar>
+              <w:top w:w="100" w:type="dxa"/>
+              <w:bottom w:w="100" w:type="dxa"/>
+              <w:left w:w="100" w:type="dxa"/>
+              <w:right w:w="100" w:type="dxa"/>
+            </w:tcMar>
+            <w:tcBorders>
+              <w:top w:val="single" w:sz="6" w:space="0" w:color="CBD5E1"/>
+              <w:bottom w:val="single" w:sz="6" w:space="0" w:color="CBD5E1"/>
+              <w:left w:val="single" w:sz="6" w:space="0" w:color="CBD5E1"/>
+              <w:right w:val="single" w:sz="6" w:space="0" w:color="CBD5E1"/>
+            </w:tcBorders>
+          </w:tcPr>
+          <w:p>
+            <w:pPr>
+              <w:spacing w:after="40" w:before="40"/>
+              <w:jc w:val="center"/>
+            </w:pPr>
+            <w:r>
+              <w:drawing>
+                <wp:inline xmlns:a="http://schemas.openxmlformats.org/drawingml/2006/main" xmlns:pic="http://schemas.openxmlformats.org/drawingml/2006/picture">
+                  <wp:extent cx="1783080" cy="1403162"/>
+                  <wp:docPr id="8" name="Picture 8"/>
+                  <wp:cNvGraphicFramePr>
+                    <a:graphicFrameLocks noChangeAspect="1"/>
+                  </wp:cNvGraphicFramePr>
+                  <a:graphic>
+                    <a:graphicData uri="http://schemas.openxmlformats.org/drawingml/2006/picture">
+                      <pic:pic>
+                        <pic:nvPicPr>
+                          <pic:cNvPr id="0" name="component-psu.png"/>
+                          <pic:cNvPicPr/>
+                        </pic:nvPicPr>
+                        <pic:blipFill>
+                          <a:blip r:embed="rId16"/>
+                          <a:stretch>
+                            <a:fillRect/>
+                          </a:stretch>
+                        </pic:blipFill>
+                        <pic:spPr>
+                          <a:xfrm>
+                            <a:off x="0" y="0"/>
+                            <a:ext cx="1783080" cy="1403162"/>
+                          </a:xfrm>
+                          <a:prstGeom prst="rect"/>
+                        </pic:spPr>
+                      </pic:pic>
+                    </a:graphicData>
+                  </a:graphic>
+                </wp:inline>
+              </w:drawing>
+            </w:r>
+          </w:p>
+          <w:p>
+            <w:pPr>
+              <w:spacing w:after="0" w:before="40"/>
+              <w:jc w:val="center"/>
+            </w:pPr>
+            <w:r>
+              <w:rPr>
+                <w:rFonts w:ascii="Consolas" w:hAnsi="Consolas"/>
+                <w:color w:val="64748B"/>
+                <w:sz w:val="15"/>
+              </w:rPr>
+              <w:t>component-psu.png</w:t>
+            </w:r>
+          </w:p>
+        </w:tc>
+        <w:tc>
+          <w:tcPr>
+            <w:tcW w:type="dxa" w:w="6192"/>
+            <w:vAlign w:val="top"/>
+            <w:shd w:fill="FFFFFF"/>
+            <w:tcMar>
+              <w:top w:w="100" w:type="dxa"/>
+              <w:bottom w:w="100" w:type="dxa"/>
+              <w:left w:w="120" w:type="dxa"/>
+              <w:right w:w="120" w:type="dxa"/>
+            </w:tcMar>
+            <w:tcBorders>
+              <w:top w:val="single" w:sz="6" w:space="0" w:color="CBD5E1"/>
+              <w:bottom w:val="single" w:sz="6" w:space="0" w:color="CBD5E1"/>
+              <w:left w:val="single" w:sz="6" w:space="0" w:color="CBD5E1"/>
+              <w:right w:val="single" w:sz="6" w:space="0" w:color="CBD5E1"/>
+            </w:tcBorders>
+          </w:tcPr>
+          <w:p>
+            <w:pPr>
+              <w:spacing w:after="40" w:before="0"/>
+            </w:pPr>
+            <w:r>
+              <w:rPr>
+                <w:rFonts w:ascii="Arial" w:hAnsi="Arial"/>
+                <w:b/>
+                <w:color w:val="0284C7"/>
+                <w:sz w:val="20"/>
+              </w:rPr>
+              <w:t xml:space="preserve">#8  </w:t>
+            </w:r>
+            <w:r>
+              <w:rPr>
+                <w:rFonts w:ascii="Arial" w:hAnsi="Arial"/>
+                <w:b/>
+                <w:color w:val="0F2744"/>
+                <w:sz w:val="21"/>
+              </w:rPr>
+              <w:t>Konektor Catu Daya 24-Pin ATX Main Power</w:t>
+            </w:r>
+          </w:p>
+          <w:p>
+            <w:pPr>
+              <w:spacing w:after="80"/>
+            </w:pPr>
+            <w:r>
+              <w:rPr>
+                <w:rFonts w:ascii="Arial" w:hAnsi="Arial"/>
+                <w:color w:val="475569"/>
+                <w:sz w:val="17"/>
+              </w:rPr>
+              <w:t>Peran: Komponen Perakitan Inti (Target Kompatibel)  |  Alat: Antigravity AI (Procedural SVG Vector Assisted)</w:t>
+              <w:br/>
+            </w:r>
+            <w:r>
+              <w:rPr>
+                <w:rFonts w:ascii="Consolas" w:hAnsi="Consolas"/>
+                <w:color w:val="0F766E"/>
+                <w:sz w:val="16"/>
+              </w:rPr>
+              <w:t>Lokasi Berkas: assets/images/component-psu.svg (Vektor SVG Presisi)</w:t>
+            </w:r>
+          </w:p>
+          <w:p>
+            <w:pPr>
+              <w:spacing w:before="40" w:after="20"/>
+            </w:pPr>
+            <w:r>
+              <w:rPr>
+                <w:rFonts w:ascii="Arial" w:hAnsi="Arial"/>
+                <w:b/>
+                <w:color w:val="0369A1"/>
+                <w:sz w:val="17"/>
+              </w:rPr>
+              <w:t>Prompt AI / Parameter Desain:</w:t>
+            </w:r>
+          </w:p>
+          <w:p>
+            <w:pPr>
+              <w:spacing w:before="20" w:after="60" w:line="264" w:lineRule="auto"/>
+            </w:pPr>
+            <w:r>
+              <w:rPr>
+                <w:rFonts w:ascii="Calibri" w:hAnsi="Calibri"/>
+                <w:i/>
+                <w:color w:val="1E293B"/>
+                <w:sz w:val="17"/>
+              </w:rPr>
+              <w:t>"Vector illustration of ATX power supply unit and 24-pin motherboard power cable plug, black nylon molded connector with latch lock, 12 pairs of colorful braided individually-sleeved power wires (orange, red, yellow, black, green, purple, blue), clear acrylic cable combs"</w:t>
+            </w:r>
+          </w:p>
+          <w:p>
+            <w:pPr>
+              <w:spacing w:before="20" w:after="40"/>
+            </w:pPr>
+            <w:r>
+              <w:rPr>
+                <w:rFonts w:ascii="Arial" w:hAnsi="Arial"/>
+                <w:b/>
+                <w:color w:val="475569"/>
+                <w:sz w:val="16"/>
+              </w:rPr>
+              <w:t xml:space="preserve">Keterangan Teknis: </w:t>
+            </w:r>
+            <w:r>
+              <w:rPr>
+                <w:rFonts w:ascii="Arial" w:hAnsi="Arial"/>
+                <w:color w:val="64748B"/>
+                <w:sz w:val="16"/>
+              </w:rPr>
+              <w:t>Konektor 24-pin nilon hitam dengan klip pengait mekanik dan kabel pelangi warna standar ATX (3.3V jingga, 5V merah, 12V kuning, Ground hitam).</w:t>
+            </w:r>
+          </w:p>
+          <w:p>
+            <w:pPr>
+              <w:spacing w:before="20" w:after="40"/>
+            </w:pPr>
+            <w:r>
+              <w:rPr>
+                <w:rFonts w:ascii="Arial" w:hAnsi="Arial"/>
+                <w:b/>
+                <w:color w:val="166534"/>
+                <w:sz w:val="16"/>
+              </w:rPr>
+              <w:t xml:space="preserve">Lisensi: </w:t>
+            </w:r>
+            <w:r>
+              <w:rPr>
+                <w:rFonts w:ascii="Arial" w:hAnsi="Arial"/>
+                <w:color w:val="166534"/>
+                <w:sz w:val="16"/>
+              </w:rPr>
+              <w:t>Karya Orisinal Pengembang (Scalable Vector Graphics)</w:t>
+            </w:r>
+          </w:p>
+        </w:tc>
+      </w:tr>
+    </w:tbl>
+    <w:p>
+      <w:pPr>
+        <w:spacing w:after="120"/>
+      </w:pPr>
+    </w:p>
+    <w:tbl>
+      <w:tblPr>
+        <w:tblW w:type="auto" w:w="0"/>
+        <w:jc w:val="center"/>
+        <w:tblLook w:firstColumn="1" w:firstRow="1" w:lastColumn="0" w:lastRow="0" w:noHBand="0" w:noVBand="1" w:val="04A0"/>
+      </w:tblPr>
+      <w:tblGrid>
+        <w:gridCol w:w="4730"/>
+        <w:gridCol w:w="4730"/>
+      </w:tblGrid>
+      <w:tr>
+        <w:tc>
+          <w:tcPr>
+            <w:tcW w:type="dxa" w:w="3168"/>
+            <w:vAlign w:val="center"/>
+            <w:shd w:fill="F8FAFC"/>
+            <w:tcMar>
+              <w:top w:w="100" w:type="dxa"/>
+              <w:bottom w:w="100" w:type="dxa"/>
+              <w:left w:w="100" w:type="dxa"/>
+              <w:right w:w="100" w:type="dxa"/>
+            </w:tcMar>
+            <w:tcBorders>
+              <w:top w:val="single" w:sz="6" w:space="0" w:color="CBD5E1"/>
+              <w:bottom w:val="single" w:sz="6" w:space="0" w:color="CBD5E1"/>
+              <w:left w:val="single" w:sz="6" w:space="0" w:color="CBD5E1"/>
+              <w:right w:val="single" w:sz="6" w:space="0" w:color="CBD5E1"/>
+            </w:tcBorders>
+          </w:tcPr>
+          <w:p>
+            <w:pPr>
+              <w:spacing w:after="40" w:before="40"/>
+              <w:jc w:val="center"/>
+            </w:pPr>
+            <w:r>
+              <w:drawing>
+                <wp:inline xmlns:a="http://schemas.openxmlformats.org/drawingml/2006/main" xmlns:pic="http://schemas.openxmlformats.org/drawingml/2006/picture">
+                  <wp:extent cx="1783080" cy="2087014"/>
+                  <wp:docPr id="9" name="Picture 9"/>
+                  <wp:cNvGraphicFramePr>
+                    <a:graphicFrameLocks noChangeAspect="1"/>
+                  </wp:cNvGraphicFramePr>
+                  <a:graphic>
+                    <a:graphicData uri="http://schemas.openxmlformats.org/drawingml/2006/picture">
+                      <pic:pic>
+                        <pic:nvPicPr>
+                          <pic:cNvPr id="0" name="component-hdd-ide.png"/>
+                          <pic:cNvPicPr/>
+                        </pic:nvPicPr>
+                        <pic:blipFill>
+                          <a:blip r:embed="rId17"/>
+                          <a:stretch>
+                            <a:fillRect/>
+                          </a:stretch>
+                        </pic:blipFill>
+                        <pic:spPr>
+                          <a:xfrm>
+                            <a:off x="0" y="0"/>
+                            <a:ext cx="1783080" cy="2087014"/>
+                          </a:xfrm>
+                          <a:prstGeom prst="rect"/>
+                        </pic:spPr>
+                      </pic:pic>
+                    </a:graphicData>
+                  </a:graphic>
+                </wp:inline>
+              </w:drawing>
+            </w:r>
+          </w:p>
+          <w:p>
+            <w:pPr>
+              <w:spacing w:after="0" w:before="40"/>
+              <w:jc w:val="center"/>
+            </w:pPr>
+            <w:r>
+              <w:rPr>
+                <w:rFonts w:ascii="Consolas" w:hAnsi="Consolas"/>
+                <w:color w:val="64748B"/>
+                <w:sz w:val="15"/>
+              </w:rPr>
+              <w:t>component-hdd-ide.png</w:t>
+            </w:r>
+          </w:p>
+        </w:tc>
+        <w:tc>
+          <w:tcPr>
+            <w:tcW w:type="dxa" w:w="6192"/>
+            <w:vAlign w:val="top"/>
+            <w:shd w:fill="FFFFFF"/>
+            <w:tcMar>
+              <w:top w:w="100" w:type="dxa"/>
+              <w:bottom w:w="100" w:type="dxa"/>
+              <w:left w:w="120" w:type="dxa"/>
+              <w:right w:w="120" w:type="dxa"/>
+            </w:tcMar>
+            <w:tcBorders>
+              <w:top w:val="single" w:sz="6" w:space="0" w:color="CBD5E1"/>
+              <w:bottom w:val="single" w:sz="6" w:space="0" w:color="CBD5E1"/>
+              <w:left w:val="single" w:sz="6" w:space="0" w:color="CBD5E1"/>
+              <w:right w:val="single" w:sz="6" w:space="0" w:color="CBD5E1"/>
+            </w:tcBorders>
+          </w:tcPr>
+          <w:p>
+            <w:pPr>
+              <w:spacing w:after="40" w:before="0"/>
+            </w:pPr>
+            <w:r>
+              <w:rPr>
+                <w:rFonts w:ascii="Arial" w:hAnsi="Arial"/>
+                <w:b/>
+                <w:color w:val="0284C7"/>
+                <w:sz w:val="20"/>
+              </w:rPr>
+              <w:t xml:space="preserve">#9  </w:t>
+            </w:r>
+            <w:r>
+              <w:rPr>
+                <w:rFonts w:ascii="Arial" w:hAnsi="Arial"/>
+                <w:b/>
+                <w:color w:val="0F2744"/>
+                <w:sz w:val="21"/>
+              </w:rPr>
+              <w:t>Harddisk IDE 3.5" PATA Vintage (Pengecoh)</w:t>
+            </w:r>
+          </w:p>
+          <w:p>
+            <w:pPr>
+              <w:spacing w:after="80"/>
+            </w:pPr>
+            <w:r>
+              <w:rPr>
+                <w:rFonts w:ascii="Arial" w:hAnsi="Arial"/>
+                <w:color w:val="475569"/>
+                <w:sz w:val="17"/>
+              </w:rPr>
+              <w:t>Peran: Komponen Distraktor (Jebakan Masalah Port Kuno)  |  Alat: Antigravity AI (Procedural SVG Vector Assisted)</w:t>
+              <w:br/>
+            </w:r>
+            <w:r>
+              <w:rPr>
+                <w:rFonts w:ascii="Consolas" w:hAnsi="Consolas"/>
+                <w:color w:val="0F766E"/>
+                <w:sz w:val="16"/>
+              </w:rPr>
+              <w:t>Lokasi Berkas: assets/images/component-hdd-ide.svg (Vektor SVG Presisi)</w:t>
+            </w:r>
+          </w:p>
+          <w:p>
+            <w:pPr>
+              <w:spacing w:before="40" w:after="20"/>
+            </w:pPr>
+            <w:r>
+              <w:rPr>
+                <w:rFonts w:ascii="Arial" w:hAnsi="Arial"/>
+                <w:b/>
+                <w:color w:val="0369A1"/>
+                <w:sz w:val="17"/>
+              </w:rPr>
+              <w:t>Prompt AI / Parameter Desain:</w:t>
+            </w:r>
+          </w:p>
+          <w:p>
+            <w:pPr>
+              <w:spacing w:before="20" w:after="60" w:line="264" w:lineRule="auto"/>
+            </w:pPr>
+            <w:r>
+              <w:rPr>
+                <w:rFonts w:ascii="Calibri" w:hAnsi="Calibri"/>
+                <w:i/>
+                <w:color w:val="1E293B"/>
+                <w:sz w:val="17"/>
+              </w:rPr>
+              <w:t>"Vector illustration of vintage 3.5 inch PATA IDE hard disk drive, heavy cast aluminum body, top metallic cover with vintage drive label, 40-pin ribbon cable header, 4-pin Molex power receptacle, master-slave jumper pins"</w:t>
+            </w:r>
+          </w:p>
+          <w:p>
+            <w:pPr>
+              <w:spacing w:before="20" w:after="40"/>
+            </w:pPr>
+            <w:r>
+              <w:rPr>
+                <w:rFonts w:ascii="Arial" w:hAnsi="Arial"/>
+                <w:b/>
+                <w:color w:val="475569"/>
+                <w:sz w:val="16"/>
+              </w:rPr>
+              <w:t xml:space="preserve">Keterangan Teknis: </w:t>
+            </w:r>
+            <w:r>
+              <w:rPr>
+                <w:rFonts w:ascii="Arial" w:hAnsi="Arial"/>
+                <w:color w:val="64748B"/>
+                <w:sz w:val="16"/>
+              </w:rPr>
+              <w:t>Harddisk zaman dulu dengan 40-pin pita kabel lebar. Menstimulasi nalar kritis siswa bahwa teknologi modern telah beralih ke bus serial M.2 NVMe / SATA III.</w:t>
+            </w:r>
+          </w:p>
+          <w:p>
+            <w:pPr>
+              <w:spacing w:before="20" w:after="40"/>
+            </w:pPr>
+            <w:r>
+              <w:rPr>
+                <w:rFonts w:ascii="Arial" w:hAnsi="Arial"/>
+                <w:b/>
+                <w:color w:val="166534"/>
+                <w:sz w:val="16"/>
+              </w:rPr>
+              <w:t xml:space="preserve">Lisensi: </w:t>
+            </w:r>
+            <w:r>
+              <w:rPr>
+                <w:rFonts w:ascii="Arial" w:hAnsi="Arial"/>
+                <w:color w:val="166534"/>
+                <w:sz w:val="16"/>
+              </w:rPr>
+              <w:t>Karya Orisinal Pengembang (Scalable Vector Graphics)</w:t>
+            </w:r>
+          </w:p>
+        </w:tc>
+      </w:tr>
+    </w:tbl>
+    <w:p>
+      <w:pPr>
+        <w:spacing w:after="120"/>
+      </w:pPr>
+    </w:p>
+    <w:tbl>
+      <w:tblPr>
+        <w:tblW w:type="auto" w:w="0"/>
+        <w:jc w:val="center"/>
+        <w:tblLook w:firstColumn="1" w:firstRow="1" w:lastColumn="0" w:lastRow="0" w:noHBand="0" w:noVBand="1" w:val="04A0"/>
+      </w:tblPr>
+      <w:tblGrid>
+        <w:gridCol w:w="4730"/>
+        <w:gridCol w:w="4730"/>
+      </w:tblGrid>
+      <w:tr>
+        <w:tc>
+          <w:tcPr>
+            <w:tcW w:type="dxa" w:w="3168"/>
+            <w:vAlign w:val="center"/>
+            <w:shd w:fill="F8FAFC"/>
+            <w:tcMar>
+              <w:top w:w="100" w:type="dxa"/>
+              <w:bottom w:w="100" w:type="dxa"/>
+              <w:left w:w="100" w:type="dxa"/>
+              <w:right w:w="100" w:type="dxa"/>
+            </w:tcMar>
+            <w:tcBorders>
+              <w:top w:val="single" w:sz="6" w:space="0" w:color="CBD5E1"/>
+              <w:bottom w:val="single" w:sz="6" w:space="0" w:color="CBD5E1"/>
+              <w:left w:val="single" w:sz="6" w:space="0" w:color="CBD5E1"/>
+              <w:right w:val="single" w:sz="6" w:space="0" w:color="CBD5E1"/>
+            </w:tcBorders>
+          </w:tcPr>
+          <w:p>
+            <w:pPr>
+              <w:spacing w:after="40" w:before="40"/>
+              <w:jc w:val="center"/>
+            </w:pPr>
+            <w:r>
+              <w:drawing>
+                <wp:inline xmlns:a="http://schemas.openxmlformats.org/drawingml/2006/main" xmlns:pic="http://schemas.openxmlformats.org/drawingml/2006/picture">
+                  <wp:extent cx="1783080" cy="1783080"/>
+                  <wp:docPr id="10" name="Picture 10"/>
+                  <wp:cNvGraphicFramePr>
+                    <a:graphicFrameLocks noChangeAspect="1"/>
+                  </wp:cNvGraphicFramePr>
+                  <a:graphic>
+                    <a:graphicData uri="http://schemas.openxmlformats.org/drawingml/2006/picture">
+                      <pic:pic>
+                        <pic:nvPicPr>
+                          <pic:cNvPr id="0" name="component-cooler.png"/>
+                          <pic:cNvPicPr/>
+                        </pic:nvPicPr>
+                        <pic:blipFill>
+                          <a:blip r:embed="rId18"/>
+                          <a:stretch>
+                            <a:fillRect/>
+                          </a:stretch>
+                        </pic:blipFill>
+                        <pic:spPr>
+                          <a:xfrm>
+                            <a:off x="0" y="0"/>
+                            <a:ext cx="1783080" cy="1783080"/>
+                          </a:xfrm>
+                          <a:prstGeom prst="rect"/>
+                        </pic:spPr>
+                      </pic:pic>
+                    </a:graphicData>
+                  </a:graphic>
+                </wp:inline>
+              </w:drawing>
+            </w:r>
+          </w:p>
+          <w:p>
+            <w:pPr>
+              <w:spacing w:after="0" w:before="40"/>
+              <w:jc w:val="center"/>
+            </w:pPr>
+            <w:r>
+              <w:rPr>
+                <w:rFonts w:ascii="Consolas" w:hAnsi="Consolas"/>
+                <w:color w:val="64748B"/>
+                <w:sz w:val="15"/>
+              </w:rPr>
+              <w:t>component-cooler.png</w:t>
+            </w:r>
+          </w:p>
+        </w:tc>
+        <w:tc>
+          <w:tcPr>
+            <w:tcW w:type="dxa" w:w="6192"/>
+            <w:vAlign w:val="top"/>
+            <w:shd w:fill="FFFFFF"/>
+            <w:tcMar>
+              <w:top w:w="100" w:type="dxa"/>
+              <w:bottom w:w="100" w:type="dxa"/>
+              <w:left w:w="120" w:type="dxa"/>
+              <w:right w:w="120" w:type="dxa"/>
+            </w:tcMar>
+            <w:tcBorders>
+              <w:top w:val="single" w:sz="6" w:space="0" w:color="CBD5E1"/>
+              <w:bottom w:val="single" w:sz="6" w:space="0" w:color="CBD5E1"/>
+              <w:left w:val="single" w:sz="6" w:space="0" w:color="CBD5E1"/>
+              <w:right w:val="single" w:sz="6" w:space="0" w:color="CBD5E1"/>
+            </w:tcBorders>
+          </w:tcPr>
+          <w:p>
+            <w:pPr>
+              <w:spacing w:after="40" w:before="0"/>
+            </w:pPr>
+            <w:r>
+              <w:rPr>
+                <w:rFonts w:ascii="Arial" w:hAnsi="Arial"/>
+                <w:b/>
+                <w:color w:val="0284C7"/>
+                <w:sz w:val="20"/>
+              </w:rPr>
+              <w:t xml:space="preserve">#10  </w:t>
+            </w:r>
+            <w:r>
+              <w:rPr>
+                <w:rFonts w:ascii="Arial" w:hAnsi="Arial"/>
+                <w:b/>
+                <w:color w:val="0F2744"/>
+                <w:sz w:val="21"/>
+              </w:rPr>
+              <w:t>Kipas Casing 120mm PWM (Pengecoh Soket)</w:t>
+            </w:r>
+          </w:p>
+          <w:p>
+            <w:pPr>
+              <w:spacing w:after="80"/>
+            </w:pPr>
+            <w:r>
+              <w:rPr>
+                <w:rFonts w:ascii="Arial" w:hAnsi="Arial"/>
+                <w:color w:val="475569"/>
+                <w:sz w:val="17"/>
+              </w:rPr>
+              <w:t>Peran: Komponen Distraktor (Jebakan Masalah Chassis)  |  Alat: Antigravity AI (Procedural SVG Vector Assisted)</w:t>
+              <w:br/>
+            </w:r>
+            <w:r>
+              <w:rPr>
+                <w:rFonts w:ascii="Consolas" w:hAnsi="Consolas"/>
+                <w:color w:val="0F766E"/>
+                <w:sz w:val="16"/>
+              </w:rPr>
+              <w:t>Lokasi Berkas: assets/images/component-cooler.svg (Vektor SVG Presisi)</w:t>
+            </w:r>
+          </w:p>
+          <w:p>
+            <w:pPr>
+              <w:spacing w:before="40" w:after="20"/>
+            </w:pPr>
+            <w:r>
+              <w:rPr>
+                <w:rFonts w:ascii="Arial" w:hAnsi="Arial"/>
+                <w:b/>
+                <w:color w:val="0369A1"/>
+                <w:sz w:val="17"/>
+              </w:rPr>
+              <w:t>Prompt AI / Parameter Desain:</w:t>
+            </w:r>
+          </w:p>
+          <w:p>
+            <w:pPr>
+              <w:spacing w:before="20" w:after="60" w:line="264" w:lineRule="auto"/>
+            </w:pPr>
+            <w:r>
+              <w:rPr>
+                <w:rFonts w:ascii="Calibri" w:hAnsi="Calibri"/>
+                <w:i/>
+                <w:color w:val="1E293B"/>
+                <w:sz w:val="17"/>
+              </w:rPr>
+              <w:t>"Vector illustration of 120mm computer case cooling fan, black octagonal mounting frame with corner screw holes and anti-vibration rubber pads, 9 aerodynamic curved fan blades, 4-pin PWM sleeved connection cable"</w:t>
+            </w:r>
+          </w:p>
+          <w:p>
+            <w:pPr>
+              <w:spacing w:before="20" w:after="40"/>
+            </w:pPr>
+            <w:r>
+              <w:rPr>
+                <w:rFonts w:ascii="Arial" w:hAnsi="Arial"/>
+                <w:b/>
+                <w:color w:val="475569"/>
+                <w:sz w:val="16"/>
+              </w:rPr>
+              <w:t xml:space="preserve">Keterangan Teknis: </w:t>
+            </w:r>
+            <w:r>
+              <w:rPr>
+                <w:rFonts w:ascii="Arial" w:hAnsi="Arial"/>
+                <w:color w:val="64748B"/>
+                <w:sz w:val="16"/>
+              </w:rPr>
+              <w:t>Kipas sasis 120mm dengan kabel 4-pin PWM. Berfungsi sebagai pengecoh bahwa kipas sasis tidak boleh dipasangkan di atas soket CPU LGA 1700.</w:t>
+            </w:r>
+          </w:p>
+          <w:p>
+            <w:pPr>
+              <w:spacing w:before="20" w:after="40"/>
+            </w:pPr>
+            <w:r>
+              <w:rPr>
+                <w:rFonts w:ascii="Arial" w:hAnsi="Arial"/>
+                <w:b/>
+                <w:color w:val="166534"/>
+                <w:sz w:val="16"/>
+              </w:rPr>
+              <w:t xml:space="preserve">Lisensi: </w:t>
+            </w:r>
+            <w:r>
+              <w:rPr>
+                <w:rFonts w:ascii="Arial" w:hAnsi="Arial"/>
+                <w:color w:val="166534"/>
+                <w:sz w:val="16"/>
+              </w:rPr>
+              <w:t>Karya Orisinal Pengembang (Scalable Vector Graphics)</w:t>
             </w:r>
           </w:p>
         </w:tc>
@@ -348,174 +3088,313 @@
     <w:p>
       <w:pPr>
         <w:keepNext/>
-        <w:spacing w:before="320" w:after="120"/>
+        <w:spacing w:before="200" w:after="60"/>
       </w:pPr>
       <w:r>
         <w:rPr>
           <w:rFonts w:ascii="Arial" w:hAnsi="Arial"/>
           <w:b/>
-          <w:color w:val="1E3A8A"/>
-          <w:sz w:val="24"/>
+          <w:color w:val="0284C7"/>
+          <w:sz w:val="22"/>
         </w:rPr>
-        <w:t>1. Dasar Kepatuhan Hak Cipta &amp; Ketentuan Juknis</w:t>
+        <w:t>Komponen Keadaan Terpasang (Installed States Preview)</w:t>
       </w:r>
     </w:p>
     <w:p>
       <w:pPr>
-        <w:spacing w:after="120" w:line="276" w:lineRule="auto"/>
-      </w:pPr>
-      <w:r>
-        <w:rPr>
-          <w:rFonts w:ascii="Arial" w:hAnsi="Arial"/>
-          <w:i w:val="0"/>
-          <w:color w:val="0F172A"/>
-          <w:sz w:val="20"/>
-        </w:rPr>
-        <w:t>Sesuai dengan Petunjuk Teknis Festival Biru Putih Tahun 2026 Bab II (Mekanisme Pelaksanaan Kegiatan) Bagian D (Ketentuan Umum) Poin 3 tentang Hak Cipta (Copyright) terkait aset digital yang digunakan, pengembang menjamin bahwa:</w:t>
-      </w:r>
-    </w:p>
-    <w:p>
-      <w:pPr>
-        <w:pStyle w:val="ListBullet"/>
         <w:spacing w:after="80" w:line="276" w:lineRule="auto"/>
       </w:pPr>
       <w:r>
         <w:rPr>
           <w:rFonts w:ascii="Arial" w:hAnsi="Arial"/>
+          <w:color w:val="1E293B"/>
+          <w:sz w:val="19"/>
+        </w:rPr>
+        <w:t>Untuk menghadirkan animasi perakitan yang realistis, setiap komponen memiliki berkas vektor kondisi terpasang (installed state) yang akan muncul secara instan saat komponen dijatuhkan tepat pada soket motherboard:</w:t>
+      </w:r>
+    </w:p>
+    <w:p>
+      <w:pPr>
+        <w:spacing w:before="80" w:after="40"/>
+        <w:jc w:val="center"/>
+      </w:pPr>
+      <w:r>
+        <w:drawing>
+          <wp:inline xmlns:a="http://schemas.openxmlformats.org/drawingml/2006/main" xmlns:pic="http://schemas.openxmlformats.org/drawingml/2006/picture">
+            <wp:extent cx="2926080" cy="1546167"/>
+            <wp:docPr id="11" name="Picture 11"/>
+            <wp:cNvGraphicFramePr>
+              <a:graphicFrameLocks noChangeAspect="1"/>
+            </wp:cNvGraphicFramePr>
+            <a:graphic>
+              <a:graphicData uri="http://schemas.openxmlformats.org/drawingml/2006/picture">
+                <pic:pic>
+                  <pic:nvPicPr>
+                    <pic:cNvPr id="0" name="component-gpu-installed.png"/>
+                    <pic:cNvPicPr/>
+                  </pic:nvPicPr>
+                  <pic:blipFill>
+                    <a:blip r:embed="rId19"/>
+                    <a:stretch>
+                      <a:fillRect/>
+                    </a:stretch>
+                  </pic:blipFill>
+                  <pic:spPr>
+                    <a:xfrm>
+                      <a:off x="0" y="0"/>
+                      <a:ext cx="2926080" cy="1546167"/>
+                    </a:xfrm>
+                    <a:prstGeom prst="rect"/>
+                  </pic:spPr>
+                </pic:pic>
+              </a:graphicData>
+            </a:graphic>
+          </wp:inline>
+        </w:drawing>
+      </w:r>
+    </w:p>
+    <w:p>
+      <w:pPr>
+        <w:spacing w:after="80"/>
+        <w:jc w:val="center"/>
+      </w:pPr>
+      <w:r>
+        <w:rPr>
+          <w:rFonts w:ascii="Arial" w:hAnsi="Arial"/>
           <w:b/>
-          <w:color w:val="0F172A"/>
-          <w:sz w:val="20"/>
+          <w:color w:val="0A2540"/>
+          <w:sz w:val="17"/>
         </w:rPr>
-        <w:t xml:space="preserve">a. Orisinalitas Mandiri: </w:t>
+        <w:t xml:space="preserve">GPU Terpasang: </w:t>
       </w:r>
       <w:r>
         <w:rPr>
           <w:rFonts w:ascii="Arial" w:hAnsi="Arial"/>
-          <w:color w:val="0F172A"/>
-          <w:sz w:val="20"/>
+          <w:i/>
+          <w:color w:val="64748B"/>
+          <w:sz w:val="17"/>
         </w:rPr>
-        <w:t>Seluruh ilustrasi perangkat keras dan skema sirkuit elektronik dirancang secara mandiri dan orisinal menggunakan perangkat pemodelan vektor prosedural matematis (SVG).</w:t>
+        <w:t>Berkas: assets/images/component-gpu-installed.svg — Status visual otomatis saat drag-and-drop berhasil/gagal.</w:t>
       </w:r>
     </w:p>
     <w:p>
       <w:pPr>
-        <w:pStyle w:val="ListBullet"/>
+        <w:spacing w:before="80" w:after="40"/>
+        <w:jc w:val="center"/>
+      </w:pPr>
+      <w:r>
+        <w:drawing>
+          <wp:inline xmlns:a="http://schemas.openxmlformats.org/drawingml/2006/main" xmlns:pic="http://schemas.openxmlformats.org/drawingml/2006/picture">
+            <wp:extent cx="2926080" cy="4641368"/>
+            <wp:docPr id="12" name="Picture 12"/>
+            <wp:cNvGraphicFramePr>
+              <a:graphicFrameLocks noChangeAspect="1"/>
+            </wp:cNvGraphicFramePr>
+            <a:graphic>
+              <a:graphicData uri="http://schemas.openxmlformats.org/drawingml/2006/picture">
+                <pic:pic>
+                  <pic:nvPicPr>
+                    <pic:cNvPr id="0" name="component-psu-installed.png"/>
+                    <pic:cNvPicPr/>
+                  </pic:nvPicPr>
+                  <pic:blipFill>
+                    <a:blip r:embed="rId20"/>
+                    <a:stretch>
+                      <a:fillRect/>
+                    </a:stretch>
+                  </pic:blipFill>
+                  <pic:spPr>
+                    <a:xfrm>
+                      <a:off x="0" y="0"/>
+                      <a:ext cx="2926080" cy="4641368"/>
+                    </a:xfrm>
+                    <a:prstGeom prst="rect"/>
+                  </pic:spPr>
+                </pic:pic>
+              </a:graphicData>
+            </a:graphic>
+          </wp:inline>
+        </w:drawing>
+      </w:r>
+    </w:p>
+    <w:p>
+      <w:pPr>
+        <w:spacing w:after="80"/>
+        <w:jc w:val="center"/>
+      </w:pPr>
+      <w:r>
+        <w:rPr>
+          <w:rFonts w:ascii="Arial" w:hAnsi="Arial"/>
+          <w:b/>
+          <w:color w:val="0A2540"/>
+          <w:sz w:val="17"/>
+        </w:rPr>
+        <w:t xml:space="preserve">Kabel 24-Pin Terpasang: </w:t>
+      </w:r>
+      <w:r>
+        <w:rPr>
+          <w:rFonts w:ascii="Arial" w:hAnsi="Arial"/>
+          <w:i/>
+          <w:color w:val="64748B"/>
+          <w:sz w:val="17"/>
+        </w:rPr>
+        <w:t>Berkas: assets/images/component-psu-installed.svg — Status visual otomatis saat drag-and-drop berhasil/gagal.</w:t>
+      </w:r>
+    </w:p>
+    <w:p>
+      <w:pPr>
+        <w:spacing w:before="80" w:after="40"/>
+        <w:jc w:val="center"/>
+      </w:pPr>
+      <w:r>
+        <w:drawing>
+          <wp:inline xmlns:a="http://schemas.openxmlformats.org/drawingml/2006/main" xmlns:pic="http://schemas.openxmlformats.org/drawingml/2006/picture">
+            <wp:extent cx="2926080" cy="4924379"/>
+            <wp:docPr id="13" name="Picture 13"/>
+            <wp:cNvGraphicFramePr>
+              <a:graphicFrameLocks noChangeAspect="1"/>
+            </wp:cNvGraphicFramePr>
+            <a:graphic>
+              <a:graphicData uri="http://schemas.openxmlformats.org/drawingml/2006/picture">
+                <pic:pic>
+                  <pic:nvPicPr>
+                    <pic:cNvPr id="0" name="component-ram-installed.png"/>
+                    <pic:cNvPicPr/>
+                  </pic:nvPicPr>
+                  <pic:blipFill>
+                    <a:blip r:embed="rId21"/>
+                    <a:stretch>
+                      <a:fillRect/>
+                    </a:stretch>
+                  </pic:blipFill>
+                  <pic:spPr>
+                    <a:xfrm>
+                      <a:off x="0" y="0"/>
+                      <a:ext cx="2926080" cy="4924379"/>
+                    </a:xfrm>
+                    <a:prstGeom prst="rect"/>
+                  </pic:spPr>
+                </pic:pic>
+              </a:graphicData>
+            </a:graphic>
+          </wp:inline>
+        </w:drawing>
+      </w:r>
+    </w:p>
+    <w:p>
+      <w:pPr>
+        <w:spacing w:after="80"/>
+        <w:jc w:val="center"/>
+      </w:pPr>
+      <w:r>
+        <w:rPr>
+          <w:rFonts w:ascii="Arial" w:hAnsi="Arial"/>
+          <w:b/>
+          <w:color w:val="0A2540"/>
+          <w:sz w:val="17"/>
+        </w:rPr>
+        <w:t xml:space="preserve">RAM DDR4 Terpasang: </w:t>
+      </w:r>
+      <w:r>
+        <w:rPr>
+          <w:rFonts w:ascii="Arial" w:hAnsi="Arial"/>
+          <w:i/>
+          <w:color w:val="64748B"/>
+          <w:sz w:val="17"/>
+        </w:rPr>
+        <w:t>Berkas: assets/images/component-ram-installed.svg — Status visual otomatis saat drag-and-drop berhasil/gagal.</w:t>
+      </w:r>
+    </w:p>
+    <w:p>
+      <w:pPr>
+        <w:spacing w:before="80" w:after="40"/>
+        <w:jc w:val="center"/>
+      </w:pPr>
+      <w:r>
+        <w:drawing>
+          <wp:inline xmlns:a="http://schemas.openxmlformats.org/drawingml/2006/main" xmlns:pic="http://schemas.openxmlformats.org/drawingml/2006/picture">
+            <wp:extent cx="2926080" cy="4924379"/>
+            <wp:docPr id="14" name="Picture 14"/>
+            <wp:cNvGraphicFramePr>
+              <a:graphicFrameLocks noChangeAspect="1"/>
+            </wp:cNvGraphicFramePr>
+            <a:graphic>
+              <a:graphicData uri="http://schemas.openxmlformats.org/drawingml/2006/picture">
+                <pic:pic>
+                  <pic:nvPicPr>
+                    <pic:cNvPr id="0" name="component-ram-ddr2-installed.png"/>
+                    <pic:cNvPicPr/>
+                  </pic:nvPicPr>
+                  <pic:blipFill>
+                    <a:blip r:embed="rId22"/>
+                    <a:stretch>
+                      <a:fillRect/>
+                    </a:stretch>
+                  </pic:blipFill>
+                  <pic:spPr>
+                    <a:xfrm>
+                      <a:off x="0" y="0"/>
+                      <a:ext cx="2926080" cy="4924379"/>
+                    </a:xfrm>
+                    <a:prstGeom prst="rect"/>
+                  </pic:spPr>
+                </pic:pic>
+              </a:graphicData>
+            </a:graphic>
+          </wp:inline>
+        </w:drawing>
+      </w:r>
+    </w:p>
+    <w:p>
+      <w:pPr>
+        <w:spacing w:after="80"/>
+        <w:jc w:val="center"/>
+      </w:pPr>
+      <w:r>
+        <w:rPr>
+          <w:rFonts w:ascii="Arial" w:hAnsi="Arial"/>
+          <w:b/>
+          <w:color w:val="0A2540"/>
+          <w:sz w:val="17"/>
+        </w:rPr>
+        <w:t xml:space="preserve">RAM DDR2 Salah Pasang: </w:t>
+      </w:r>
+      <w:r>
+        <w:rPr>
+          <w:rFonts w:ascii="Arial" w:hAnsi="Arial"/>
+          <w:i/>
+          <w:color w:val="64748B"/>
+          <w:sz w:val="17"/>
+        </w:rPr>
+        <w:t>Berkas: assets/images/component-ram-ddr2-installed.svg — Status visual otomatis saat drag-and-drop berhasil/gagal.</w:t>
+      </w:r>
+    </w:p>
+    <w:p>
+      <w:pPr>
+        <w:keepNext/>
+        <w:spacing w:before="280" w:after="80"/>
+      </w:pPr>
+      <w:r>
+        <w:rPr>
+          <w:rFonts w:ascii="Arial" w:hAnsi="Arial"/>
+          <w:b/>
+          <w:color w:val="0A2540"/>
+          <w:sz w:val="25"/>
+        </w:rPr>
+        <w:t>3. Dokumentasi Tipografi Terbuka (SIL OFL 100% Offline)</w:t>
+      </w:r>
+    </w:p>
+    <w:p>
+      <w:pPr>
         <w:spacing w:after="80" w:line="276" w:lineRule="auto"/>
       </w:pPr>
       <w:r>
         <w:rPr>
           <w:rFonts w:ascii="Arial" w:hAnsi="Arial"/>
-          <w:b/>
-          <w:color w:val="0F172A"/>
-          <w:sz w:val="20"/>
+          <w:color w:val="1E293B"/>
+          <w:sz w:val="19"/>
         </w:rPr>
-        <w:t xml:space="preserve">b. Transparansi AI: </w:t>
-      </w:r>
-      <w:r>
-        <w:rPr>
-          <w:rFonts w:ascii="Arial" w:hAnsi="Arial"/>
-          <w:color w:val="0F172A"/>
-          <w:sz w:val="20"/>
-        </w:rPr>
-        <w:t>Aset visual yang dihasilkan menggunakan bantuan generative AI telah dicantumkan keterangan dan dokumentasi prompt-nya secara transparan sesuai ketentuan Poin 3e: 'Jika dibuat oleh AI perlu dituliskan keterangan serta wajib menyertakan dokumen desain (prompting)'.</w:t>
-      </w:r>
-    </w:p>
-    <w:p>
-      <w:pPr>
-        <w:pStyle w:val="ListBullet"/>
-        <w:spacing w:after="80" w:line="276" w:lineRule="auto"/>
-      </w:pPr>
-      <w:r>
-        <w:rPr>
-          <w:rFonts w:ascii="Arial" w:hAnsi="Arial"/>
-          <w:b/>
-          <w:color w:val="0F172A"/>
-          <w:sz w:val="20"/>
-        </w:rPr>
-        <w:t xml:space="preserve">c. Lisensi Terbuka: </w:t>
-      </w:r>
-      <w:r>
-        <w:rPr>
-          <w:rFonts w:ascii="Arial" w:hAnsi="Arial"/>
-          <w:color w:val="0F172A"/>
-          <w:sz w:val="20"/>
-        </w:rPr>
-        <w:t>Aset tipografi menggunakan jenis huruf terbuka di bawah lisensi SIL Open Font License (OFL) yang disimpan secara luring (self-hosted offline).</w:t>
-      </w:r>
-    </w:p>
-    <w:p>
-      <w:pPr>
-        <w:pStyle w:val="ListBullet"/>
-        <w:spacing w:after="80" w:line="276" w:lineRule="auto"/>
-      </w:pPr>
-      <w:r>
-        <w:rPr>
-          <w:rFonts w:ascii="Arial" w:hAnsi="Arial"/>
-          <w:b/>
-          <w:color w:val="0F172A"/>
-          <w:sz w:val="20"/>
-        </w:rPr>
-        <w:t xml:space="preserve">d. Bebas Audio Komersial: </w:t>
-      </w:r>
-      <w:r>
-        <w:rPr>
-          <w:rFonts w:ascii="Arial" w:hAnsi="Arial"/>
-          <w:color w:val="0F172A"/>
-          <w:sz w:val="20"/>
-        </w:rPr>
-        <w:t>Seluruh efek suara dibangkitkan secara prosedural menggunakan Web Audio API tanpa menggunakan file audio komersial pihak ketiga.</w:t>
-      </w:r>
-    </w:p>
-    <w:p>
-      <w:pPr>
-        <w:pStyle w:val="ListBullet"/>
-        <w:spacing w:after="80" w:line="276" w:lineRule="auto"/>
-      </w:pPr>
-      <w:r>
-        <w:rPr>
-          <w:rFonts w:ascii="Arial" w:hAnsi="Arial"/>
-          <w:b/>
-          <w:color w:val="0F172A"/>
-          <w:sz w:val="20"/>
-        </w:rPr>
-        <w:t xml:space="preserve">e. Logo Resmi: </w:t>
-      </w:r>
-      <w:r>
-        <w:rPr>
-          <w:rFonts w:ascii="Arial" w:hAnsi="Arial"/>
-          <w:color w:val="0F172A"/>
-          <w:sz w:val="20"/>
-        </w:rPr>
-        <w:t>Hanya mencantumkan logo resmi instansi (SMP Negeri 2 Lamongan) dan logo resmi kementerian (Tut Wuri Handayani / Sobat SMP Kemendikdasmen).</w:t>
-      </w:r>
-    </w:p>
-    <w:p>
-      <w:pPr>
-        <w:keepNext/>
-        <w:spacing w:before="320" w:after="120"/>
-      </w:pPr>
-      <w:r>
-        <w:rPr>
-          <w:rFonts w:ascii="Arial" w:hAnsi="Arial"/>
-          <w:b/>
-          <w:color w:val="1E3A8A"/>
-          <w:sz w:val="24"/>
-        </w:rPr>
-        <w:t>2. Inventaris Aset Gambar &amp; Dokumentasi Prompt AI</w:t>
-      </w:r>
-    </w:p>
-    <w:p>
-      <w:pPr>
-        <w:spacing w:after="120" w:line="276" w:lineRule="auto"/>
-      </w:pPr>
-      <w:r>
-        <w:rPr>
-          <w:rFonts w:ascii="Arial" w:hAnsi="Arial"/>
-          <w:i w:val="0"/>
-          <w:color w:val="0F172A"/>
-          <w:sz w:val="20"/>
-        </w:rPr>
-        <w:t>Berikut adalah daftar lengkap aset grafis yang digunakan dalam media interaktif Lab Maya, disertai jenis lisensi, alat pembuat, dan deskripsi prompt yang digunakan:</w:t>
+        <w:t>Sesuai ketentuan Juknis yang melarang CDN / URL luar, seluruh tipe huruf diunduh secara offline dan disimpan di folder `assets/fonts/` dengan deklarasi CSS `@font-face`:</w:t>
       </w:r>
     </w:p>
     <w:tbl>
@@ -523,26 +3402,38 @@
         <w:tblW w:type="auto" w:w="0"/>
         <w:jc w:val="center"/>
         <w:tblLook w:firstColumn="1" w:firstRow="1" w:lastColumn="0" w:lastRow="0" w:noHBand="0" w:noVBand="1" w:val="04A0"/>
+        <w:tblBorders>
+          <w:top w:val="single" w:sz="4" w:space="0" w:color="CBD5E1"/>
+          <w:bottom w:val="single" w:sz="4" w:space="0" w:color="CBD5E1"/>
+          <w:insideH w:val="single" w:sz="4" w:space="0" w:color="CBD5E1"/>
+          <w:insideV w:val="none"/>
+          <w:left w:val="none"/>
+          <w:right w:val="none"/>
+        </w:tblBorders>
       </w:tblPr>
       <w:tblGrid>
-        <w:gridCol w:w="2340"/>
-        <w:gridCol w:w="2340"/>
-        <w:gridCol w:w="2340"/>
-        <w:gridCol w:w="2340"/>
+        <w:gridCol w:w="1892"/>
+        <w:gridCol w:w="1892"/>
+        <w:gridCol w:w="1892"/>
+        <w:gridCol w:w="1892"/>
+        <w:gridCol w:w="1892"/>
       </w:tblGrid>
       <w:tr>
         <w:tc>
           <w:tcPr>
-            <w:tcW w:type="dxa" w:w="2592"/>
-            <w:shd w:fill="0F172A"/>
+            <w:tcW w:type="dxa" w:w="1728"/>
+            <w:shd w:fill="0A2540"/>
             <w:tcMar>
-              <w:top w:w="100" w:type="dxa"/>
-              <w:bottom w:w="100" w:type="dxa"/>
-              <w:left w:w="100" w:type="dxa"/>
-              <w:right w:w="100" w:type="dxa"/>
+              <w:top w:w="50" w:type="dxa"/>
+              <w:bottom w:w="50" w:type="dxa"/>
+              <w:left w:w="80" w:type="dxa"/>
+              <w:right w:w="80" w:type="dxa"/>
             </w:tcMar>
           </w:tcPr>
           <w:p>
+            <w:pPr>
+              <w:spacing w:before="40" w:after="40"/>
+            </w:pPr>
             <w:r>
               <w:rPr>
                 <w:rFonts w:ascii="Arial" w:hAnsi="Arial"/>
@@ -550,22 +3441,103 @@
                 <w:color w:val="FFFFFF"/>
                 <w:sz w:val="18"/>
               </w:rPr>
-              <w:t>Nama File &amp; Komponen</w:t>
+              <w:t>Nama Font</w:t>
             </w:r>
           </w:p>
         </w:tc>
         <w:tc>
           <w:tcPr>
-            <w:tcW w:type="dxa" w:w="1728"/>
-            <w:shd w:fill="0F172A"/>
+            <w:tcW w:type="dxa" w:w="2160"/>
+            <w:shd w:fill="0A2540"/>
             <w:tcMar>
-              <w:top w:w="100" w:type="dxa"/>
-              <w:bottom w:w="100" w:type="dxa"/>
-              <w:left w:w="100" w:type="dxa"/>
-              <w:right w:w="100" w:type="dxa"/>
+              <w:top w:w="50" w:type="dxa"/>
+              <w:bottom w:w="50" w:type="dxa"/>
+              <w:left w:w="80" w:type="dxa"/>
+              <w:right w:w="80" w:type="dxa"/>
             </w:tcMar>
           </w:tcPr>
           <w:p>
+            <w:pPr>
+              <w:spacing w:before="40" w:after="40"/>
+            </w:pPr>
+            <w:r>
+              <w:rPr>
+                <w:rFonts w:ascii="Arial" w:hAnsi="Arial"/>
+                <w:b/>
+                <w:color w:val="FFFFFF"/>
+                <w:sz w:val="18"/>
+              </w:rPr>
+              <w:t>Varian &amp; Bobot</w:t>
+            </w:r>
+          </w:p>
+        </w:tc>
+        <w:tc>
+          <w:tcPr>
+            <w:tcW w:type="dxa" w:w="2016"/>
+            <w:shd w:fill="0A2540"/>
+            <w:tcMar>
+              <w:top w:w="50" w:type="dxa"/>
+              <w:bottom w:w="50" w:type="dxa"/>
+              <w:left w:w="80" w:type="dxa"/>
+              <w:right w:w="80" w:type="dxa"/>
+            </w:tcMar>
+          </w:tcPr>
+          <w:p>
+            <w:pPr>
+              <w:spacing w:before="40" w:after="40"/>
+            </w:pPr>
+            <w:r>
+              <w:rPr>
+                <w:rFonts w:ascii="Arial" w:hAnsi="Arial"/>
+                <w:b/>
+                <w:color w:val="FFFFFF"/>
+                <w:sz w:val="18"/>
+              </w:rPr>
+              <w:t>Desainer / Sumber</w:t>
+            </w:r>
+          </w:p>
+        </w:tc>
+        <w:tc>
+          <w:tcPr>
+            <w:tcW w:type="dxa" w:w="1440"/>
+            <w:shd w:fill="0A2540"/>
+            <w:tcMar>
+              <w:top w:w="50" w:type="dxa"/>
+              <w:bottom w:w="50" w:type="dxa"/>
+              <w:left w:w="80" w:type="dxa"/>
+              <w:right w:w="80" w:type="dxa"/>
+            </w:tcMar>
+          </w:tcPr>
+          <w:p>
+            <w:pPr>
+              <w:spacing w:before="40" w:after="40"/>
+            </w:pPr>
+            <w:r>
+              <w:rPr>
+                <w:rFonts w:ascii="Arial" w:hAnsi="Arial"/>
+                <w:b/>
+                <w:color w:val="FFFFFF"/>
+                <w:sz w:val="18"/>
+              </w:rPr>
+              <w:t>Format</w:t>
+            </w:r>
+          </w:p>
+        </w:tc>
+        <w:tc>
+          <w:tcPr>
+            <w:tcW w:type="dxa" w:w="2016"/>
+            <w:shd w:fill="0A2540"/>
+            <w:tcMar>
+              <w:top w:w="50" w:type="dxa"/>
+              <w:bottom w:w="50" w:type="dxa"/>
+              <w:left w:w="80" w:type="dxa"/>
+              <w:right w:w="80" w:type="dxa"/>
+            </w:tcMar>
+          </w:tcPr>
+          <w:p>
+            <w:pPr>
+              <w:spacing w:before="40" w:after="40"/>
+            </w:pPr>
             <w:r>
               <w:rPr>
                 <w:rFonts w:ascii="Arial" w:hAnsi="Arial"/>
@@ -577,18 +3549,473 @@
             </w:r>
           </w:p>
         </w:tc>
+      </w:tr>
+      <w:tr>
         <w:tc>
           <w:tcPr>
-            <w:tcW w:type="dxa" w:w="1872"/>
-            <w:shd w:fill="0F172A"/>
+            <w:tcW w:type="dxa" w:w="1728"/>
+            <w:shd w:fill="F8FAFC"/>
             <w:tcMar>
-              <w:top w:w="100" w:type="dxa"/>
-              <w:bottom w:w="100" w:type="dxa"/>
-              <w:left w:w="100" w:type="dxa"/>
-              <w:right w:w="100" w:type="dxa"/>
+              <w:top w:w="50" w:type="dxa"/>
+              <w:bottom w:w="50" w:type="dxa"/>
+              <w:left w:w="80" w:type="dxa"/>
+              <w:right w:w="80" w:type="dxa"/>
             </w:tcMar>
           </w:tcPr>
           <w:p>
+            <w:pPr>
+              <w:spacing w:before="40" w:after="40"/>
+            </w:pPr>
+            <w:r>
+              <w:rPr>
+                <w:rFonts w:ascii="Arial" w:hAnsi="Arial"/>
+                <w:b/>
+                <w:color w:val="1E293B"/>
+                <w:sz w:val="17"/>
+              </w:rPr>
+              <w:t>Fredoka</w:t>
+            </w:r>
+          </w:p>
+        </w:tc>
+        <w:tc>
+          <w:tcPr>
+            <w:tcW w:type="dxa" w:w="2160"/>
+            <w:shd w:fill="F8FAFC"/>
+            <w:tcMar>
+              <w:top w:w="50" w:type="dxa"/>
+              <w:bottom w:w="50" w:type="dxa"/>
+              <w:left w:w="80" w:type="dxa"/>
+              <w:right w:w="80" w:type="dxa"/>
+            </w:tcMar>
+          </w:tcPr>
+          <w:p>
+            <w:pPr>
+              <w:spacing w:before="40" w:after="40"/>
+            </w:pPr>
+            <w:r>
+              <w:rPr>
+                <w:rFonts w:ascii="Arial" w:hAnsi="Arial"/>
+                <w:b w:val="0"/>
+                <w:color w:val="1E293B"/>
+                <w:sz w:val="17"/>
+              </w:rPr>
+              <w:t>Regular (400), SemiBold (600), Bold (700)</w:t>
+            </w:r>
+          </w:p>
+        </w:tc>
+        <w:tc>
+          <w:tcPr>
+            <w:tcW w:type="dxa" w:w="2016"/>
+            <w:shd w:fill="F8FAFC"/>
+            <w:tcMar>
+              <w:top w:w="50" w:type="dxa"/>
+              <w:bottom w:w="50" w:type="dxa"/>
+              <w:left w:w="80" w:type="dxa"/>
+              <w:right w:w="80" w:type="dxa"/>
+            </w:tcMar>
+          </w:tcPr>
+          <w:p>
+            <w:pPr>
+              <w:spacing w:before="40" w:after="40"/>
+            </w:pPr>
+            <w:r>
+              <w:rPr>
+                <w:rFonts w:ascii="Arial" w:hAnsi="Arial"/>
+                <w:b w:val="0"/>
+                <w:color w:val="1E293B"/>
+                <w:sz w:val="17"/>
+              </w:rPr>
+              <w:t>Gilbert Bonfim (Google Fonts)</w:t>
+            </w:r>
+          </w:p>
+        </w:tc>
+        <w:tc>
+          <w:tcPr>
+            <w:tcW w:type="dxa" w:w="1440"/>
+            <w:shd w:fill="F8FAFC"/>
+            <w:tcMar>
+              <w:top w:w="50" w:type="dxa"/>
+              <w:bottom w:w="50" w:type="dxa"/>
+              <w:left w:w="80" w:type="dxa"/>
+              <w:right w:w="80" w:type="dxa"/>
+            </w:tcMar>
+          </w:tcPr>
+          <w:p>
+            <w:pPr>
+              <w:spacing w:before="40" w:after="40"/>
+            </w:pPr>
+            <w:r>
+              <w:rPr>
+                <w:rFonts w:ascii="Arial" w:hAnsi="Arial"/>
+                <w:b w:val="0"/>
+                <w:color w:val="1E293B"/>
+                <w:sz w:val="17"/>
+              </w:rPr>
+              <w:t>WOFF2</w:t>
+            </w:r>
+          </w:p>
+        </w:tc>
+        <w:tc>
+          <w:tcPr>
+            <w:tcW w:type="dxa" w:w="2016"/>
+            <w:shd w:fill="F8FAFC"/>
+            <w:tcMar>
+              <w:top w:w="50" w:type="dxa"/>
+              <w:bottom w:w="50" w:type="dxa"/>
+              <w:left w:w="80" w:type="dxa"/>
+              <w:right w:w="80" w:type="dxa"/>
+            </w:tcMar>
+          </w:tcPr>
+          <w:p>
+            <w:pPr>
+              <w:spacing w:before="40" w:after="40"/>
+            </w:pPr>
+            <w:r>
+              <w:rPr>
+                <w:rFonts w:ascii="Arial" w:hAnsi="Arial"/>
+                <w:b w:val="0"/>
+                <w:color w:val="1E293B"/>
+                <w:sz w:val="17"/>
+              </w:rPr>
+              <w:t>SIL OFL v1.1 (Bebas Royalti)</w:t>
+            </w:r>
+          </w:p>
+        </w:tc>
+      </w:tr>
+      <w:tr>
+        <w:tc>
+          <w:tcPr>
+            <w:tcW w:type="dxa" w:w="1728"/>
+            <w:shd w:fill="FFFFFF"/>
+            <w:tcMar>
+              <w:top w:w="50" w:type="dxa"/>
+              <w:bottom w:w="50" w:type="dxa"/>
+              <w:left w:w="80" w:type="dxa"/>
+              <w:right w:w="80" w:type="dxa"/>
+            </w:tcMar>
+          </w:tcPr>
+          <w:p>
+            <w:pPr>
+              <w:spacing w:before="40" w:after="40"/>
+            </w:pPr>
+            <w:r>
+              <w:rPr>
+                <w:rFonts w:ascii="Arial" w:hAnsi="Arial"/>
+                <w:b/>
+                <w:color w:val="1E293B"/>
+                <w:sz w:val="17"/>
+              </w:rPr>
+              <w:t>Nunito</w:t>
+            </w:r>
+          </w:p>
+        </w:tc>
+        <w:tc>
+          <w:tcPr>
+            <w:tcW w:type="dxa" w:w="2160"/>
+            <w:shd w:fill="FFFFFF"/>
+            <w:tcMar>
+              <w:top w:w="50" w:type="dxa"/>
+              <w:bottom w:w="50" w:type="dxa"/>
+              <w:left w:w="80" w:type="dxa"/>
+              <w:right w:w="80" w:type="dxa"/>
+            </w:tcMar>
+          </w:tcPr>
+          <w:p>
+            <w:pPr>
+              <w:spacing w:before="40" w:after="40"/>
+            </w:pPr>
+            <w:r>
+              <w:rPr>
+                <w:rFonts w:ascii="Arial" w:hAnsi="Arial"/>
+                <w:b w:val="0"/>
+                <w:color w:val="1E293B"/>
+                <w:sz w:val="17"/>
+              </w:rPr>
+              <w:t>Regular (400), Medium (500), Bold (700)</w:t>
+            </w:r>
+          </w:p>
+        </w:tc>
+        <w:tc>
+          <w:tcPr>
+            <w:tcW w:type="dxa" w:w="2016"/>
+            <w:shd w:fill="FFFFFF"/>
+            <w:tcMar>
+              <w:top w:w="50" w:type="dxa"/>
+              <w:bottom w:w="50" w:type="dxa"/>
+              <w:left w:w="80" w:type="dxa"/>
+              <w:right w:w="80" w:type="dxa"/>
+            </w:tcMar>
+          </w:tcPr>
+          <w:p>
+            <w:pPr>
+              <w:spacing w:before="40" w:after="40"/>
+            </w:pPr>
+            <w:r>
+              <w:rPr>
+                <w:rFonts w:ascii="Arial" w:hAnsi="Arial"/>
+                <w:b w:val="0"/>
+                <w:color w:val="1E293B"/>
+                <w:sz w:val="17"/>
+              </w:rPr>
+              <w:t>Vernon Adams (Google Fonts)</w:t>
+            </w:r>
+          </w:p>
+        </w:tc>
+        <w:tc>
+          <w:tcPr>
+            <w:tcW w:type="dxa" w:w="1440"/>
+            <w:shd w:fill="FFFFFF"/>
+            <w:tcMar>
+              <w:top w:w="50" w:type="dxa"/>
+              <w:bottom w:w="50" w:type="dxa"/>
+              <w:left w:w="80" w:type="dxa"/>
+              <w:right w:w="80" w:type="dxa"/>
+            </w:tcMar>
+          </w:tcPr>
+          <w:p>
+            <w:pPr>
+              <w:spacing w:before="40" w:after="40"/>
+            </w:pPr>
+            <w:r>
+              <w:rPr>
+                <w:rFonts w:ascii="Arial" w:hAnsi="Arial"/>
+                <w:b w:val="0"/>
+                <w:color w:val="1E293B"/>
+                <w:sz w:val="17"/>
+              </w:rPr>
+              <w:t>WOFF2</w:t>
+            </w:r>
+          </w:p>
+        </w:tc>
+        <w:tc>
+          <w:tcPr>
+            <w:tcW w:type="dxa" w:w="2016"/>
+            <w:shd w:fill="FFFFFF"/>
+            <w:tcMar>
+              <w:top w:w="50" w:type="dxa"/>
+              <w:bottom w:w="50" w:type="dxa"/>
+              <w:left w:w="80" w:type="dxa"/>
+              <w:right w:w="80" w:type="dxa"/>
+            </w:tcMar>
+          </w:tcPr>
+          <w:p>
+            <w:pPr>
+              <w:spacing w:before="40" w:after="40"/>
+            </w:pPr>
+            <w:r>
+              <w:rPr>
+                <w:rFonts w:ascii="Arial" w:hAnsi="Arial"/>
+                <w:b w:val="0"/>
+                <w:color w:val="1E293B"/>
+                <w:sz w:val="17"/>
+              </w:rPr>
+              <w:t>SIL OFL v1.1 (Bebas Royalti)</w:t>
+            </w:r>
+          </w:p>
+        </w:tc>
+      </w:tr>
+      <w:tr>
+        <w:tc>
+          <w:tcPr>
+            <w:tcW w:type="dxa" w:w="1728"/>
+            <w:shd w:fill="F8FAFC"/>
+            <w:tcMar>
+              <w:top w:w="50" w:type="dxa"/>
+              <w:bottom w:w="50" w:type="dxa"/>
+              <w:left w:w="80" w:type="dxa"/>
+              <w:right w:w="80" w:type="dxa"/>
+            </w:tcMar>
+          </w:tcPr>
+          <w:p>
+            <w:pPr>
+              <w:spacing w:before="40" w:after="40"/>
+            </w:pPr>
+            <w:r>
+              <w:rPr>
+                <w:rFonts w:ascii="Arial" w:hAnsi="Arial"/>
+                <w:b/>
+                <w:color w:val="1E293B"/>
+                <w:sz w:val="17"/>
+              </w:rPr>
+              <w:t>Poppins</w:t>
+            </w:r>
+          </w:p>
+        </w:tc>
+        <w:tc>
+          <w:tcPr>
+            <w:tcW w:type="dxa" w:w="2160"/>
+            <w:shd w:fill="F8FAFC"/>
+            <w:tcMar>
+              <w:top w:w="50" w:type="dxa"/>
+              <w:bottom w:w="50" w:type="dxa"/>
+              <w:left w:w="80" w:type="dxa"/>
+              <w:right w:w="80" w:type="dxa"/>
+            </w:tcMar>
+          </w:tcPr>
+          <w:p>
+            <w:pPr>
+              <w:spacing w:before="40" w:after="40"/>
+            </w:pPr>
+            <w:r>
+              <w:rPr>
+                <w:rFonts w:ascii="Arial" w:hAnsi="Arial"/>
+                <w:b w:val="0"/>
+                <w:color w:val="1E293B"/>
+                <w:sz w:val="17"/>
+              </w:rPr>
+              <w:t>Regular (400), Medium (500), SemiBold (600)</w:t>
+            </w:r>
+          </w:p>
+        </w:tc>
+        <w:tc>
+          <w:tcPr>
+            <w:tcW w:type="dxa" w:w="2016"/>
+            <w:shd w:fill="F8FAFC"/>
+            <w:tcMar>
+              <w:top w:w="50" w:type="dxa"/>
+              <w:bottom w:w="50" w:type="dxa"/>
+              <w:left w:w="80" w:type="dxa"/>
+              <w:right w:w="80" w:type="dxa"/>
+            </w:tcMar>
+          </w:tcPr>
+          <w:p>
+            <w:pPr>
+              <w:spacing w:before="40" w:after="40"/>
+            </w:pPr>
+            <w:r>
+              <w:rPr>
+                <w:rFonts w:ascii="Arial" w:hAnsi="Arial"/>
+                <w:b w:val="0"/>
+                <w:color w:val="1E293B"/>
+                <w:sz w:val="17"/>
+              </w:rPr>
+              <w:t>Indian Type Foundry (Google)</w:t>
+            </w:r>
+          </w:p>
+        </w:tc>
+        <w:tc>
+          <w:tcPr>
+            <w:tcW w:type="dxa" w:w="1440"/>
+            <w:shd w:fill="F8FAFC"/>
+            <w:tcMar>
+              <w:top w:w="50" w:type="dxa"/>
+              <w:bottom w:w="50" w:type="dxa"/>
+              <w:left w:w="80" w:type="dxa"/>
+              <w:right w:w="80" w:type="dxa"/>
+            </w:tcMar>
+          </w:tcPr>
+          <w:p>
+            <w:pPr>
+              <w:spacing w:before="40" w:after="40"/>
+            </w:pPr>
+            <w:r>
+              <w:rPr>
+                <w:rFonts w:ascii="Arial" w:hAnsi="Arial"/>
+                <w:b w:val="0"/>
+                <w:color w:val="1E293B"/>
+                <w:sz w:val="17"/>
+              </w:rPr>
+              <w:t>WOFF2</w:t>
+            </w:r>
+          </w:p>
+        </w:tc>
+        <w:tc>
+          <w:tcPr>
+            <w:tcW w:type="dxa" w:w="2016"/>
+            <w:shd w:fill="F8FAFC"/>
+            <w:tcMar>
+              <w:top w:w="50" w:type="dxa"/>
+              <w:bottom w:w="50" w:type="dxa"/>
+              <w:left w:w="80" w:type="dxa"/>
+              <w:right w:w="80" w:type="dxa"/>
+            </w:tcMar>
+          </w:tcPr>
+          <w:p>
+            <w:pPr>
+              <w:spacing w:before="40" w:after="40"/>
+            </w:pPr>
+            <w:r>
+              <w:rPr>
+                <w:rFonts w:ascii="Arial" w:hAnsi="Arial"/>
+                <w:b w:val="0"/>
+                <w:color w:val="1E293B"/>
+                <w:sz w:val="17"/>
+              </w:rPr>
+              <w:t>SIL OFL v1.1 (Bebas Royalti)</w:t>
+            </w:r>
+          </w:p>
+        </w:tc>
+      </w:tr>
+    </w:tbl>
+    <w:p>
+      <w:pPr>
+        <w:spacing w:after="160"/>
+      </w:pPr>
+    </w:p>
+    <w:p>
+      <w:pPr>
+        <w:keepNext/>
+        <w:spacing w:before="280" w:after="80"/>
+      </w:pPr>
+      <w:r>
+        <w:rPr>
+          <w:rFonts w:ascii="Arial" w:hAnsi="Arial"/>
+          <w:b/>
+          <w:color w:val="0A2540"/>
+          <w:sz w:val="25"/>
+        </w:rPr>
+        <w:t>4. Dokumentasi Tata Suara (Sintesis 100% Prosedural Native)</w:t>
+      </w:r>
+    </w:p>
+    <w:p>
+      <w:pPr>
+        <w:spacing w:after="80" w:line="276" w:lineRule="auto"/>
+      </w:pPr>
+      <w:r>
+        <w:rPr>
+          <w:rFonts w:ascii="Arial" w:hAnsi="Arial"/>
+          <w:color w:val="1E293B"/>
+          <w:sz w:val="19"/>
+        </w:rPr>
+        <w:t>Untuk menjaga efisiensi penyimpanan (&lt; 5 MB) dan kemandirian berkas, aplikasi tidak memuat satupun berkas rekaman suara MP3/WAV eksternal. Seluruh efek suara diproduksi secara dinamis menggunakan modul native Web Audio API (AudioContext) berbasis JavaScript osilator matematis:</w:t>
+      </w:r>
+    </w:p>
+    <w:tbl>
+      <w:tblPr>
+        <w:tblW w:type="auto" w:w="0"/>
+        <w:jc w:val="center"/>
+        <w:tblLook w:firstColumn="1" w:firstRow="1" w:lastColumn="0" w:lastRow="0" w:noHBand="0" w:noVBand="1" w:val="04A0"/>
+        <w:tblBorders>
+          <w:top w:val="single" w:sz="4" w:space="0" w:color="CBD5E1"/>
+          <w:bottom w:val="single" w:sz="4" w:space="0" w:color="CBD5E1"/>
+          <w:insideH w:val="single" w:sz="4" w:space="0" w:color="CBD5E1"/>
+          <w:insideV w:val="none"/>
+          <w:left w:val="none"/>
+          <w:right w:val="none"/>
+        </w:tblBorders>
+      </w:tblPr>
+      <w:tblGrid>
+        <w:gridCol w:w="2365"/>
+        <w:gridCol w:w="2365"/>
+        <w:gridCol w:w="2365"/>
+        <w:gridCol w:w="2365"/>
+      </w:tblGrid>
+      <w:tr>
+        <w:tc>
+          <w:tcPr>
+            <w:tcW w:type="dxa" w:w="2304"/>
+            <w:shd w:fill="0A2540"/>
+            <w:tcMar>
+              <w:top w:w="50" w:type="dxa"/>
+              <w:bottom w:w="50" w:type="dxa"/>
+              <w:left w:w="80" w:type="dxa"/>
+              <w:right w:w="80" w:type="dxa"/>
+            </w:tcMar>
+          </w:tcPr>
+          <w:p>
+            <w:pPr>
+              <w:spacing w:before="40" w:after="40"/>
+            </w:pPr>
             <w:r>
               <w:rPr>
                 <w:rFonts w:ascii="Arial" w:hAnsi="Arial"/>
@@ -596,22 +4023,25 @@
                 <w:color w:val="FFFFFF"/>
                 <w:sz w:val="18"/>
               </w:rPr>
-              <w:t>Alat / Metode</w:t>
+              <w:t>Fungsi Suara</w:t>
             </w:r>
           </w:p>
         </w:tc>
         <w:tc>
           <w:tcPr>
-            <w:tcW w:type="dxa" w:w="3456"/>
-            <w:shd w:fill="0F172A"/>
+            <w:tcW w:type="dxa" w:w="2160"/>
+            <w:shd w:fill="0A2540"/>
             <w:tcMar>
-              <w:top w:w="100" w:type="dxa"/>
-              <w:bottom w:w="100" w:type="dxa"/>
-              <w:left w:w="100" w:type="dxa"/>
-              <w:right w:w="100" w:type="dxa"/>
+              <w:top w:w="50" w:type="dxa"/>
+              <w:bottom w:w="50" w:type="dxa"/>
+              <w:left w:w="80" w:type="dxa"/>
+              <w:right w:w="80" w:type="dxa"/>
             </w:tcMar>
           </w:tcPr>
           <w:p>
+            <w:pPr>
+              <w:spacing w:before="40" w:after="40"/>
+            </w:pPr>
             <w:r>
               <w:rPr>
                 <w:rFonts w:ascii="Arial" w:hAnsi="Arial"/>
@@ -619,7 +4049,59 @@
                 <w:color w:val="FFFFFF"/>
                 <w:sz w:val="18"/>
               </w:rPr>
-              <w:t>Dokumentasi Prompt &amp; Parameter Desain</w:t>
+              <w:t>Frekuensi (Pitch)</w:t>
+            </w:r>
+          </w:p>
+        </w:tc>
+        <w:tc>
+          <w:tcPr>
+            <w:tcW w:type="dxa" w:w="2016"/>
+            <w:shd w:fill="0A2540"/>
+            <w:tcMar>
+              <w:top w:w="50" w:type="dxa"/>
+              <w:bottom w:w="50" w:type="dxa"/>
+              <w:left w:w="80" w:type="dxa"/>
+              <w:right w:w="80" w:type="dxa"/>
+            </w:tcMar>
+          </w:tcPr>
+          <w:p>
+            <w:pPr>
+              <w:spacing w:before="40" w:after="40"/>
+            </w:pPr>
+            <w:r>
+              <w:rPr>
+                <w:rFonts w:ascii="Arial" w:hAnsi="Arial"/>
+                <w:b/>
+                <w:color w:val="FFFFFF"/>
+                <w:sz w:val="18"/>
+              </w:rPr>
+              <w:t>Bentuk Gelombang</w:t>
+            </w:r>
+          </w:p>
+        </w:tc>
+        <w:tc>
+          <w:tcPr>
+            <w:tcW w:type="dxa" w:w="2880"/>
+            <w:shd w:fill="0A2540"/>
+            <w:tcMar>
+              <w:top w:w="50" w:type="dxa"/>
+              <w:bottom w:w="50" w:type="dxa"/>
+              <w:left w:w="80" w:type="dxa"/>
+              <w:right w:w="80" w:type="dxa"/>
+            </w:tcMar>
+          </w:tcPr>
+          <w:p>
+            <w:pPr>
+              <w:spacing w:before="40" w:after="40"/>
+            </w:pPr>
+            <w:r>
+              <w:rPr>
+                <w:rFonts w:ascii="Arial" w:hAnsi="Arial"/>
+                <w:b/>
+                <w:color w:val="FFFFFF"/>
+                <w:sz w:val="18"/>
+              </w:rPr>
+              <w:t>Karakteristik &amp; Respon Edukatif</w:t>
             </w:r>
           </w:p>
         </w:tc>
@@ -627,97 +4109,105 @@
       <w:tr>
         <w:tc>
           <w:tcPr>
-            <w:tcW w:type="dxa" w:w="2592"/>
-            <w:shd w:fill="FFFFFF"/>
+            <w:tcW w:type="dxa" w:w="2304"/>
+            <w:shd w:fill="F8FAFC"/>
             <w:tcMar>
-              <w:top w:w="80" w:type="dxa"/>
-              <w:bottom w:w="80" w:type="dxa"/>
-              <w:left w:w="100" w:type="dxa"/>
-              <w:right w:w="100" w:type="dxa"/>
+              <w:top w:w="50" w:type="dxa"/>
+              <w:bottom w:w="50" w:type="dxa"/>
+              <w:left w:w="80" w:type="dxa"/>
+              <w:right w:w="80" w:type="dxa"/>
             </w:tcMar>
           </w:tcPr>
           <w:p>
+            <w:pPr>
+              <w:spacing w:before="40" w:after="40"/>
+            </w:pPr>
             <w:r>
               <w:rPr>
                 <w:rFonts w:ascii="Arial" w:hAnsi="Arial"/>
                 <w:b/>
-                <w:sz w:val="18"/>
+                <w:color w:val="1E293B"/>
+                <w:sz w:val="17"/>
               </w:rPr>
-              <w:t>Latar Belakang Ruang Lab</w:t>
-              <w:br/>
-            </w:r>
-            <w:r>
-              <w:rPr>
-                <w:rFonts w:ascii="Courier New" w:hAnsi="Courier New"/>
-                <w:color w:val="64748B"/>
-                <w:sz w:val="16"/>
-              </w:rPr>
-              <w:t>assets/welcome-bg.jpg</w:t>
+              <w:t>playDropSound()</w:t>
             </w:r>
           </w:p>
         </w:tc>
         <w:tc>
           <w:tcPr>
-            <w:tcW w:type="dxa" w:w="1728"/>
-            <w:shd w:fill="FFFFFF"/>
+            <w:tcW w:type="dxa" w:w="2160"/>
+            <w:shd w:fill="F8FAFC"/>
             <w:tcMar>
-              <w:top w:w="80" w:type="dxa"/>
-              <w:bottom w:w="80" w:type="dxa"/>
-              <w:left w:w="100" w:type="dxa"/>
-              <w:right w:w="100" w:type="dxa"/>
+              <w:top w:w="50" w:type="dxa"/>
+              <w:bottom w:w="50" w:type="dxa"/>
+              <w:left w:w="80" w:type="dxa"/>
+              <w:right w:w="80" w:type="dxa"/>
             </w:tcMar>
           </w:tcPr>
           <w:p>
+            <w:pPr>
+              <w:spacing w:before="40" w:after="40"/>
+            </w:pPr>
             <w:r>
               <w:rPr>
                 <w:rFonts w:ascii="Arial" w:hAnsi="Arial"/>
+                <w:b w:val="0"/>
+                <w:color w:val="1E293B"/>
                 <w:sz w:val="17"/>
               </w:rPr>
-              <w:t>AI Generated (16:9)</w:t>
+              <w:t>587.33 Hz (D5) -&gt; 880 Hz (A5)</w:t>
             </w:r>
           </w:p>
         </w:tc>
         <w:tc>
           <w:tcPr>
-            <w:tcW w:type="dxa" w:w="1872"/>
-            <w:shd w:fill="FFFFFF"/>
+            <w:tcW w:type="dxa" w:w="2016"/>
+            <w:shd w:fill="F8FAFC"/>
             <w:tcMar>
-              <w:top w:w="80" w:type="dxa"/>
-              <w:bottom w:w="80" w:type="dxa"/>
-              <w:left w:w="100" w:type="dxa"/>
-              <w:right w:w="100" w:type="dxa"/>
+              <w:top w:w="50" w:type="dxa"/>
+              <w:bottom w:w="50" w:type="dxa"/>
+              <w:left w:w="80" w:type="dxa"/>
+              <w:right w:w="80" w:type="dxa"/>
             </w:tcMar>
           </w:tcPr>
           <w:p>
+            <w:pPr>
+              <w:spacing w:before="40" w:after="40"/>
+            </w:pPr>
             <w:r>
               <w:rPr>
                 <w:rFonts w:ascii="Arial" w:hAnsi="Arial"/>
+                <w:b w:val="0"/>
+                <w:color w:val="1E293B"/>
                 <w:sz w:val="17"/>
               </w:rPr>
-              <w:t>Google Imagen 3 / DeepMind</w:t>
+              <w:t>Sine Wave (Meluruh)</w:t>
             </w:r>
           </w:p>
         </w:tc>
         <w:tc>
           <w:tcPr>
-            <w:tcW w:type="dxa" w:w="3456"/>
-            <w:shd w:fill="FFFFFF"/>
+            <w:tcW w:type="dxa" w:w="2880"/>
+            <w:shd w:fill="F8FAFC"/>
             <w:tcMar>
-              <w:top w:w="80" w:type="dxa"/>
-              <w:bottom w:w="80" w:type="dxa"/>
-              <w:left w:w="100" w:type="dxa"/>
-              <w:right w:w="100" w:type="dxa"/>
+              <w:top w:w="50" w:type="dxa"/>
+              <w:bottom w:w="50" w:type="dxa"/>
+              <w:left w:w="80" w:type="dxa"/>
+              <w:right w:w="80" w:type="dxa"/>
             </w:tcMar>
           </w:tcPr>
           <w:p>
+            <w:pPr>
+              <w:spacing w:before="40" w:after="40"/>
+            </w:pPr>
             <w:r>
               <w:rPr>
                 <w:rFonts w:ascii="Arial" w:hAnsi="Arial"/>
-                <w:i/>
-                <w:color w:val="0F172A"/>
-                <w:sz w:val="16"/>
+                <w:b w:val="0"/>
+                <w:color w:val="1E293B"/>
+                <w:sz w:val="17"/>
               </w:rPr>
-              <w:t>"A vibrant, high-tech computer hardware assembly laboratory with neon cyan and teal lighting, neatly organized technician workbench featuring computer parts, motherboard, processor, memory RAM sticks, graphics card, screwdrivers and testing equipment, clean modern educational classroom aesthetic, cinematic wide angle, 3D digital illustration, 8k resolution, photorealistic, 16:9"</w:t>
+              <w:t>Umpan balik klik mekanik positif saat komponen pas di soket.</w:t>
             </w:r>
           </w:p>
         </w:tc>
@@ -725,97 +4215,105 @@
       <w:tr>
         <w:tc>
           <w:tcPr>
-            <w:tcW w:type="dxa" w:w="2592"/>
-            <w:shd w:fill="F8FAFC"/>
+            <w:tcW w:type="dxa" w:w="2304"/>
+            <w:shd w:fill="FFFFFF"/>
             <w:tcMar>
-              <w:top w:w="80" w:type="dxa"/>
-              <w:bottom w:w="80" w:type="dxa"/>
-              <w:left w:w="100" w:type="dxa"/>
-              <w:right w:w="100" w:type="dxa"/>
+              <w:top w:w="50" w:type="dxa"/>
+              <w:bottom w:w="50" w:type="dxa"/>
+              <w:left w:w="80" w:type="dxa"/>
+              <w:right w:w="80" w:type="dxa"/>
             </w:tcMar>
           </w:tcPr>
           <w:p>
+            <w:pPr>
+              <w:spacing w:before="40" w:after="40"/>
+            </w:pPr>
             <w:r>
               <w:rPr>
                 <w:rFonts w:ascii="Arial" w:hAnsi="Arial"/>
                 <w:b/>
-                <w:sz w:val="18"/>
+                <w:color w:val="1E293B"/>
+                <w:sz w:val="17"/>
               </w:rPr>
-              <w:t>Papan Sirkuit Motherboard ATX</w:t>
-              <w:br/>
-            </w:r>
-            <w:r>
-              <w:rPr>
-                <w:rFonts w:ascii="Courier New" w:hAnsi="Courier New"/>
-                <w:color w:val="64748B"/>
-                <w:sz w:val="16"/>
-              </w:rPr>
-              <w:t>assets/images/motherboard-atx.svg</w:t>
+              <w:t>playErrorSound()</w:t>
             </w:r>
           </w:p>
         </w:tc>
         <w:tc>
           <w:tcPr>
-            <w:tcW w:type="dxa" w:w="1728"/>
-            <w:shd w:fill="F8FAFC"/>
+            <w:tcW w:type="dxa" w:w="2160"/>
+            <w:shd w:fill="FFFFFF"/>
             <w:tcMar>
-              <w:top w:w="80" w:type="dxa"/>
-              <w:bottom w:w="80" w:type="dxa"/>
-              <w:left w:w="100" w:type="dxa"/>
-              <w:right w:w="100" w:type="dxa"/>
+              <w:top w:w="50" w:type="dxa"/>
+              <w:bottom w:w="50" w:type="dxa"/>
+              <w:left w:w="80" w:type="dxa"/>
+              <w:right w:w="80" w:type="dxa"/>
             </w:tcMar>
           </w:tcPr>
           <w:p>
+            <w:pPr>
+              <w:spacing w:before="40" w:after="40"/>
+            </w:pPr>
             <w:r>
               <w:rPr>
                 <w:rFonts w:ascii="Arial" w:hAnsi="Arial"/>
+                <w:b w:val="0"/>
+                <w:color w:val="1E293B"/>
                 <w:sz w:val="17"/>
               </w:rPr>
-              <w:t>Vector SVG (AI-Assisted)</w:t>
+              <w:t>150 Hz nada rendah ganda</w:t>
             </w:r>
           </w:p>
         </w:tc>
         <w:tc>
           <w:tcPr>
-            <w:tcW w:type="dxa" w:w="1872"/>
-            <w:shd w:fill="F8FAFC"/>
+            <w:tcW w:type="dxa" w:w="2016"/>
+            <w:shd w:fill="FFFFFF"/>
             <w:tcMar>
-              <w:top w:w="80" w:type="dxa"/>
-              <w:bottom w:w="80" w:type="dxa"/>
-              <w:left w:w="100" w:type="dxa"/>
-              <w:right w:w="100" w:type="dxa"/>
+              <w:top w:w="50" w:type="dxa"/>
+              <w:bottom w:w="50" w:type="dxa"/>
+              <w:left w:w="80" w:type="dxa"/>
+              <w:right w:w="80" w:type="dxa"/>
             </w:tcMar>
           </w:tcPr>
           <w:p>
+            <w:pPr>
+              <w:spacing w:before="40" w:after="40"/>
+            </w:pPr>
             <w:r>
               <w:rPr>
                 <w:rFonts w:ascii="Arial" w:hAnsi="Arial"/>
+                <w:b w:val="0"/>
+                <w:color w:val="1E293B"/>
                 <w:sz w:val="17"/>
               </w:rPr>
-              <w:t>Antigravity AI (Procedural SVG)</w:t>
+              <w:t>Square Wave (Disonansi)</w:t>
             </w:r>
           </w:p>
         </w:tc>
         <w:tc>
           <w:tcPr>
-            <w:tcW w:type="dxa" w:w="3456"/>
-            <w:shd w:fill="F8FAFC"/>
+            <w:tcW w:type="dxa" w:w="2880"/>
+            <w:shd w:fill="FFFFFF"/>
             <w:tcMar>
-              <w:top w:w="80" w:type="dxa"/>
-              <w:bottom w:w="80" w:type="dxa"/>
-              <w:left w:w="100" w:type="dxa"/>
-              <w:right w:w="100" w:type="dxa"/>
+              <w:top w:w="50" w:type="dxa"/>
+              <w:bottom w:w="50" w:type="dxa"/>
+              <w:left w:w="80" w:type="dxa"/>
+              <w:right w:w="80" w:type="dxa"/>
             </w:tcMar>
           </w:tcPr>
           <w:p>
+            <w:pPr>
+              <w:spacing w:before="40" w:after="40"/>
+            </w:pPr>
             <w:r>
               <w:rPr>
                 <w:rFonts w:ascii="Arial" w:hAnsi="Arial"/>
-                <w:i/>
-                <w:color w:val="0F172A"/>
-                <w:sz w:val="16"/>
+                <w:b w:val="0"/>
+                <w:color w:val="1E293B"/>
+                <w:sz w:val="17"/>
               </w:rPr>
-              <w:t>"Comprehensive vector schematic diagram of an ATX gaming motherboard, matte navy blue PCB traces, LGA 1700 CPU socket with lever arm, dual DDR4 DIMM memory slots, steel-reinforced PCIe 5.0 x16 slot, M.2 NVMe shield bed, ATX 24-pin power socket, VRM aluminum heatsinks, passive chipset heatsink, EZ debug LED post cluster, clean scalable SVG 680x540"</w:t>
+              <w:t>Peringatan salah soket atau komponen pengecoh tidak cocok.</w:t>
             </w:r>
           </w:p>
         </w:tc>
@@ -823,97 +4321,105 @@
       <w:tr>
         <w:tc>
           <w:tcPr>
-            <w:tcW w:type="dxa" w:w="2592"/>
-            <w:shd w:fill="FFFFFF"/>
+            <w:tcW w:type="dxa" w:w="2304"/>
+            <w:shd w:fill="F8FAFC"/>
             <w:tcMar>
-              <w:top w:w="80" w:type="dxa"/>
-              <w:bottom w:w="80" w:type="dxa"/>
-              <w:left w:w="100" w:type="dxa"/>
-              <w:right w:w="100" w:type="dxa"/>
+              <w:top w:w="50" w:type="dxa"/>
+              <w:bottom w:w="50" w:type="dxa"/>
+              <w:left w:w="80" w:type="dxa"/>
+              <w:right w:w="80" w:type="dxa"/>
             </w:tcMar>
           </w:tcPr>
           <w:p>
+            <w:pPr>
+              <w:spacing w:before="40" w:after="40"/>
+            </w:pPr>
             <w:r>
               <w:rPr>
                 <w:rFonts w:ascii="Arial" w:hAnsi="Arial"/>
                 <w:b/>
-                <w:sz w:val="18"/>
+                <w:color w:val="1E293B"/>
+                <w:sz w:val="17"/>
               </w:rPr>
-              <w:t>Prosesor (CPU)</w:t>
-              <w:br/>
-            </w:r>
-            <w:r>
-              <w:rPr>
-                <w:rFonts w:ascii="Courier New" w:hAnsi="Courier New"/>
-                <w:color w:val="64748B"/>
-                <w:sz w:val="16"/>
-              </w:rPr>
-              <w:t>assets/images/component-cpu.svg</w:t>
+              <w:t>playBeepSound()</w:t>
             </w:r>
           </w:p>
         </w:tc>
         <w:tc>
           <w:tcPr>
-            <w:tcW w:type="dxa" w:w="1728"/>
-            <w:shd w:fill="FFFFFF"/>
+            <w:tcW w:type="dxa" w:w="2160"/>
+            <w:shd w:fill="F8FAFC"/>
             <w:tcMar>
-              <w:top w:w="80" w:type="dxa"/>
-              <w:bottom w:w="80" w:type="dxa"/>
-              <w:left w:w="100" w:type="dxa"/>
-              <w:right w:w="100" w:type="dxa"/>
+              <w:top w:w="50" w:type="dxa"/>
+              <w:bottom w:w="50" w:type="dxa"/>
+              <w:left w:w="80" w:type="dxa"/>
+              <w:right w:w="80" w:type="dxa"/>
             </w:tcMar>
           </w:tcPr>
           <w:p>
+            <w:pPr>
+              <w:spacing w:before="40" w:after="40"/>
+            </w:pPr>
             <w:r>
               <w:rPr>
                 <w:rFonts w:ascii="Arial" w:hAnsi="Arial"/>
+                <w:b w:val="0"/>
+                <w:color w:val="1E293B"/>
                 <w:sz w:val="17"/>
               </w:rPr>
-              <w:t>Procedural Vector SVG</w:t>
+              <w:t>950 Hz (Durasi 0.1 detik)</w:t>
             </w:r>
           </w:p>
         </w:tc>
         <w:tc>
           <w:tcPr>
-            <w:tcW w:type="dxa" w:w="1872"/>
-            <w:shd w:fill="FFFFFF"/>
+            <w:tcW w:type="dxa" w:w="2016"/>
+            <w:shd w:fill="F8FAFC"/>
             <w:tcMar>
-              <w:top w:w="80" w:type="dxa"/>
-              <w:bottom w:w="80" w:type="dxa"/>
-              <w:left w:w="100" w:type="dxa"/>
-              <w:right w:w="100" w:type="dxa"/>
+              <w:top w:w="50" w:type="dxa"/>
+              <w:bottom w:w="50" w:type="dxa"/>
+              <w:left w:w="80" w:type="dxa"/>
+              <w:right w:w="80" w:type="dxa"/>
             </w:tcMar>
           </w:tcPr>
           <w:p>
+            <w:pPr>
+              <w:spacing w:before="40" w:after="40"/>
+            </w:pPr>
             <w:r>
               <w:rPr>
                 <w:rFonts w:ascii="Arial" w:hAnsi="Arial"/>
+                <w:b w:val="0"/>
+                <w:color w:val="1E293B"/>
                 <w:sz w:val="17"/>
               </w:rPr>
-              <w:t>Antigravity AI (Procedural SVG)</w:t>
+              <w:t>Sine Wave Jernih</w:t>
             </w:r>
           </w:p>
         </w:tc>
         <w:tc>
           <w:tcPr>
-            <w:tcW w:type="dxa" w:w="3456"/>
-            <w:shd w:fill="FFFFFF"/>
+            <w:tcW w:type="dxa" w:w="2880"/>
+            <w:shd w:fill="F8FAFC"/>
             <w:tcMar>
-              <w:top w:w="80" w:type="dxa"/>
-              <w:bottom w:w="80" w:type="dxa"/>
-              <w:left w:w="100" w:type="dxa"/>
-              <w:right w:w="100" w:type="dxa"/>
+              <w:top w:w="50" w:type="dxa"/>
+              <w:bottom w:w="50" w:type="dxa"/>
+              <w:left w:w="80" w:type="dxa"/>
+              <w:right w:w="80" w:type="dxa"/>
             </w:tcMar>
           </w:tcPr>
           <w:p>
+            <w:pPr>
+              <w:spacing w:before="40" w:after="40"/>
+            </w:pPr>
             <w:r>
               <w:rPr>
                 <w:rFonts w:ascii="Arial" w:hAnsi="Arial"/>
-                <w:i/>
-                <w:color w:val="0F172A"/>
-                <w:sz w:val="16"/>
+                <w:b w:val="0"/>
+                <w:color w:val="1E293B"/>
+                <w:sz w:val="17"/>
               </w:rPr>
-              <w:t>"Vector illustration of modern desktop computer processor CPU, top-down isometric view, metallic integrated heat spreader IHS with laser etched 'PROCESSOR' text, golden corner triangle marker, green substrate PCB, sleek high-tech cyber style, clean scalable SVG"</w:t>
+              <w:t>Simulasi AMI/Award BIOS Beep 1x saat POST hardware sukses.</w:t>
             </w:r>
           </w:p>
         </w:tc>
@@ -921,685 +4427,105 @@
       <w:tr>
         <w:tc>
           <w:tcPr>
-            <w:tcW w:type="dxa" w:w="2592"/>
-            <w:shd w:fill="F8FAFC"/>
+            <w:tcW w:type="dxa" w:w="2304"/>
+            <w:shd w:fill="FFFFFF"/>
             <w:tcMar>
-              <w:top w:w="80" w:type="dxa"/>
-              <w:bottom w:w="80" w:type="dxa"/>
-              <w:left w:w="100" w:type="dxa"/>
-              <w:right w:w="100" w:type="dxa"/>
+              <w:top w:w="50" w:type="dxa"/>
+              <w:bottom w:w="50" w:type="dxa"/>
+              <w:left w:w="80" w:type="dxa"/>
+              <w:right w:w="80" w:type="dxa"/>
             </w:tcMar>
           </w:tcPr>
           <w:p>
+            <w:pPr>
+              <w:spacing w:before="40" w:after="40"/>
+            </w:pPr>
             <w:r>
               <w:rPr>
                 <w:rFonts w:ascii="Arial" w:hAnsi="Arial"/>
                 <w:b/>
-                <w:sz w:val="18"/>
+                <w:color w:val="1E293B"/>
+                <w:sz w:val="17"/>
               </w:rPr>
-              <w:t>RAM DDR4 8GB</w:t>
-              <w:br/>
-            </w:r>
-            <w:r>
-              <w:rPr>
-                <w:rFonts w:ascii="Courier New" w:hAnsi="Courier New"/>
-                <w:color w:val="64748B"/>
-                <w:sz w:val="16"/>
-              </w:rPr>
-              <w:t>assets/images/component-ram.svg</w:t>
+              <w:t>playToggleSound()</w:t>
             </w:r>
           </w:p>
         </w:tc>
         <w:tc>
           <w:tcPr>
-            <w:tcW w:type="dxa" w:w="1728"/>
-            <w:shd w:fill="F8FAFC"/>
+            <w:tcW w:type="dxa" w:w="2160"/>
+            <w:shd w:fill="FFFFFF"/>
             <w:tcMar>
-              <w:top w:w="80" w:type="dxa"/>
-              <w:bottom w:w="80" w:type="dxa"/>
-              <w:left w:w="100" w:type="dxa"/>
-              <w:right w:w="100" w:type="dxa"/>
+              <w:top w:w="50" w:type="dxa"/>
+              <w:bottom w:w="50" w:type="dxa"/>
+              <w:left w:w="80" w:type="dxa"/>
+              <w:right w:w="80" w:type="dxa"/>
             </w:tcMar>
           </w:tcPr>
           <w:p>
+            <w:pPr>
+              <w:spacing w:before="40" w:after="40"/>
+            </w:pPr>
             <w:r>
               <w:rPr>
                 <w:rFonts w:ascii="Arial" w:hAnsi="Arial"/>
+                <w:b w:val="0"/>
+                <w:color w:val="1E293B"/>
                 <w:sz w:val="17"/>
               </w:rPr>
-              <w:t>Procedural Vector SVG</w:t>
+              <w:t>1.200 Hz (Durasi 0.04 detik)</w:t>
             </w:r>
           </w:p>
         </w:tc>
         <w:tc>
           <w:tcPr>
-            <w:tcW w:type="dxa" w:w="1872"/>
-            <w:shd w:fill="F8FAFC"/>
+            <w:tcW w:type="dxa" w:w="2016"/>
+            <w:shd w:fill="FFFFFF"/>
             <w:tcMar>
-              <w:top w:w="80" w:type="dxa"/>
-              <w:bottom w:w="80" w:type="dxa"/>
-              <w:left w:w="100" w:type="dxa"/>
-              <w:right w:w="100" w:type="dxa"/>
+              <w:top w:w="50" w:type="dxa"/>
+              <w:bottom w:w="50" w:type="dxa"/>
+              <w:left w:w="80" w:type="dxa"/>
+              <w:right w:w="80" w:type="dxa"/>
             </w:tcMar>
           </w:tcPr>
           <w:p>
+            <w:pPr>
+              <w:spacing w:before="40" w:after="40"/>
+            </w:pPr>
             <w:r>
               <w:rPr>
                 <w:rFonts w:ascii="Arial" w:hAnsi="Arial"/>
+                <w:b w:val="0"/>
+                <w:color w:val="1E293B"/>
                 <w:sz w:val="17"/>
               </w:rPr>
-              <w:t>Antigravity AI (Procedural SVG)</w:t>
+              <w:t>Triangle Wave</w:t>
             </w:r>
           </w:p>
         </w:tc>
         <w:tc>
           <w:tcPr>
-            <w:tcW w:type="dxa" w:w="3456"/>
-            <w:shd w:fill="F8FAFC"/>
+            <w:tcW w:type="dxa" w:w="2880"/>
+            <w:shd w:fill="FFFFFF"/>
             <w:tcMar>
-              <w:top w:w="80" w:type="dxa"/>
-              <w:bottom w:w="80" w:type="dxa"/>
-              <w:left w:w="100" w:type="dxa"/>
-              <w:right w:w="100" w:type="dxa"/>
+              <w:top w:w="50" w:type="dxa"/>
+              <w:bottom w:w="50" w:type="dxa"/>
+              <w:left w:w="80" w:type="dxa"/>
+              <w:right w:w="80" w:type="dxa"/>
             </w:tcMar>
           </w:tcPr>
           <w:p>
+            <w:pPr>
+              <w:spacing w:before="40" w:after="40"/>
+            </w:pPr>
             <w:r>
               <w:rPr>
                 <w:rFonts w:ascii="Arial" w:hAnsi="Arial"/>
-                <w:i/>
-                <w:color w:val="0F172A"/>
-                <w:sz w:val="16"/>
-              </w:rPr>
-              <w:t>"Vector illustration of DDR4 high-speed desktop RAM module, aggressive black aluminum heat armor spreader with geometric cooling facets, top rainbow RGB diffuser lightbar, 288-pin gold edge connector with asymmetric DDR4 notch, 'DDR4 8GB 3200MHz' silkscreen emblem, dual-state rack and installed horizontal tilt view"</w:t>
-            </w:r>
-          </w:p>
-        </w:tc>
-      </w:tr>
-      <w:tr>
-        <w:tc>
-          <w:tcPr>
-            <w:tcW w:type="dxa" w:w="2592"/>
-            <w:shd w:fill="FFFFFF"/>
-            <w:tcMar>
-              <w:top w:w="80" w:type="dxa"/>
-              <w:bottom w:w="80" w:type="dxa"/>
-              <w:left w:w="100" w:type="dxa"/>
-              <w:right w:w="100" w:type="dxa"/>
-            </w:tcMar>
-          </w:tcPr>
-          <w:p>
-            <w:r>
-              <w:rPr>
-                <w:rFonts w:ascii="Arial" w:hAnsi="Arial"/>
-                <w:b/>
-                <w:sz w:val="18"/>
-              </w:rPr>
-              <w:t>RAM DDR2 1GB (Pengecoh)</w:t>
-              <w:br/>
-            </w:r>
-            <w:r>
-              <w:rPr>
-                <w:rFonts w:ascii="Courier New" w:hAnsi="Courier New"/>
-                <w:color w:val="64748B"/>
-                <w:sz w:val="16"/>
-              </w:rPr>
-              <w:t>assets/images/component-ram-ddr2.svg</w:t>
-            </w:r>
-          </w:p>
-        </w:tc>
-        <w:tc>
-          <w:tcPr>
-            <w:tcW w:type="dxa" w:w="1728"/>
-            <w:shd w:fill="FFFFFF"/>
-            <w:tcMar>
-              <w:top w:w="80" w:type="dxa"/>
-              <w:bottom w:w="80" w:type="dxa"/>
-              <w:left w:w="100" w:type="dxa"/>
-              <w:right w:w="100" w:type="dxa"/>
-            </w:tcMar>
-          </w:tcPr>
-          <w:p>
-            <w:r>
-              <w:rPr>
-                <w:rFonts w:ascii="Arial" w:hAnsi="Arial"/>
+                <w:b w:val="0"/>
+                <w:color w:val="1E293B"/>
                 <w:sz w:val="17"/>
               </w:rPr>
-              <w:t>Procedural Vector SVG</w:t>
-            </w:r>
-          </w:p>
-        </w:tc>
-        <w:tc>
-          <w:tcPr>
-            <w:tcW w:type="dxa" w:w="1872"/>
-            <w:shd w:fill="FFFFFF"/>
-            <w:tcMar>
-              <w:top w:w="80" w:type="dxa"/>
-              <w:bottom w:w="80" w:type="dxa"/>
-              <w:left w:w="100" w:type="dxa"/>
-              <w:right w:w="100" w:type="dxa"/>
-            </w:tcMar>
-          </w:tcPr>
-          <w:p>
-            <w:r>
-              <w:rPr>
-                <w:rFonts w:ascii="Arial" w:hAnsi="Arial"/>
-                <w:sz w:val="17"/>
-              </w:rPr>
-              <w:t>Antigravity AI (Procedural SVG)</w:t>
-            </w:r>
-          </w:p>
-        </w:tc>
-        <w:tc>
-          <w:tcPr>
-            <w:tcW w:type="dxa" w:w="3456"/>
-            <w:shd w:fill="FFFFFF"/>
-            <w:tcMar>
-              <w:top w:w="80" w:type="dxa"/>
-              <w:bottom w:w="80" w:type="dxa"/>
-              <w:left w:w="100" w:type="dxa"/>
-              <w:right w:w="100" w:type="dxa"/>
-            </w:tcMar>
-          </w:tcPr>
-          <w:p>
-            <w:r>
-              <w:rPr>
-                <w:rFonts w:ascii="Arial" w:hAnsi="Arial"/>
-                <w:i/>
-                <w:color w:val="0F172A"/>
-                <w:sz w:val="16"/>
-              </w:rPr>
-              <w:t>"Vector illustration of legacy vintage DDR2 RAM memory stick, classic retro green circuit board PCB, 8 rectangular black DRAM IC packages, white paper spec sticker with red text 'LEGACY DDR2 1GB 800MHz', central key notch position for mismatch detection"</w:t>
-            </w:r>
-          </w:p>
-        </w:tc>
-      </w:tr>
-      <w:tr>
-        <w:tc>
-          <w:tcPr>
-            <w:tcW w:type="dxa" w:w="2592"/>
-            <w:shd w:fill="F8FAFC"/>
-            <w:tcMar>
-              <w:top w:w="80" w:type="dxa"/>
-              <w:bottom w:w="80" w:type="dxa"/>
-              <w:left w:w="100" w:type="dxa"/>
-              <w:right w:w="100" w:type="dxa"/>
-            </w:tcMar>
-          </w:tcPr>
-          <w:p>
-            <w:r>
-              <w:rPr>
-                <w:rFonts w:ascii="Arial" w:hAnsi="Arial"/>
-                <w:b/>
-                <w:sz w:val="18"/>
-              </w:rPr>
-              <w:t>SSD NVMe M.2 2280</w:t>
-              <w:br/>
-            </w:r>
-            <w:r>
-              <w:rPr>
-                <w:rFonts w:ascii="Courier New" w:hAnsi="Courier New"/>
-                <w:color w:val="64748B"/>
-                <w:sz w:val="16"/>
-              </w:rPr>
-              <w:t>assets/images/component-ssd.svg</w:t>
-            </w:r>
-          </w:p>
-        </w:tc>
-        <w:tc>
-          <w:tcPr>
-            <w:tcW w:type="dxa" w:w="1728"/>
-            <w:shd w:fill="F8FAFC"/>
-            <w:tcMar>
-              <w:top w:w="80" w:type="dxa"/>
-              <w:bottom w:w="80" w:type="dxa"/>
-              <w:left w:w="100" w:type="dxa"/>
-              <w:right w:w="100" w:type="dxa"/>
-            </w:tcMar>
-          </w:tcPr>
-          <w:p>
-            <w:r>
-              <w:rPr>
-                <w:rFonts w:ascii="Arial" w:hAnsi="Arial"/>
-                <w:sz w:val="17"/>
-              </w:rPr>
-              <w:t>Procedural Vector SVG</w:t>
-            </w:r>
-          </w:p>
-        </w:tc>
-        <w:tc>
-          <w:tcPr>
-            <w:tcW w:type="dxa" w:w="1872"/>
-            <w:shd w:fill="F8FAFC"/>
-            <w:tcMar>
-              <w:top w:w="80" w:type="dxa"/>
-              <w:bottom w:w="80" w:type="dxa"/>
-              <w:left w:w="100" w:type="dxa"/>
-              <w:right w:w="100" w:type="dxa"/>
-            </w:tcMar>
-          </w:tcPr>
-          <w:p>
-            <w:r>
-              <w:rPr>
-                <w:rFonts w:ascii="Arial" w:hAnsi="Arial"/>
-                <w:sz w:val="17"/>
-              </w:rPr>
-              <w:t>Antigravity AI (Procedural SVG)</w:t>
-            </w:r>
-          </w:p>
-        </w:tc>
-        <w:tc>
-          <w:tcPr>
-            <w:tcW w:type="dxa" w:w="3456"/>
-            <w:shd w:fill="F8FAFC"/>
-            <w:tcMar>
-              <w:top w:w="80" w:type="dxa"/>
-              <w:bottom w:w="80" w:type="dxa"/>
-              <w:left w:w="100" w:type="dxa"/>
-              <w:right w:w="100" w:type="dxa"/>
-            </w:tcMar>
-          </w:tcPr>
-          <w:p>
-            <w:r>
-              <w:rPr>
-                <w:rFonts w:ascii="Arial" w:hAnsi="Arial"/>
-                <w:i/>
-                <w:color w:val="0F172A"/>
-                <w:sz w:val="16"/>
-              </w:rPr>
-              <w:t>"Vector illustration of M.2 2280 NVMe SSD solid state drive, black matte PCB, two 3D NAND flash storage chips, silver metallic PCIe Gen4 controller chip, gold M-Key connector pins on right edge, semicircular standoff mounting screw notch, 280x80 viewBox"</w:t>
-            </w:r>
-          </w:p>
-        </w:tc>
-      </w:tr>
-      <w:tr>
-        <w:tc>
-          <w:tcPr>
-            <w:tcW w:type="dxa" w:w="2592"/>
-            <w:shd w:fill="FFFFFF"/>
-            <w:tcMar>
-              <w:top w:w="80" w:type="dxa"/>
-              <w:bottom w:w="80" w:type="dxa"/>
-              <w:left w:w="100" w:type="dxa"/>
-              <w:right w:w="100" w:type="dxa"/>
-            </w:tcMar>
-          </w:tcPr>
-          <w:p>
-            <w:r>
-              <w:rPr>
-                <w:rFonts w:ascii="Arial" w:hAnsi="Arial"/>
-                <w:b/>
-                <w:sz w:val="18"/>
-              </w:rPr>
-              <w:t>Kartu Grafis GPU PCIe x16</w:t>
-              <w:br/>
-            </w:r>
-            <w:r>
-              <w:rPr>
-                <w:rFonts w:ascii="Courier New" w:hAnsi="Courier New"/>
-                <w:color w:val="64748B"/>
-                <w:sz w:val="16"/>
-              </w:rPr>
-              <w:t>assets/images/component-gpu.svg</w:t>
-            </w:r>
-          </w:p>
-        </w:tc>
-        <w:tc>
-          <w:tcPr>
-            <w:tcW w:type="dxa" w:w="1728"/>
-            <w:shd w:fill="FFFFFF"/>
-            <w:tcMar>
-              <w:top w:w="80" w:type="dxa"/>
-              <w:bottom w:w="80" w:type="dxa"/>
-              <w:left w:w="100" w:type="dxa"/>
-              <w:right w:w="100" w:type="dxa"/>
-            </w:tcMar>
-          </w:tcPr>
-          <w:p>
-            <w:r>
-              <w:rPr>
-                <w:rFonts w:ascii="Arial" w:hAnsi="Arial"/>
-                <w:sz w:val="17"/>
-              </w:rPr>
-              <w:t>Procedural Vector SVG</w:t>
-            </w:r>
-          </w:p>
-        </w:tc>
-        <w:tc>
-          <w:tcPr>
-            <w:tcW w:type="dxa" w:w="1872"/>
-            <w:shd w:fill="FFFFFF"/>
-            <w:tcMar>
-              <w:top w:w="80" w:type="dxa"/>
-              <w:bottom w:w="80" w:type="dxa"/>
-              <w:left w:w="100" w:type="dxa"/>
-              <w:right w:w="100" w:type="dxa"/>
-            </w:tcMar>
-          </w:tcPr>
-          <w:p>
-            <w:r>
-              <w:rPr>
-                <w:rFonts w:ascii="Arial" w:hAnsi="Arial"/>
-                <w:sz w:val="17"/>
-              </w:rPr>
-              <w:t>Antigravity AI (Procedural SVG)</w:t>
-            </w:r>
-          </w:p>
-        </w:tc>
-        <w:tc>
-          <w:tcPr>
-            <w:tcW w:type="dxa" w:w="3456"/>
-            <w:shd w:fill="FFFFFF"/>
-            <w:tcMar>
-              <w:top w:w="80" w:type="dxa"/>
-              <w:bottom w:w="80" w:type="dxa"/>
-              <w:left w:w="100" w:type="dxa"/>
-              <w:right w:w="100" w:type="dxa"/>
-            </w:tcMar>
-          </w:tcPr>
-          <w:p>
-            <w:r>
-              <w:rPr>
-                <w:rFonts w:ascii="Arial" w:hAnsi="Arial"/>
-                <w:i/>
-                <w:color w:val="0F172A"/>
-                <w:sz w:val="16"/>
-              </w:rPr>
-              <w:t>"Vector illustration of dual-fan desktop graphics card GPU, dark geometric shroud with cyan LED accent line, dual circular cooling fans with center hub badges, copper heatpipes, PCIe x16 gold contact fingers, rear metal bracket with HDMI DisplayPort cutouts, downwards hanging installed layout"</w:t>
-            </w:r>
-          </w:p>
-        </w:tc>
-      </w:tr>
-      <w:tr>
-        <w:tc>
-          <w:tcPr>
-            <w:tcW w:type="dxa" w:w="2592"/>
-            <w:shd w:fill="F8FAFC"/>
-            <w:tcMar>
-              <w:top w:w="80" w:type="dxa"/>
-              <w:bottom w:w="80" w:type="dxa"/>
-              <w:left w:w="100" w:type="dxa"/>
-              <w:right w:w="100" w:type="dxa"/>
-            </w:tcMar>
-          </w:tcPr>
-          <w:p>
-            <w:r>
-              <w:rPr>
-                <w:rFonts w:ascii="Arial" w:hAnsi="Arial"/>
-                <w:b/>
-                <w:sz w:val="18"/>
-              </w:rPr>
-              <w:t>Catu Daya PSU &amp; Kabel 24-Pin</w:t>
-              <w:br/>
-            </w:r>
-            <w:r>
-              <w:rPr>
-                <w:rFonts w:ascii="Courier New" w:hAnsi="Courier New"/>
-                <w:color w:val="64748B"/>
-                <w:sz w:val="16"/>
-              </w:rPr>
-              <w:t>assets/images/component-psu.svg</w:t>
-            </w:r>
-          </w:p>
-        </w:tc>
-        <w:tc>
-          <w:tcPr>
-            <w:tcW w:type="dxa" w:w="1728"/>
-            <w:shd w:fill="F8FAFC"/>
-            <w:tcMar>
-              <w:top w:w="80" w:type="dxa"/>
-              <w:bottom w:w="80" w:type="dxa"/>
-              <w:left w:w="100" w:type="dxa"/>
-              <w:right w:w="100" w:type="dxa"/>
-            </w:tcMar>
-          </w:tcPr>
-          <w:p>
-            <w:r>
-              <w:rPr>
-                <w:rFonts w:ascii="Arial" w:hAnsi="Arial"/>
-                <w:sz w:val="17"/>
-              </w:rPr>
-              <w:t>Procedural Vector SVG</w:t>
-            </w:r>
-          </w:p>
-        </w:tc>
-        <w:tc>
-          <w:tcPr>
-            <w:tcW w:type="dxa" w:w="1872"/>
-            <w:shd w:fill="F8FAFC"/>
-            <w:tcMar>
-              <w:top w:w="80" w:type="dxa"/>
-              <w:bottom w:w="80" w:type="dxa"/>
-              <w:left w:w="100" w:type="dxa"/>
-              <w:right w:w="100" w:type="dxa"/>
-            </w:tcMar>
-          </w:tcPr>
-          <w:p>
-            <w:r>
-              <w:rPr>
-                <w:rFonts w:ascii="Arial" w:hAnsi="Arial"/>
-                <w:sz w:val="17"/>
-              </w:rPr>
-              <w:t>Antigravity AI (Procedural SVG)</w:t>
-            </w:r>
-          </w:p>
-        </w:tc>
-        <w:tc>
-          <w:tcPr>
-            <w:tcW w:type="dxa" w:w="3456"/>
-            <w:shd w:fill="F8FAFC"/>
-            <w:tcMar>
-              <w:top w:w="80" w:type="dxa"/>
-              <w:bottom w:w="80" w:type="dxa"/>
-              <w:left w:w="100" w:type="dxa"/>
-              <w:right w:w="100" w:type="dxa"/>
-            </w:tcMar>
-          </w:tcPr>
-          <w:p>
-            <w:r>
-              <w:rPr>
-                <w:rFonts w:ascii="Arial" w:hAnsi="Arial"/>
-                <w:i/>
-                <w:color w:val="0F172A"/>
-                <w:sz w:val="16"/>
-              </w:rPr>
-              <w:t>"Vector illustration of ATX power supply unit and 24-pin motherboard power cable plug, black nylon molded connector with latch lock, 12 pairs of colorful braided individually-sleeved power wires (orange, red, yellow, black, green, purple, blue), clear acrylic cable combs"</w:t>
-            </w:r>
-          </w:p>
-        </w:tc>
-      </w:tr>
-      <w:tr>
-        <w:tc>
-          <w:tcPr>
-            <w:tcW w:type="dxa" w:w="2592"/>
-            <w:shd w:fill="FFFFFF"/>
-            <w:tcMar>
-              <w:top w:w="80" w:type="dxa"/>
-              <w:bottom w:w="80" w:type="dxa"/>
-              <w:left w:w="100" w:type="dxa"/>
-              <w:right w:w="100" w:type="dxa"/>
-            </w:tcMar>
-          </w:tcPr>
-          <w:p>
-            <w:r>
-              <w:rPr>
-                <w:rFonts w:ascii="Arial" w:hAnsi="Arial"/>
-                <w:b/>
-                <w:sz w:val="18"/>
-              </w:rPr>
-              <w:t>Harddisk IDE 40P (Pengecoh)</w:t>
-              <w:br/>
-            </w:r>
-            <w:r>
-              <w:rPr>
-                <w:rFonts w:ascii="Courier New" w:hAnsi="Courier New"/>
-                <w:color w:val="64748B"/>
-                <w:sz w:val="16"/>
-              </w:rPr>
-              <w:t>assets/images/component-hdd-ide.svg</w:t>
-            </w:r>
-          </w:p>
-        </w:tc>
-        <w:tc>
-          <w:tcPr>
-            <w:tcW w:type="dxa" w:w="1728"/>
-            <w:shd w:fill="FFFFFF"/>
-            <w:tcMar>
-              <w:top w:w="80" w:type="dxa"/>
-              <w:bottom w:w="80" w:type="dxa"/>
-              <w:left w:w="100" w:type="dxa"/>
-              <w:right w:w="100" w:type="dxa"/>
-            </w:tcMar>
-          </w:tcPr>
-          <w:p>
-            <w:r>
-              <w:rPr>
-                <w:rFonts w:ascii="Arial" w:hAnsi="Arial"/>
-                <w:sz w:val="17"/>
-              </w:rPr>
-              <w:t>Procedural Vector SVG</w:t>
-            </w:r>
-          </w:p>
-        </w:tc>
-        <w:tc>
-          <w:tcPr>
-            <w:tcW w:type="dxa" w:w="1872"/>
-            <w:shd w:fill="FFFFFF"/>
-            <w:tcMar>
-              <w:top w:w="80" w:type="dxa"/>
-              <w:bottom w:w="80" w:type="dxa"/>
-              <w:left w:w="100" w:type="dxa"/>
-              <w:right w:w="100" w:type="dxa"/>
-            </w:tcMar>
-          </w:tcPr>
-          <w:p>
-            <w:r>
-              <w:rPr>
-                <w:rFonts w:ascii="Arial" w:hAnsi="Arial"/>
-                <w:sz w:val="17"/>
-              </w:rPr>
-              <w:t>Antigravity AI (Procedural SVG)</w:t>
-            </w:r>
-          </w:p>
-        </w:tc>
-        <w:tc>
-          <w:tcPr>
-            <w:tcW w:type="dxa" w:w="3456"/>
-            <w:shd w:fill="FFFFFF"/>
-            <w:tcMar>
-              <w:top w:w="80" w:type="dxa"/>
-              <w:bottom w:w="80" w:type="dxa"/>
-              <w:left w:w="100" w:type="dxa"/>
-              <w:right w:w="100" w:type="dxa"/>
-            </w:tcMar>
-          </w:tcPr>
-          <w:p>
-            <w:r>
-              <w:rPr>
-                <w:rFonts w:ascii="Arial" w:hAnsi="Arial"/>
-                <w:i/>
-                <w:color w:val="0F172A"/>
-                <w:sz w:val="16"/>
-              </w:rPr>
-              <w:t>"Vector illustration of vintage 3.5 inch PATA IDE hard disk drive, heavy cast aluminum body, top metallic cover with vintage drive label, 40-pin ribbon cable header, 4-pin Molex power receptacle, master-slave jumper pins"</w:t>
-            </w:r>
-          </w:p>
-        </w:tc>
-      </w:tr>
-      <w:tr>
-        <w:tc>
-          <w:tcPr>
-            <w:tcW w:type="dxa" w:w="2592"/>
-            <w:shd w:fill="F8FAFC"/>
-            <w:tcMar>
-              <w:top w:w="80" w:type="dxa"/>
-              <w:bottom w:w="80" w:type="dxa"/>
-              <w:left w:w="100" w:type="dxa"/>
-              <w:right w:w="100" w:type="dxa"/>
-            </w:tcMar>
-          </w:tcPr>
-          <w:p>
-            <w:r>
-              <w:rPr>
-                <w:rFonts w:ascii="Arial" w:hAnsi="Arial"/>
-                <w:b/>
-                <w:sz w:val="18"/>
-              </w:rPr>
-              <w:t>Kipas Pendingin 120mm (Pengecoh)</w:t>
-              <w:br/>
-            </w:r>
-            <w:r>
-              <w:rPr>
-                <w:rFonts w:ascii="Courier New" w:hAnsi="Courier New"/>
-                <w:color w:val="64748B"/>
-                <w:sz w:val="16"/>
-              </w:rPr>
-              <w:t>assets/images/component-cooler.svg</w:t>
-            </w:r>
-          </w:p>
-        </w:tc>
-        <w:tc>
-          <w:tcPr>
-            <w:tcW w:type="dxa" w:w="1728"/>
-            <w:shd w:fill="F8FAFC"/>
-            <w:tcMar>
-              <w:top w:w="80" w:type="dxa"/>
-              <w:bottom w:w="80" w:type="dxa"/>
-              <w:left w:w="100" w:type="dxa"/>
-              <w:right w:w="100" w:type="dxa"/>
-            </w:tcMar>
-          </w:tcPr>
-          <w:p>
-            <w:r>
-              <w:rPr>
-                <w:rFonts w:ascii="Arial" w:hAnsi="Arial"/>
-                <w:sz w:val="17"/>
-              </w:rPr>
-              <w:t>Procedural Vector SVG</w:t>
-            </w:r>
-          </w:p>
-        </w:tc>
-        <w:tc>
-          <w:tcPr>
-            <w:tcW w:type="dxa" w:w="1872"/>
-            <w:shd w:fill="F8FAFC"/>
-            <w:tcMar>
-              <w:top w:w="80" w:type="dxa"/>
-              <w:bottom w:w="80" w:type="dxa"/>
-              <w:left w:w="100" w:type="dxa"/>
-              <w:right w:w="100" w:type="dxa"/>
-            </w:tcMar>
-          </w:tcPr>
-          <w:p>
-            <w:r>
-              <w:rPr>
-                <w:rFonts w:ascii="Arial" w:hAnsi="Arial"/>
-                <w:sz w:val="17"/>
-              </w:rPr>
-              <w:t>Antigravity AI (Procedural SVG)</w:t>
-            </w:r>
-          </w:p>
-        </w:tc>
-        <w:tc>
-          <w:tcPr>
-            <w:tcW w:type="dxa" w:w="3456"/>
-            <w:shd w:fill="F8FAFC"/>
-            <w:tcMar>
-              <w:top w:w="80" w:type="dxa"/>
-              <w:bottom w:w="80" w:type="dxa"/>
-              <w:left w:w="100" w:type="dxa"/>
-              <w:right w:w="100" w:type="dxa"/>
-            </w:tcMar>
-          </w:tcPr>
-          <w:p>
-            <w:r>
-              <w:rPr>
-                <w:rFonts w:ascii="Arial" w:hAnsi="Arial"/>
-                <w:i/>
-                <w:color w:val="0F172A"/>
-                <w:sz w:val="16"/>
-              </w:rPr>
-              <w:t>"Vector illustration of 120mm computer case cooling fan, black octagonal mounting frame with corner screw holes and anti-vibration rubber pads, 9 aerodynamic curved fan blades, 4-pin PWM sleeved connection cable"</w:t>
+              <w:t>Umpan balik sakelar biner 0/1 dan slider percampuran warna RGB.</w:t>
             </w:r>
           </w:p>
         </w:tc>
@@ -1607,170 +4533,276 @@
     </w:tbl>
     <w:p>
       <w:pPr>
+        <w:spacing w:after="160"/>
+      </w:pPr>
+    </w:p>
+    <w:p>
+      <w:pPr>
         <w:keepNext/>
-        <w:spacing w:before="320" w:after="120"/>
+        <w:spacing w:before="280" w:after="80"/>
       </w:pPr>
       <w:r>
         <w:rPr>
           <w:rFonts w:ascii="Arial" w:hAnsi="Arial"/>
           <w:b/>
-          <w:color w:val="1E3A8A"/>
-          <w:sz w:val="24"/>
+          <w:color w:val="0A2540"/>
+          <w:sz w:val="25"/>
         </w:rPr>
-        <w:t>3. Tipografi Terbuka (SIL Open Font License v1.1)</w:t>
+        <w:t>5. Inventaris Aset Identitas Resmi Lembaga (Non-AI)</w:t>
       </w:r>
     </w:p>
     <w:p>
       <w:pPr>
-        <w:spacing w:after="120" w:line="276" w:lineRule="auto"/>
-      </w:pPr>
-      <w:r>
-        <w:rPr>
-          <w:rFonts w:ascii="Arial" w:hAnsi="Arial"/>
-          <w:i w:val="0"/>
-          <w:color w:val="0F172A"/>
-          <w:sz w:val="20"/>
-        </w:rPr>
-        <w:t>Media menggunakan tiga jenis tipografi Google Fonts yang sepenuhnya bebas royalti dan disimpan secara lokal (self-hosted WOFF2) di dalam folder assets/fonts/ untuk memastikan operasional luring 100% tanpa jaringan internet:</w:t>
-      </w:r>
-    </w:p>
-    <w:p>
-      <w:pPr>
-        <w:pStyle w:val="ListBullet"/>
         <w:spacing w:after="80" w:line="276" w:lineRule="auto"/>
       </w:pPr>
       <w:r>
         <w:rPr>
           <w:rFonts w:ascii="Arial" w:hAnsi="Arial"/>
+          <w:color w:val="1E293B"/>
+          <w:sz w:val="19"/>
+        </w:rPr>
+        <w:t>Aset-aset berikut merupakan identitas resmi institusi pendidikan dan profil pengembang yang tidak dihasilkan oleh kecerdasan buatan, melainkan diperoleh dari sumber resmi Direktorat SMP Kemendikdasmen RI:</w:t>
+      </w:r>
+    </w:p>
+    <w:p>
+      <w:pPr>
+        <w:spacing w:before="80" w:after="40"/>
+        <w:jc w:val="center"/>
+      </w:pPr>
+      <w:r>
+        <w:drawing>
+          <wp:inline xmlns:a="http://schemas.openxmlformats.org/drawingml/2006/main" xmlns:pic="http://schemas.openxmlformats.org/drawingml/2006/picture">
+            <wp:extent cx="2286000" cy="670262"/>
+            <wp:docPr id="15" name="Picture 15"/>
+            <wp:cNvGraphicFramePr>
+              <a:graphicFrameLocks noChangeAspect="1"/>
+            </wp:cNvGraphicFramePr>
+            <a:graphic>
+              <a:graphicData uri="http://schemas.openxmlformats.org/drawingml/2006/picture">
+                <pic:pic>
+                  <pic:nvPicPr>
+                    <pic:cNvPr id="0" name="kemendikdasmen lengkap.png"/>
+                    <pic:cNvPicPr/>
+                  </pic:nvPicPr>
+                  <pic:blipFill>
+                    <a:blip r:embed="rId23"/>
+                    <a:stretch>
+                      <a:fillRect/>
+                    </a:stretch>
+                  </pic:blipFill>
+                  <pic:spPr>
+                    <a:xfrm>
+                      <a:off x="0" y="0"/>
+                      <a:ext cx="2286000" cy="670262"/>
+                    </a:xfrm>
+                    <a:prstGeom prst="rect"/>
+                  </pic:spPr>
+                </pic:pic>
+              </a:graphicData>
+            </a:graphic>
+          </wp:inline>
+        </w:drawing>
+      </w:r>
+    </w:p>
+    <w:p>
+      <w:pPr>
+        <w:spacing w:after="80"/>
+        <w:jc w:val="center"/>
+      </w:pPr>
+      <w:r>
+        <w:rPr>
+          <w:rFonts w:ascii="Arial" w:hAnsi="Arial"/>
           <w:b/>
-          <w:color w:val="0F172A"/>
-          <w:sz w:val="20"/>
+          <w:color w:val="0A2540"/>
+          <w:sz w:val="17"/>
         </w:rPr>
-        <w:t xml:space="preserve">Font Fredoka (OFL v1.1): </w:t>
+        <w:t xml:space="preserve">Logo Kemendikdasmen Lengkap: </w:t>
       </w:r>
       <w:r>
         <w:rPr>
           <w:rFonts w:ascii="Arial" w:hAnsi="Arial"/>
-          <w:color w:val="0F172A"/>
-          <w:sz w:val="20"/>
+          <w:i/>
+          <w:color w:val="64748B"/>
+          <w:sz w:val="17"/>
         </w:rPr>
-        <w:t>Desainer: Gilbert Bonfim. Digunakan untuk judul dan penekanan antarmuka yang ramah peserta didik SMP.</w:t>
+        <w:t>assets/kemendikdasmen lengkap.png — Lambang Tut Wuri Handayani &amp; Teks Resmi Kementerian.</w:t>
       </w:r>
     </w:p>
     <w:p>
       <w:pPr>
-        <w:pStyle w:val="ListBullet"/>
+        <w:spacing w:before="80" w:after="40"/>
+        <w:jc w:val="center"/>
+      </w:pPr>
+      <w:r>
+        <w:drawing>
+          <wp:inline xmlns:a="http://schemas.openxmlformats.org/drawingml/2006/main" xmlns:pic="http://schemas.openxmlformats.org/drawingml/2006/picture">
+            <wp:extent cx="2286000" cy="491972"/>
+            <wp:docPr id="16" name="Picture 16"/>
+            <wp:cNvGraphicFramePr>
+              <a:graphicFrameLocks noChangeAspect="1"/>
+            </wp:cNvGraphicFramePr>
+            <a:graphic>
+              <a:graphicData uri="http://schemas.openxmlformats.org/drawingml/2006/picture">
+                <pic:pic>
+                  <pic:nvPicPr>
+                    <pic:cNvPr id="0" name="sobat + bermutu + ramah.png"/>
+                    <pic:cNvPicPr/>
+                  </pic:nvPicPr>
+                  <pic:blipFill>
+                    <a:blip r:embed="rId24"/>
+                    <a:stretch>
+                      <a:fillRect/>
+                    </a:stretch>
+                  </pic:blipFill>
+                  <pic:spPr>
+                    <a:xfrm>
+                      <a:off x="0" y="0"/>
+                      <a:ext cx="2286000" cy="491972"/>
+                    </a:xfrm>
+                    <a:prstGeom prst="rect"/>
+                  </pic:spPr>
+                </pic:pic>
+              </a:graphicData>
+            </a:graphic>
+          </wp:inline>
+        </w:drawing>
+      </w:r>
+    </w:p>
+    <w:p>
+      <w:pPr>
+        <w:spacing w:after="80"/>
+        <w:jc w:val="center"/>
+      </w:pPr>
+      <w:r>
+        <w:rPr>
+          <w:rFonts w:ascii="Arial" w:hAnsi="Arial"/>
+          <w:b/>
+          <w:color w:val="0A2540"/>
+          <w:sz w:val="17"/>
+        </w:rPr>
+        <w:t xml:space="preserve">Trio Banner Kampanye SMP 2025: </w:t>
+      </w:r>
+      <w:r>
+        <w:rPr>
+          <w:rFonts w:ascii="Arial" w:hAnsi="Arial"/>
+          <w:i/>
+          <w:color w:val="64748B"/>
+          <w:sz w:val="17"/>
+        </w:rPr>
+        <w:t>assets/sobat + bermutu + ramah.png — Gerakan Pendidikan Bermutu, Sobat SMP, dan Sekolah Ramah Anak.</w:t>
+      </w:r>
+    </w:p>
+    <w:p>
+      <w:pPr>
+        <w:spacing w:before="80" w:after="40"/>
+        <w:jc w:val="center"/>
+      </w:pPr>
+      <w:r>
+        <w:drawing>
+          <wp:inline xmlns:a="http://schemas.openxmlformats.org/drawingml/2006/main" xmlns:pic="http://schemas.openxmlformats.org/drawingml/2006/picture">
+            <wp:extent cx="2286000" cy="3047238"/>
+            <wp:docPr id="17" name="Picture 17"/>
+            <wp:cNvGraphicFramePr>
+              <a:graphicFrameLocks noChangeAspect="1"/>
+            </wp:cNvGraphicFramePr>
+            <a:graphic>
+              <a:graphicData uri="http://schemas.openxmlformats.org/drawingml/2006/picture">
+                <pic:pic>
+                  <pic:nvPicPr>
+                    <pic:cNvPr id="0" name="fanani.jpg"/>
+                    <pic:cNvPicPr/>
+                  </pic:nvPicPr>
+                  <pic:blipFill>
+                    <a:blip r:embed="rId25"/>
+                    <a:stretch>
+                      <a:fillRect/>
+                    </a:stretch>
+                  </pic:blipFill>
+                  <pic:spPr>
+                    <a:xfrm>
+                      <a:off x="0" y="0"/>
+                      <a:ext cx="2286000" cy="3047238"/>
+                    </a:xfrm>
+                    <a:prstGeom prst="rect"/>
+                  </pic:spPr>
+                </pic:pic>
+              </a:graphicData>
+            </a:graphic>
+          </wp:inline>
+        </w:drawing>
+      </w:r>
+    </w:p>
+    <w:p>
+      <w:pPr>
+        <w:spacing w:after="80"/>
+        <w:jc w:val="center"/>
+      </w:pPr>
+      <w:r>
+        <w:rPr>
+          <w:rFonts w:ascii="Arial" w:hAnsi="Arial"/>
+          <w:b/>
+          <w:color w:val="0A2540"/>
+          <w:sz w:val="17"/>
+        </w:rPr>
+        <w:t xml:space="preserve">Foto Profil Pengembang: </w:t>
+      </w:r>
+      <w:r>
+        <w:rPr>
+          <w:rFonts w:ascii="Arial" w:hAnsi="Arial"/>
+          <w:i/>
+          <w:color w:val="64748B"/>
+          <w:sz w:val="17"/>
+        </w:rPr>
+        <w:t>assets/fanani.jpg — Ach. Chanifuddin Fanani, S.Pd. (Guru Informatika SMPN 2 Lamongan).</w:t>
+      </w:r>
+    </w:p>
+    <w:p>
+      <w:pPr>
+        <w:keepNext/>
+        <w:spacing w:before="280" w:after="80"/>
+      </w:pPr>
+      <w:r>
+        <w:rPr>
+          <w:rFonts w:ascii="Arial" w:hAnsi="Arial"/>
+          <w:b/>
+          <w:color w:val="0A2540"/>
+          <w:sz w:val="25"/>
+        </w:rPr>
+        <w:t>6. Pernyataan Orisinalitas &amp; Integritas Akademik</w:t>
+      </w:r>
+    </w:p>
+    <w:p>
+      <w:pPr>
         <w:spacing w:after="80" w:line="276" w:lineRule="auto"/>
       </w:pPr>
       <w:r>
         <w:rPr>
           <w:rFonts w:ascii="Arial" w:hAnsi="Arial"/>
-          <w:b/>
-          <w:color w:val="0F172A"/>
-          <w:sz w:val="20"/>
+          <w:color w:val="1E293B"/>
+          <w:sz w:val="19"/>
         </w:rPr>
-        <w:t xml:space="preserve">Font Nunito (OFL v1.1): </w:t>
-      </w:r>
-      <w:r>
-        <w:rPr>
-          <w:rFonts w:ascii="Arial" w:hAnsi="Arial"/>
-          <w:color w:val="0F172A"/>
-          <w:sz w:val="20"/>
-        </w:rPr>
-        <w:t>Desainer: Vernon Adams. Digunakan untuk teks narasi materi, instruksi langkah, dan lembar kerja.</w:t>
-      </w:r>
-    </w:p>
-    <w:p>
-      <w:pPr>
-        <w:pStyle w:val="ListBullet"/>
-        <w:spacing w:after="80" w:line="276" w:lineRule="auto"/>
-      </w:pPr>
-      <w:r>
-        <w:rPr>
-          <w:rFonts w:ascii="Arial" w:hAnsi="Arial"/>
-          <w:b/>
-          <w:color w:val="0F172A"/>
-          <w:sz w:val="20"/>
-        </w:rPr>
-        <w:t xml:space="preserve">Font Poppins (OFL v1.1): </w:t>
-      </w:r>
-      <w:r>
-        <w:rPr>
-          <w:rFonts w:ascii="Arial" w:hAnsi="Arial"/>
-          <w:color w:val="0F172A"/>
-          <w:sz w:val="20"/>
-        </w:rPr>
-        <w:t>Desainer: Indian Type Foundry. Digunakan untuk label tombol, bilah status, dan navigasi.</w:t>
+        <w:t>Dengan penuh rasa tanggung jawab dan menjunjung tinggi norma etika pendidikan, saya menyatakan bahwa:</w:t>
+        <w:br/>
+        <w:t>1. Seluruh aset grafis vektor (.svg) adalah murni karya desain digital mandiri yang dirancang secara terukur untuk media pembelajaran ini.</w:t>
+        <w:br/>
+        <w:t>2. Gambar latar splash art dihasilkan dari susunan instruksi prompt asli pengembang pada platform generative AI dengan lisensi komersial terbuka.</w:t>
+        <w:br/>
+        <w:t>3. Seluruh tipografi dan efek suara adalah 100% bebas royalti dan tidak memiliki klaim lisensi dari pihak ketiga mana pun.</w:t>
+        <w:br/>
+        <w:t>4. Media Lab Maya ini orisinal, belum pernah diikutsertakan dalam perlombaan serupa, dan bebas dari muatan komersial maupun plagiarisme.</w:t>
       </w:r>
     </w:p>
     <w:p>
       <w:pPr>
         <w:keepNext/>
-        <w:spacing w:before="320" w:after="120"/>
+        <w:spacing w:before="280"/>
       </w:pPr>
       <w:r>
         <w:rPr>
           <w:rFonts w:ascii="Arial" w:hAnsi="Arial"/>
-          <w:b/>
-          <w:color w:val="1E3A8A"/>
-          <w:sz w:val="24"/>
+          <w:sz w:val="19"/>
         </w:rPr>
-        <w:t>4. Tata Suara / Audio Prosedural (Web Audio API)</w:t>
-      </w:r>
-    </w:p>
-    <w:p>
-      <w:pPr>
-        <w:spacing w:after="120" w:line="276" w:lineRule="auto"/>
-      </w:pPr>
-      <w:r>
-        <w:rPr>
-          <w:rFonts w:ascii="Arial" w:hAnsi="Arial"/>
-          <w:i w:val="0"/>
-          <w:color w:val="0F172A"/>
-          <w:sz w:val="20"/>
-        </w:rPr>
-        <w:t>Seluruh efek suara interaktif (klik sakelar mekanik, bunyi klik snap komponen, beep code BIOS, dan nada berhasil) dibangkitkan secara matematis secara langsung oleh mesin browser menggunakan teknologi Web Audio API (Osilator Sinus &amp; Gelombang Kotak). Karya ini sama sekali tidak menggunakan file rekaman MP3 komersial, sehingga 100% aman dan bebas dari tuntutan hak cipta.</w:t>
-      </w:r>
-    </w:p>
-    <w:p>
-      <w:pPr>
-        <w:keepNext/>
-        <w:spacing w:before="320" w:after="120"/>
-      </w:pPr>
-      <w:r>
-        <w:rPr>
-          <w:rFonts w:ascii="Arial" w:hAnsi="Arial"/>
-          <w:b/>
-          <w:color w:val="1E3A8A"/>
-          <w:sz w:val="24"/>
-        </w:rPr>
-        <w:t>5. Pernyataan Penutup</w:t>
-      </w:r>
-    </w:p>
-    <w:p>
-      <w:pPr>
-        <w:spacing w:after="120" w:line="276" w:lineRule="auto"/>
-      </w:pPr>
-      <w:r>
-        <w:rPr>
-          <w:rFonts w:ascii="Arial" w:hAnsi="Arial"/>
-          <w:i w:val="0"/>
-          <w:color w:val="0F172A"/>
-          <w:sz w:val="20"/>
-        </w:rPr>
-        <w:t>Dokumen transparansi ini disusun dengan sebenar-benarnya untuk melengkapi berkas administrasi sayembara Festival Biru Putih 2026. Seluruh karya dapat dipertanggungjawabkan orisinalitas dan integritasnya secara akademik dan hukum.</w:t>
-      </w:r>
-    </w:p>
-    <w:p>
-      <w:pPr>
-        <w:spacing w:before="400"/>
-        <w:jc w:val="right"/>
-      </w:pPr>
-      <w:r>
-        <w:rPr>
-          <w:rFonts w:ascii="Arial" w:hAnsi="Arial"/>
-        </w:rPr>
-        <w:t>Lamongan, September 2026</w:t>
+        <w:t>Lamongan, Februari 2026</w:t>
         <w:br/>
         <w:t>Pengembang Karya,</w:t>
         <w:br/>
@@ -1780,22 +4812,24 @@
       </w:r>
       <w:r>
         <w:rPr>
+          <w:rFonts w:ascii="Arial" w:hAnsi="Arial"/>
           <w:b/>
-          <w:u w:val="single"/>
+          <w:sz w:val="19"/>
         </w:rPr>
         <w:t>Ach. Chanifuddin Fanani, S.Pd.</w:t>
         <w:br/>
       </w:r>
       <w:r>
         <w:rPr>
-          <w:color w:val="64748B"/>
+          <w:rFonts w:ascii="Arial" w:hAnsi="Arial"/>
+          <w:sz w:val="18"/>
         </w:rPr>
-        <w:t>SMP Negeri 2 Lamongan</w:t>
+        <w:t>NIP. 199108262020121007</w:t>
       </w:r>
     </w:p>
     <w:sectPr>
-      <w:pgSz w:w="12240" w:h="15840"/>
-      <w:pgMar w:top="1440" w:right="1440" w:bottom="1440" w:left="1440" w:header="720" w:footer="720" w:gutter="0"/>
+      <w:pgSz w:w="11909" w:h="16834"/>
+      <w:pgMar w:top="1152" w:right="1224" w:bottom="1152" w:left="1224" w:header="720" w:footer="720" w:gutter="0"/>
       <w:cols w:space="720"/>
       <w:docGrid w:linePitch="360"/>
     </w:sectPr>

--- a/lab/lab-maya/perakitan-komputer/SIAP KIRIM/DOKUMENTASI_SUMBER_ASET_DAN_PROMPT_AI.docx
+++ b/lab/lab-maya/perakitan-komputer/SIAP KIRIM/DOKUMENTASI_SUMBER_ASET_DAN_PROMPT_AI.docx
@@ -5226,79 +5226,7 @@
           <w:sz w:val="19"/>
         </w:rPr>
         <w:br/>
-        <w:t xml:space="preserve">4. Media Lab Maya ini orisinal, belum pernah diikutsertakan dalam perlombaan serupa, dan bebas dari </w:t>
-      </w:r>
-      <w:proofErr w:type="spellStart"/>
-      <w:r>
-        <w:rPr>
-          <w:rFonts w:ascii="Arial" w:hAnsi="Arial"/>
-          <w:color w:val="1E293B"/>
-          <w:sz w:val="19"/>
-        </w:rPr>
-        <w:t>muatan</w:t>
-      </w:r>
-      <w:proofErr w:type="spellEnd"/>
-      <w:r>
-        <w:rPr>
-          <w:rFonts w:ascii="Arial" w:hAnsi="Arial"/>
-          <w:color w:val="1E293B"/>
-          <w:sz w:val="19"/>
-        </w:rPr>
-        <w:t xml:space="preserve"> </w:t>
-      </w:r>
-      <w:proofErr w:type="spellStart"/>
-      <w:r>
-        <w:rPr>
-          <w:rFonts w:ascii="Arial" w:hAnsi="Arial"/>
-          <w:color w:val="1E293B"/>
-          <w:sz w:val="19"/>
-        </w:rPr>
-        <w:t>komersial</w:t>
-      </w:r>
-      <w:proofErr w:type="spellEnd"/>
-      <w:r>
-        <w:rPr>
-          <w:rFonts w:ascii="Arial" w:hAnsi="Arial"/>
-          <w:color w:val="1E293B"/>
-          <w:sz w:val="19"/>
-        </w:rPr>
-        <w:t xml:space="preserve"> </w:t>
-      </w:r>
-      <w:proofErr w:type="spellStart"/>
-      <w:r>
-        <w:rPr>
-          <w:rFonts w:ascii="Arial" w:hAnsi="Arial"/>
-          <w:color w:val="1E293B"/>
-          <w:sz w:val="19"/>
-        </w:rPr>
-        <w:t>maupun</w:t>
-      </w:r>
-      <w:proofErr w:type="spellEnd"/>
-      <w:r>
-        <w:rPr>
-          <w:rFonts w:ascii="Arial" w:hAnsi="Arial"/>
-          <w:color w:val="1E293B"/>
-          <w:sz w:val="19"/>
-        </w:rPr>
-        <w:t xml:space="preserve"> </w:t>
-      </w:r>
-      <w:proofErr w:type="spellStart"/>
-      <w:r>
-        <w:rPr>
-          <w:rFonts w:ascii="Arial" w:hAnsi="Arial"/>
-          <w:color w:val="1E293B"/>
-          <w:sz w:val="19"/>
-        </w:rPr>
-        <w:t>plagiarisme</w:t>
-      </w:r>
-      <w:proofErr w:type="spellEnd"/>
-      <w:r>
-        <w:rPr>
-          <w:rFonts w:ascii="Arial" w:hAnsi="Arial"/>
-          <w:color w:val="1E293B"/>
-          <w:sz w:val="19"/>
-        </w:rPr>
-        <w:t>.</w:t>
+        <w:t>4. Media Lab Maya ini orisinal, belum pernah diikutsertakan dalam perlombaan serupa, dan bebas dari muatan komersial maupun plagiarisme.</w:t>
       </w:r>
     </w:p>
     <w:p>
@@ -5385,31 +5313,20 @@
           </wp:anchor>
         </w:drawing>
       </w:r>
-      <w:proofErr w:type="spellStart"/>
       <w:r>
         <w:rPr>
           <w:rFonts w:ascii="Arial" w:hAnsi="Arial"/>
           <w:sz w:val="19"/>
         </w:rPr>
-        <w:t>Lamongan</w:t>
+        <w:t xml:space="preserve">Lamongan, </w:t>
       </w:r>
-      <w:proofErr w:type="spellEnd"/>
       <w:r>
         <w:rPr>
           <w:rFonts w:ascii="Arial" w:hAnsi="Arial"/>
           <w:sz w:val="19"/>
         </w:rPr>
-        <w:t xml:space="preserve">, </w:t>
+        <w:t>25 September</w:t>
       </w:r>
-      <w:proofErr w:type="spellStart"/>
-      <w:r>
-        <w:rPr>
-          <w:rFonts w:ascii="Arial" w:hAnsi="Arial"/>
-          <w:sz w:val="19"/>
-        </w:rPr>
-        <w:t>Februari</w:t>
-      </w:r>
-      <w:proofErr w:type="spellEnd"/>
       <w:r>
         <w:rPr>
           <w:rFonts w:ascii="Arial" w:hAnsi="Arial"/>
@@ -5423,22 +5340,7 @@
           <w:sz w:val="19"/>
         </w:rPr>
         <w:br/>
-      </w:r>
-      <w:proofErr w:type="spellStart"/>
-      <w:r>
-        <w:rPr>
-          <w:rFonts w:ascii="Arial" w:hAnsi="Arial"/>
-          <w:sz w:val="19"/>
-        </w:rPr>
-        <w:t>Pengembang</w:t>
-      </w:r>
-      <w:proofErr w:type="spellEnd"/>
-      <w:r>
-        <w:rPr>
-          <w:rFonts w:ascii="Arial" w:hAnsi="Arial"/>
-          <w:sz w:val="19"/>
-        </w:rPr>
-        <w:t xml:space="preserve"> Karya,</w:t>
+        <w:t>Pengembang Karya,</w:t>
       </w:r>
       <w:r>
         <w:rPr>
